--- a/public/ITHIEL-BALOGUN-RESUME 2026.docx
+++ b/public/ITHIEL-BALOGUN-RESUME 2026.docx
@@ -1251,19 +1251,7 @@
           <w:rPr>
             <w:rStyle w:val="Hyperlink"/>
           </w:rPr>
-          <w:t>ithielb9@gma</w:t>
-        </w:r>
-        <w:r>
-          <w:rPr>
-            <w:rStyle w:val="Hyperlink"/>
-          </w:rPr>
-          <w:t>i</w:t>
-        </w:r>
-        <w:r>
-          <w:rPr>
-            <w:rStyle w:val="Hyperlink"/>
-          </w:rPr>
-          <w:t>l.com</w:t>
+          <w:t>ithielb9@gmail.com</w:t>
         </w:r>
       </w:hyperlink>
       <w:r>
@@ -1436,20 +1424,11 @@
         </mc:AlternateContent>
       </w:r>
       <w:r>
-        <w:t xml:space="preserve"> 09168728729</w:t>
-      </w:r>
-      <w:r>
-        <w:t>.</w:t>
+        <w:t xml:space="preserve"> 09168728729.</w:t>
       </w:r>
       <w:r>
         <w:tab/>
-        <w:t xml:space="preserve">  </w:t>
-      </w:r>
-      <w:r>
-        <w:t>Lagos, Nigeria</w:t>
-      </w:r>
-      <w:r>
-        <w:t xml:space="preserve">  </w:t>
+        <w:t xml:space="preserve">  Lagos, Nigeria  </w:t>
       </w:r>
       <w:r>
         <w:rPr>
@@ -1683,13 +1662,7 @@
       </w:r>
       <w:hyperlink r:id="rId5">
         <w:r>
-          <w:t>https://gith</w:t>
-        </w:r>
-        <w:r>
-          <w:t>u</w:t>
-        </w:r>
-        <w:r>
-          <w:t>b.com/Cyberrpanda</w:t>
+          <w:t>https://github.com/Cyberrpanda</w:t>
         </w:r>
       </w:hyperlink>
       <w:hyperlink r:id="rId6">
@@ -1703,13 +1676,13 @@
       </w:hyperlink>
       <w:hyperlink r:id="rId7">
         <w:r>
-          <w:t>https://www.linkedi</w:t>
+          <w:t>https://www.linkedin.com/in/ithielbalog</w:t>
+        </w:r>
+        <w:r>
+          <w:t>u</w:t>
         </w:r>
         <w:r>
           <w:t>n</w:t>
-        </w:r>
-        <w:r>
-          <w:t>.com/in/ithielbalogun</w:t>
         </w:r>
       </w:hyperlink>
       <w:r>
@@ -1740,15 +1713,29 @@
       <w:r>
         <w:t xml:space="preserve"> </w:t>
       </w:r>
-      <w:hyperlink r:id="rId9">
-        <w:r>
-          <w:rPr>
-            <w:sz w:val="2"/>
-            <w:vertAlign w:val="superscript"/>
-          </w:rPr>
-          <w:t xml:space="preserve"> </w:t>
-        </w:r>
-      </w:hyperlink>
+      <w:r>
+        <w:fldChar w:fldCharType="begin"/>
+      </w:r>
+      <w:r>
+        <w:instrText>HYPERLINK "https://ithiels-portfolio.onrender.com/" \h</w:instrText>
+      </w:r>
+      <w:r>
+        <w:fldChar w:fldCharType="separate"/>
+      </w:r>
+      <w:r>
+        <w:rPr>
+          <w:sz w:val="2"/>
+          <w:vertAlign w:val="superscript"/>
+        </w:rPr>
+        <w:t xml:space="preserve"> </w:t>
+      </w:r>
+      <w:r>
+        <w:rPr>
+          <w:sz w:val="2"/>
+          <w:vertAlign w:val="superscript"/>
+        </w:rPr>
+        <w:fldChar w:fldCharType="end"/>
+      </w:r>
       <w:r>
         <w:rPr>
           <w:noProof/>
@@ -2893,6 +2880,9 @@
       <w:r>
         <w:t>Inventory Lifecycle Management</w:t>
       </w:r>
+      <w:r>
+        <w:t>.</w:t>
+      </w:r>
     </w:p>
     <w:p>
       <w:pPr>
@@ -3027,7 +3017,10 @@
         <w:tab/>
       </w:r>
       <w:r>
-        <w:t>06/2025 – Present</w:t>
+        <w:t xml:space="preserve">JUN </w:t>
+      </w:r>
+      <w:r>
+        <w:t>2025 – Present</w:t>
       </w:r>
     </w:p>
     <w:p>
@@ -3044,11 +3037,19 @@
         <w:rPr>
           <w:i/>
         </w:rPr>
-        <w:tab/>
+        <w:t xml:space="preserve"> </w:t>
       </w:r>
       <w:r>
         <w:t xml:space="preserve">24/25 Marina Rd, </w:t>
       </w:r>
+      <w:r>
+        <w:t>Lagos Island, Nigeria</w:t>
+      </w:r>
+    </w:p>
+    <w:p>
+      <w:pPr>
+        <w:ind w:left="21"/>
+      </w:pPr>
       <w:r>
         <w:rPr>
           <w:noProof/>
@@ -3230,9 +3231,6 @@
         </w:rPr>
         <w:tab/>
       </w:r>
-      <w:r>
-        <w:t xml:space="preserve"> Lagos Island, Nigeria</w:t>
-      </w:r>
     </w:p>
     <w:p>
       <w:pPr>
@@ -3247,7 +3245,13 @@
       </w:r>
       <w:proofErr w:type="spellEnd"/>
       <w:r>
-        <w:t xml:space="preserve">), improving document processing reliability and reducing scan-related support tickets. </w:t>
+        <w:t>), improving document processing reliability and reducing scan-related</w:t>
+      </w:r>
+      <w:r>
+        <w:t xml:space="preserve"> </w:t>
+      </w:r>
+      <w:r>
+        <w:t xml:space="preserve">support tickets. </w:t>
       </w:r>
     </w:p>
     <w:p>
@@ -3994,7 +3998,13 @@
         <w:tab/>
       </w:r>
       <w:r>
-        <w:t xml:space="preserve"> domain access, and deploying required applications, ensuring new users were operational on day one. </w:t>
+        <w:t xml:space="preserve"> </w:t>
+      </w:r>
+      <w:r>
+        <w:t xml:space="preserve">  </w:t>
+      </w:r>
+      <w:r>
+        <w:t xml:space="preserve">domain access, and deploying required applications, ensuring new users were operational on day one. </w:t>
       </w:r>
     </w:p>
     <w:p>
@@ -4742,8 +4752,28 @@
         <w:tab/>
       </w:r>
       <w:r>
-        <w:t xml:space="preserve">09/2023 – 10/2023 </w:t>
-      </w:r>
+        <w:rPr>
+          <w:b/>
+        </w:rPr>
+        <w:t xml:space="preserve">                                                                                                                  </w:t>
+      </w:r>
+      <w:r>
+        <w:t xml:space="preserve">SEP </w:t>
+      </w:r>
+      <w:r>
+        <w:t xml:space="preserve">2023 – </w:t>
+      </w:r>
+      <w:r>
+        <w:t xml:space="preserve">OCT </w:t>
+      </w:r>
+      <w:r>
+        <w:t xml:space="preserve">2023 </w:t>
+      </w:r>
+    </w:p>
+    <w:p>
+      <w:pPr>
+        <w:ind w:left="21"/>
+      </w:pPr>
       <w:proofErr w:type="spellStart"/>
       <w:r>
         <w:rPr>
@@ -4762,7 +4792,7 @@
         <w:rPr>
           <w:i/>
         </w:rPr>
-        <w:tab/>
+        <w:t xml:space="preserve"> </w:t>
       </w:r>
       <w:r>
         <w:t>Lagos, Nigeria.</w:t>
@@ -5332,7 +5362,16 @@
         <w:tab/>
       </w:r>
       <w:r>
-        <w:t>01/2023 – 06/2023</w:t>
+        <w:t xml:space="preserve">JAN </w:t>
+      </w:r>
+      <w:r>
+        <w:t xml:space="preserve">2023 – </w:t>
+      </w:r>
+      <w:r>
+        <w:t xml:space="preserve">JUN </w:t>
+      </w:r>
+      <w:r>
+        <w:t>2023</w:t>
       </w:r>
     </w:p>
     <w:p>
@@ -5649,7 +5688,7 @@
         <w:rPr>
           <w:i/>
         </w:rPr>
-        <w:tab/>
+        <w:t xml:space="preserve"> </w:t>
       </w:r>
       <w:r>
         <w:t xml:space="preserve">Awolowo </w:t>
@@ -5660,7 +5699,20 @@
       </w:r>
       <w:proofErr w:type="gramEnd"/>
       <w:r>
-        <w:t xml:space="preserve"> Ikeja , Completed a six-month frontend development internship, gaining hands-on</w:t>
+        <w:t xml:space="preserve"> Ikeja , </w:t>
+      </w:r>
+      <w:r>
+        <w:t>Lagos , Nigeria.</w:t>
+      </w:r>
+    </w:p>
+    <w:p>
+      <w:pPr>
+        <w:spacing w:after="0"/>
+        <w:ind w:left="212" w:right="-2" w:hanging="199"/>
+        <w:jc w:val="both"/>
+      </w:pPr>
+      <w:r>
+        <w:t>Completed a six-month frontend development internship, gaining hands-on</w:t>
       </w:r>
       <w:r>
         <w:rPr>
@@ -5674,10 +5726,10 @@
           <w:color w:val="FFFFFF"/>
           <w:sz w:val="2"/>
         </w:rPr>
-        <w:tab/>
-      </w:r>
-      <w:r>
-        <w:t xml:space="preserve"> Lagos , Nigeria. experience building production-style web applications. </w:t>
+        <w:t xml:space="preserve">       </w:t>
+      </w:r>
+      <w:r>
+        <w:t xml:space="preserve">experience building production-style web applications. </w:t>
       </w:r>
     </w:p>
     <w:p>
@@ -6173,13 +6225,6 @@
         <w:t>•</w:t>
       </w:r>
       <w:r>
-        <w:rPr>
-          <w:color w:val="FFFFFF"/>
-          <w:sz w:val="2"/>
-        </w:rPr>
-        <w:tab/>
-      </w:r>
-      <w:r>
         <w:t xml:space="preserve">: To engineer a comprehensive library web application featuring </w:t>
       </w:r>
       <w:r>
@@ -6638,13 +6683,6 @@
         <w:t>•</w:t>
       </w:r>
       <w:r>
-        <w:rPr>
-          <w:color w:val="FFFFFF"/>
-          <w:sz w:val="2"/>
-        </w:rPr>
-        <w:tab/>
-      </w:r>
-      <w:r>
         <w:t xml:space="preserve">: To develop a high-performance, feature-rich fleet rental platform. The primary goal was to leverage </w:t>
       </w:r>
       <w:r>
@@ -7115,13 +7153,6 @@
           <w:sz w:val="2"/>
         </w:rPr>
         <w:t>•</w:t>
-      </w:r>
-      <w:r>
-        <w:rPr>
-          <w:color w:val="FFFFFF"/>
-          <w:sz w:val="2"/>
-        </w:rPr>
-        <w:tab/>
       </w:r>
       <w:r>
         <w:t xml:space="preserve">: To build a fully functional, user-friendly medical platform designed to </w:t>
@@ -7564,13 +7595,6 @@
         <w:t>•</w:t>
       </w:r>
       <w:r>
-        <w:rPr>
-          <w:color w:val="FFFFFF"/>
-          <w:sz w:val="2"/>
-        </w:rPr>
-        <w:tab/>
-      </w:r>
-      <w:r>
         <w:t xml:space="preserve">: To create a </w:t>
       </w:r>
       <w:r>
@@ -8037,6 +8061,13 @@
       <w:r>
         <w:t xml:space="preserve"> To develop a fully responsive corporate website that showcases core services and improves online visibility and user accessibility. The project focused on delivering a smooth, intuitive browsing experience by refining UI/ UX design and user flows through direct client collaboration. A key priority was ensuring a mobile-friendly layout integrated with interactive elements like sliders to highlight specific services. </w:t>
       </w:r>
+    </w:p>
+    <w:p>
+      <w:pPr>
+        <w:spacing w:after="270"/>
+        <w:ind w:left="13" w:right="-2" w:firstLine="161"/>
+        <w:jc w:val="both"/>
+      </w:pPr>
       <w:r>
         <w:rPr>
           <w:noProof/>
@@ -8283,6 +8314,7 @@
         <w:ind w:left="-5"/>
       </w:pPr>
       <w:r>
+        <w:lastRenderedPageBreak/>
         <w:t>EDUCATION</w:t>
       </w:r>
     </w:p>
@@ -8397,7 +8429,6 @@
         <w:rPr>
           <w:b/>
         </w:rPr>
-        <w:lastRenderedPageBreak/>
         <w:t>Bachelor of Science</w:t>
       </w:r>
       <w:r>

--- a/public/ITHIEL-BALOGUN-RESUME 2026.docx
+++ b/public/ITHIEL-BALOGUN-RESUME 2026.docx
@@ -5,7 +5,6 @@
     <w:p>
       <w:pPr>
         <w:spacing w:after="0" w:line="259" w:lineRule="auto"/>
-        <w:ind w:left="0" w:firstLine="0"/>
         <w:jc w:val="center"/>
       </w:pPr>
       <w:r>
@@ -19,8 +18,11 @@
     <w:p>
       <w:pPr>
         <w:spacing w:after="38" w:line="259" w:lineRule="auto"/>
-        <w:ind w:left="0" w:firstLine="0"/>
         <w:jc w:val="center"/>
+        <w:rPr>
+          <w:i/>
+          <w:sz w:val="30"/>
+        </w:rPr>
       </w:pPr>
       <w:r>
         <w:rPr>
@@ -32,1219 +34,18 @@
     </w:p>
     <w:p>
       <w:pPr>
-        <w:spacing w:after="188" w:line="396" w:lineRule="auto"/>
+        <w:spacing w:after="38" w:line="259" w:lineRule="auto"/>
+        <w:jc w:val="center"/>
       </w:pPr>
-      <w:r>
-        <w:rPr>
-          <w:noProof/>
-          <w:sz w:val="22"/>
-        </w:rPr>
-        <mc:AlternateContent>
-          <mc:Choice Requires="wpg">
-            <w:drawing>
-              <wp:anchor distT="0" distB="0" distL="114300" distR="114300" simplePos="0" relativeHeight="251659264" behindDoc="0" locked="0" layoutInCell="1" allowOverlap="1">
-                <wp:simplePos x="0" y="0"/>
-                <wp:positionH relativeFrom="column">
-                  <wp:posOffset>293370</wp:posOffset>
-                </wp:positionH>
-                <wp:positionV relativeFrom="paragraph">
-                  <wp:posOffset>51647</wp:posOffset>
-                </wp:positionV>
-                <wp:extent cx="133350" cy="377825"/>
-                <wp:effectExtent l="0" t="0" r="6350" b="3175"/>
-                <wp:wrapSquare wrapText="bothSides"/>
-                <wp:docPr id="4222" name="Group 4222"/>
-                <wp:cNvGraphicFramePr/>
-                <a:graphic xmlns:a="http://schemas.openxmlformats.org/drawingml/2006/main">
-                  <a:graphicData uri="http://schemas.microsoft.com/office/word/2010/wordprocessingGroup">
-                    <wpg:wgp>
-                      <wpg:cNvGrpSpPr/>
-                      <wpg:grpSpPr>
-                        <a:xfrm>
-                          <a:off x="0" y="0"/>
-                          <a:ext cx="133350" cy="377825"/>
-                          <a:chOff x="0" y="0"/>
-                          <a:chExt cx="133350" cy="377825"/>
-                        </a:xfrm>
-                      </wpg:grpSpPr>
-                      <wps:wsp>
-                        <wps:cNvPr id="797" name="Shape 797"/>
-                        <wps:cNvSpPr/>
-                        <wps:spPr>
-                          <a:xfrm>
-                            <a:off x="19304" y="36116"/>
-                            <a:ext cx="113792" cy="52784"/>
-                          </a:xfrm>
-                          <a:custGeom>
-                            <a:avLst/>
-                            <a:gdLst/>
-                            <a:ahLst/>
-                            <a:cxnLst/>
-                            <a:rect l="0" t="0" r="0" b="0"/>
-                            <a:pathLst>
-                              <a:path w="113792" h="52784">
-                                <a:moveTo>
-                                  <a:pt x="0" y="0"/>
-                                </a:moveTo>
-                                <a:lnTo>
-                                  <a:pt x="54273" y="22603"/>
-                                </a:lnTo>
-                                <a:cubicBezTo>
-                                  <a:pt x="54718" y="22964"/>
-                                  <a:pt x="55607" y="23153"/>
-                                  <a:pt x="56896" y="23153"/>
-                                </a:cubicBezTo>
-                                <a:cubicBezTo>
-                                  <a:pt x="57819" y="23195"/>
-                                  <a:pt x="58699" y="23019"/>
-                                  <a:pt x="59535" y="22625"/>
-                                </a:cubicBezTo>
-                                <a:lnTo>
-                                  <a:pt x="113792" y="0"/>
-                                </a:lnTo>
-                                <a:lnTo>
-                                  <a:pt x="113792" y="37966"/>
-                                </a:lnTo>
-                                <a:cubicBezTo>
-                                  <a:pt x="113792" y="46150"/>
-                                  <a:pt x="107425" y="52784"/>
-                                  <a:pt x="99568" y="52784"/>
-                                </a:cubicBezTo>
-                                <a:lnTo>
-                                  <a:pt x="14224" y="52784"/>
-                                </a:lnTo>
-                                <a:cubicBezTo>
-                                  <a:pt x="6368" y="52784"/>
-                                  <a:pt x="0" y="46150"/>
-                                  <a:pt x="0" y="37966"/>
-                                </a:cubicBezTo>
-                                <a:lnTo>
-                                  <a:pt x="0" y="0"/>
-                                </a:lnTo>
-                                <a:close/>
-                              </a:path>
-                            </a:pathLst>
-                          </a:custGeom>
-                          <a:ln w="0" cap="flat">
-                            <a:miter lim="127000"/>
-                          </a:ln>
-                        </wps:spPr>
-                        <wps:style>
-                          <a:lnRef idx="0">
-                            <a:srgbClr val="000000">
-                              <a:alpha val="0"/>
-                            </a:srgbClr>
-                          </a:lnRef>
-                          <a:fillRef idx="1">
-                            <a:srgbClr val="000000"/>
-                          </a:fillRef>
-                          <a:effectRef idx="0">
-                            <a:scrgbClr r="0" g="0" b="0"/>
-                          </a:effectRef>
-                          <a:fontRef idx="none"/>
-                        </wps:style>
-                        <wps:bodyPr/>
-                      </wps:wsp>
-                      <wps:wsp>
-                        <wps:cNvPr id="798" name="Shape 798"/>
-                        <wps:cNvSpPr/>
-                        <wps:spPr>
-                          <a:xfrm>
-                            <a:off x="19304" y="0"/>
-                            <a:ext cx="113792" cy="43894"/>
-                          </a:xfrm>
-                          <a:custGeom>
-                            <a:avLst/>
-                            <a:gdLst/>
-                            <a:ahLst/>
-                            <a:cxnLst/>
-                            <a:rect l="0" t="0" r="0" b="0"/>
-                            <a:pathLst>
-                              <a:path w="113792" h="43894">
-                                <a:moveTo>
-                                  <a:pt x="14224" y="0"/>
-                                </a:moveTo>
-                                <a:lnTo>
-                                  <a:pt x="99568" y="0"/>
-                                </a:lnTo>
-                                <a:cubicBezTo>
-                                  <a:pt x="107425" y="0"/>
-                                  <a:pt x="113792" y="6634"/>
-                                  <a:pt x="113792" y="14818"/>
-                                </a:cubicBezTo>
-                                <a:lnTo>
-                                  <a:pt x="113792" y="20186"/>
-                                </a:lnTo>
-                                <a:lnTo>
-                                  <a:pt x="56896" y="43894"/>
-                                </a:lnTo>
-                                <a:lnTo>
-                                  <a:pt x="0" y="20186"/>
-                                </a:lnTo>
-                                <a:lnTo>
-                                  <a:pt x="0" y="14818"/>
-                                </a:lnTo>
-                                <a:cubicBezTo>
-                                  <a:pt x="0" y="6634"/>
-                                  <a:pt x="6368" y="0"/>
-                                  <a:pt x="14224" y="0"/>
-                                </a:cubicBezTo>
-                                <a:close/>
-                              </a:path>
-                            </a:pathLst>
-                          </a:custGeom>
-                          <a:ln w="0" cap="flat">
-                            <a:miter lim="127000"/>
-                          </a:ln>
-                        </wps:spPr>
-                        <wps:style>
-                          <a:lnRef idx="0">
-                            <a:srgbClr val="000000">
-                              <a:alpha val="0"/>
-                            </a:srgbClr>
-                          </a:lnRef>
-                          <a:fillRef idx="1">
-                            <a:srgbClr val="000000"/>
-                          </a:fillRef>
-                          <a:effectRef idx="0">
-                            <a:scrgbClr r="0" g="0" b="0"/>
-                          </a:effectRef>
-                          <a:fontRef idx="none"/>
-                        </wps:style>
-                        <wps:bodyPr/>
-                      </wps:wsp>
-                      <wps:wsp>
-                        <wps:cNvPr id="811" name="Shape 811"/>
-                        <wps:cNvSpPr/>
-                        <wps:spPr>
-                          <a:xfrm>
-                            <a:off x="0" y="244475"/>
-                            <a:ext cx="29654" cy="133350"/>
-                          </a:xfrm>
-                          <a:custGeom>
-                            <a:avLst/>
-                            <a:gdLst/>
-                            <a:ahLst/>
-                            <a:cxnLst/>
-                            <a:rect l="0" t="0" r="0" b="0"/>
-                            <a:pathLst>
-                              <a:path w="29654" h="133350">
-                                <a:moveTo>
-                                  <a:pt x="9840" y="0"/>
-                                </a:moveTo>
-                                <a:lnTo>
-                                  <a:pt x="29654" y="0"/>
-                                </a:lnTo>
-                                <a:lnTo>
-                                  <a:pt x="29654" y="18363"/>
-                                </a:lnTo>
-                                <a:cubicBezTo>
-                                  <a:pt x="23303" y="18363"/>
-                                  <a:pt x="18191" y="23503"/>
-                                  <a:pt x="18191" y="29826"/>
-                                </a:cubicBezTo>
-                                <a:cubicBezTo>
-                                  <a:pt x="18191" y="36154"/>
-                                  <a:pt x="23297" y="41300"/>
-                                  <a:pt x="29654" y="41300"/>
-                                </a:cubicBezTo>
-                                <a:lnTo>
-                                  <a:pt x="29654" y="50006"/>
-                                </a:lnTo>
-                                <a:lnTo>
-                                  <a:pt x="19752" y="50006"/>
-                                </a:lnTo>
-                                <a:lnTo>
-                                  <a:pt x="19752" y="113636"/>
-                                </a:lnTo>
-                                <a:lnTo>
-                                  <a:pt x="29654" y="113636"/>
-                                </a:lnTo>
-                                <a:lnTo>
-                                  <a:pt x="29654" y="133350"/>
-                                </a:lnTo>
-                                <a:lnTo>
-                                  <a:pt x="9840" y="133350"/>
-                                </a:lnTo>
-                                <a:cubicBezTo>
-                                  <a:pt x="7120" y="133350"/>
-                                  <a:pt x="4660" y="132276"/>
-                                  <a:pt x="2880" y="130538"/>
-                                </a:cubicBezTo>
-                                <a:lnTo>
-                                  <a:pt x="0" y="123743"/>
-                                </a:lnTo>
-                                <a:lnTo>
-                                  <a:pt x="0" y="9606"/>
-                                </a:lnTo>
-                                <a:lnTo>
-                                  <a:pt x="2880" y="2813"/>
-                                </a:lnTo>
-                                <a:lnTo>
-                                  <a:pt x="9840" y="0"/>
-                                </a:lnTo>
-                                <a:close/>
-                              </a:path>
-                            </a:pathLst>
-                          </a:custGeom>
-                          <a:ln w="0" cap="flat">
-                            <a:miter lim="127000"/>
-                          </a:ln>
-                        </wps:spPr>
-                        <wps:style>
-                          <a:lnRef idx="0">
-                            <a:srgbClr val="000000">
-                              <a:alpha val="0"/>
-                            </a:srgbClr>
-                          </a:lnRef>
-                          <a:fillRef idx="1">
-                            <a:srgbClr val="000000"/>
-                          </a:fillRef>
-                          <a:effectRef idx="0">
-                            <a:scrgbClr r="0" g="0" b="0"/>
-                          </a:effectRef>
-                          <a:fontRef idx="none"/>
-                        </wps:style>
-                        <wps:bodyPr/>
-                      </wps:wsp>
-                      <wps:wsp>
-                        <wps:cNvPr id="812" name="Shape 812"/>
-                        <wps:cNvSpPr/>
-                        <wps:spPr>
-                          <a:xfrm>
-                            <a:off x="29654" y="244475"/>
-                            <a:ext cx="53132" cy="133350"/>
-                          </a:xfrm>
-                          <a:custGeom>
-                            <a:avLst/>
-                            <a:gdLst/>
-                            <a:ahLst/>
-                            <a:cxnLst/>
-                            <a:rect l="0" t="0" r="0" b="0"/>
-                            <a:pathLst>
-                              <a:path w="53132" h="133350">
-                                <a:moveTo>
-                                  <a:pt x="0" y="0"/>
-                                </a:moveTo>
-                                <a:lnTo>
-                                  <a:pt x="53132" y="0"/>
-                                </a:lnTo>
-                                <a:lnTo>
-                                  <a:pt x="53132" y="50341"/>
-                                </a:lnTo>
-                                <a:lnTo>
-                                  <a:pt x="48273" y="51665"/>
-                                </a:lnTo>
-                                <a:cubicBezTo>
-                                  <a:pt x="45127" y="53609"/>
-                                  <a:pt x="42853" y="56179"/>
-                                  <a:pt x="41527" y="58679"/>
-                                </a:cubicBezTo>
-                                <a:lnTo>
-                                  <a:pt x="41272" y="58679"/>
-                                </a:lnTo>
-                                <a:lnTo>
-                                  <a:pt x="41272" y="50006"/>
-                                </a:lnTo>
-                                <a:lnTo>
-                                  <a:pt x="22303" y="50006"/>
-                                </a:lnTo>
-                                <a:lnTo>
-                                  <a:pt x="22303" y="113636"/>
-                                </a:lnTo>
-                                <a:lnTo>
-                                  <a:pt x="42050" y="113636"/>
-                                </a:lnTo>
-                                <a:lnTo>
-                                  <a:pt x="42050" y="82149"/>
-                                </a:lnTo>
-                                <a:cubicBezTo>
-                                  <a:pt x="42050" y="77999"/>
-                                  <a:pt x="42443" y="73916"/>
-                                  <a:pt x="44123" y="70871"/>
-                                </a:cubicBezTo>
-                                <a:lnTo>
-                                  <a:pt x="53132" y="66225"/>
-                                </a:lnTo>
-                                <a:lnTo>
-                                  <a:pt x="53132" y="133350"/>
-                                </a:lnTo>
-                                <a:lnTo>
-                                  <a:pt x="0" y="133350"/>
-                                </a:lnTo>
-                                <a:lnTo>
-                                  <a:pt x="0" y="113636"/>
-                                </a:lnTo>
-                                <a:lnTo>
-                                  <a:pt x="9901" y="113636"/>
-                                </a:lnTo>
-                                <a:lnTo>
-                                  <a:pt x="9901" y="50006"/>
-                                </a:lnTo>
-                                <a:lnTo>
-                                  <a:pt x="0" y="50006"/>
-                                </a:lnTo>
-                                <a:lnTo>
-                                  <a:pt x="0" y="41300"/>
-                                </a:lnTo>
-                                <a:cubicBezTo>
-                                  <a:pt x="6329" y="41300"/>
-                                  <a:pt x="11468" y="36154"/>
-                                  <a:pt x="11468" y="29826"/>
-                                </a:cubicBezTo>
-                                <a:cubicBezTo>
-                                  <a:pt x="11468" y="23503"/>
-                                  <a:pt x="6334" y="18363"/>
-                                  <a:pt x="0" y="18363"/>
-                                </a:cubicBezTo>
-                                <a:lnTo>
-                                  <a:pt x="0" y="0"/>
-                                </a:lnTo>
-                                <a:close/>
-                              </a:path>
-                            </a:pathLst>
-                          </a:custGeom>
-                          <a:ln w="0" cap="flat">
-                            <a:miter lim="127000"/>
-                          </a:ln>
-                        </wps:spPr>
-                        <wps:style>
-                          <a:lnRef idx="0">
-                            <a:srgbClr val="000000">
-                              <a:alpha val="0"/>
-                            </a:srgbClr>
-                          </a:lnRef>
-                          <a:fillRef idx="1">
-                            <a:srgbClr val="000000"/>
-                          </a:fillRef>
-                          <a:effectRef idx="0">
-                            <a:scrgbClr r="0" g="0" b="0"/>
-                          </a:effectRef>
-                          <a:fontRef idx="none"/>
-                        </wps:style>
-                        <wps:bodyPr/>
-                      </wps:wsp>
-                      <wps:wsp>
-                        <wps:cNvPr id="813" name="Shape 813"/>
-                        <wps:cNvSpPr/>
-                        <wps:spPr>
-                          <a:xfrm>
-                            <a:off x="82785" y="244475"/>
-                            <a:ext cx="50565" cy="133350"/>
-                          </a:xfrm>
-                          <a:custGeom>
-                            <a:avLst/>
-                            <a:gdLst/>
-                            <a:ahLst/>
-                            <a:cxnLst/>
-                            <a:rect l="0" t="0" r="0" b="0"/>
-                            <a:pathLst>
-                              <a:path w="50565" h="133350">
-                                <a:moveTo>
-                                  <a:pt x="0" y="0"/>
-                                </a:moveTo>
-                                <a:lnTo>
-                                  <a:pt x="40686" y="0"/>
-                                </a:lnTo>
-                                <a:lnTo>
-                                  <a:pt x="47663" y="2813"/>
-                                </a:lnTo>
-                                <a:cubicBezTo>
-                                  <a:pt x="49453" y="4552"/>
-                                  <a:pt x="50565" y="6954"/>
-                                  <a:pt x="50565" y="9607"/>
-                                </a:cubicBezTo>
-                                <a:lnTo>
-                                  <a:pt x="50565" y="123743"/>
-                                </a:lnTo>
-                                <a:cubicBezTo>
-                                  <a:pt x="50565" y="129055"/>
-                                  <a:pt x="46120" y="133350"/>
-                                  <a:pt x="40686" y="133350"/>
-                                </a:cubicBezTo>
-                                <a:lnTo>
-                                  <a:pt x="0" y="133350"/>
-                                </a:lnTo>
-                                <a:lnTo>
-                                  <a:pt x="0" y="66225"/>
-                                </a:lnTo>
-                                <a:lnTo>
-                                  <a:pt x="786" y="65819"/>
-                                </a:lnTo>
-                                <a:cubicBezTo>
-                                  <a:pt x="10926" y="65819"/>
-                                  <a:pt x="11076" y="75315"/>
-                                  <a:pt x="11076" y="82694"/>
-                                </a:cubicBezTo>
-                                <a:lnTo>
-                                  <a:pt x="11076" y="113636"/>
-                                </a:lnTo>
-                                <a:lnTo>
-                                  <a:pt x="30823" y="113636"/>
-                                </a:lnTo>
-                                <a:lnTo>
-                                  <a:pt x="30829" y="113636"/>
-                                </a:lnTo>
-                                <a:lnTo>
-                                  <a:pt x="30829" y="78710"/>
-                                </a:lnTo>
-                                <a:cubicBezTo>
-                                  <a:pt x="30829" y="61569"/>
-                                  <a:pt x="27128" y="48400"/>
-                                  <a:pt x="7120" y="48400"/>
-                                </a:cubicBezTo>
-                                <a:lnTo>
-                                  <a:pt x="0" y="50341"/>
-                                </a:lnTo>
-                                <a:lnTo>
-                                  <a:pt x="0" y="0"/>
-                                </a:lnTo>
-                                <a:close/>
-                              </a:path>
-                            </a:pathLst>
-                          </a:custGeom>
-                          <a:ln w="0" cap="flat">
-                            <a:miter lim="127000"/>
-                          </a:ln>
-                        </wps:spPr>
-                        <wps:style>
-                          <a:lnRef idx="0">
-                            <a:srgbClr val="000000">
-                              <a:alpha val="0"/>
-                            </a:srgbClr>
-                          </a:lnRef>
-                          <a:fillRef idx="1">
-                            <a:srgbClr val="000000"/>
-                          </a:fillRef>
-                          <a:effectRef idx="0">
-                            <a:scrgbClr r="0" g="0" b="0"/>
-                          </a:effectRef>
-                          <a:fontRef idx="none"/>
-                        </wps:style>
-                        <wps:bodyPr/>
-                      </wps:wsp>
-                    </wpg:wgp>
-                  </a:graphicData>
-                </a:graphic>
-              </wp:anchor>
-            </w:drawing>
-          </mc:Choice>
-          <mc:Fallback>
-            <w:pict>
-              <v:group w14:anchorId="61D64372" id="Group 4222" o:spid="_x0000_s1026" style="position:absolute;margin-left:23.1pt;margin-top:4.05pt;width:10.5pt;height:29.75pt;z-index:251659264" coordsize="133350,377825" o:gfxdata="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">
-                <v:shape id="Shape 797" o:spid="_x0000_s1027" style="position:absolute;left:19304;top:36116;width:113792;height:52784;visibility:visible;mso-wrap-style:square;v-text-anchor:top" coordsize="113792,52784" o:gfxdata="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" path="m,l54273,22603v445,361,1334,550,2623,550c57819,23195,58699,23019,59535,22625l113792,r,37966c113792,46150,107425,52784,99568,52784r-85344,c6368,52784,,46150,,37966l,xe" fillcolor="black" stroked="f" strokeweight="0">
-                  <v:stroke miterlimit="83231f" joinstyle="miter"/>
-                  <v:path arrowok="t" textboxrect="0,0,113792,52784"/>
-                </v:shape>
-                <v:shape id="Shape 798" o:spid="_x0000_s1028" style="position:absolute;left:19304;width:113792;height:43894;visibility:visible;mso-wrap-style:square;v-text-anchor:top" coordsize="113792,43894" o:gfxdata="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" path="m14224,l99568,v7857,,14224,6634,14224,14818l113792,20186,56896,43894,,20186,,14818c,6634,6368,,14224,xe" fillcolor="black" stroked="f" strokeweight="0">
-                  <v:stroke miterlimit="83231f" joinstyle="miter"/>
-                  <v:path arrowok="t" textboxrect="0,0,113792,43894"/>
-                </v:shape>
-                <v:shape id="Shape 811" o:spid="_x0000_s1029" style="position:absolute;top:244475;width:29654;height:133350;visibility:visible;mso-wrap-style:square;v-text-anchor:top" coordsize="29654,133350" o:gfxdata="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" path="m9840,l29654,r,18363c23303,18363,18191,23503,18191,29826v,6328,5106,11474,11463,11474l29654,50006r-9902,l19752,113636r9902,l29654,133350r-19814,c7120,133350,4660,132276,2880,130538l,123743,,9606,2880,2813,9840,xe" fillcolor="black" stroked="f" strokeweight="0">
-                  <v:stroke miterlimit="83231f" joinstyle="miter"/>
-                  <v:path arrowok="t" textboxrect="0,0,29654,133350"/>
-                </v:shape>
-                <v:shape id="Shape 812" o:spid="_x0000_s1030" style="position:absolute;left:29654;top:244475;width:53132;height:133350;visibility:visible;mso-wrap-style:square;v-text-anchor:top" coordsize="53132,133350" o:gfxdata="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" path="m,l53132,r,50341l48273,51665v-3146,1944,-5420,4514,-6746,7014l41272,58679r,-8673l22303,50006r,63630l42050,113636r,-31487c42050,77999,42443,73916,44123,70871r9009,-4646l53132,133350,,133350,,113636r9901,l9901,50006,,50006,,41300v6329,,11468,-5146,11468,-11474c11468,23503,6334,18363,,18363l,xe" fillcolor="black" stroked="f" strokeweight="0">
-                  <v:stroke miterlimit="83231f" joinstyle="miter"/>
-                  <v:path arrowok="t" textboxrect="0,0,53132,133350"/>
-                </v:shape>
-                <v:shape id="Shape 813" o:spid="_x0000_s1031" style="position:absolute;left:82785;top:244475;width:50565;height:133350;visibility:visible;mso-wrap-style:square;v-text-anchor:top" coordsize="50565,133350" o:gfxdata="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" path="m,l40686,r6977,2813c49453,4552,50565,6954,50565,9607r,114136c50565,129055,46120,133350,40686,133350l,133350,,66225r786,-406c10926,65819,11076,75315,11076,82694r,30942l30823,113636r6,l30829,78710c30829,61569,27128,48400,7120,48400l,50341,,xe" fillcolor="black" stroked="f" strokeweight="0">
-                  <v:stroke miterlimit="83231f" joinstyle="miter"/>
-                  <v:path arrowok="t" textboxrect="0,0,50565,133350"/>
-                </v:shape>
-                <w10:wrap type="square"/>
-              </v:group>
-            </w:pict>
-          </mc:Fallback>
-        </mc:AlternateContent>
-      </w:r>
-      <w:r>
-        <w:rPr>
-          <w:noProof/>
-          <w:sz w:val="22"/>
-        </w:rPr>
-        <mc:AlternateContent>
-          <mc:Choice Requires="wpg">
-            <w:drawing>
-              <wp:anchor distT="0" distB="0" distL="114300" distR="114300" simplePos="0" relativeHeight="251658240" behindDoc="1" locked="0" layoutInCell="1" allowOverlap="1">
-                <wp:simplePos x="0" y="0"/>
-                <wp:positionH relativeFrom="column">
-                  <wp:posOffset>2674460</wp:posOffset>
-                </wp:positionH>
-                <wp:positionV relativeFrom="paragraph">
-                  <wp:posOffset>31574</wp:posOffset>
-                </wp:positionV>
-                <wp:extent cx="345982" cy="391808"/>
-                <wp:effectExtent l="0" t="0" r="0" b="0"/>
-                <wp:wrapNone/>
-                <wp:docPr id="4224" name="Group 4224"/>
-                <wp:cNvGraphicFramePr/>
-                <a:graphic xmlns:a="http://schemas.openxmlformats.org/drawingml/2006/main">
-                  <a:graphicData uri="http://schemas.microsoft.com/office/word/2010/wordprocessingGroup">
-                    <wpg:wgp>
-                      <wpg:cNvGrpSpPr/>
-                      <wpg:grpSpPr>
-                        <a:xfrm>
-                          <a:off x="0" y="0"/>
-                          <a:ext cx="345982" cy="391808"/>
-                          <a:chOff x="0" y="0"/>
-                          <a:chExt cx="345982" cy="391808"/>
-                        </a:xfrm>
-                      </wpg:grpSpPr>
-                      <wps:wsp>
-                        <wps:cNvPr id="804" name="Shape 804"/>
-                        <wps:cNvSpPr/>
-                        <wps:spPr>
-                          <a:xfrm>
-                            <a:off x="0" y="997"/>
-                            <a:ext cx="50018" cy="131353"/>
-                          </a:xfrm>
-                          <a:custGeom>
-                            <a:avLst/>
-                            <a:gdLst/>
-                            <a:ahLst/>
-                            <a:cxnLst/>
-                            <a:rect l="0" t="0" r="0" b="0"/>
-                            <a:pathLst>
-                              <a:path w="50018" h="131353">
-                                <a:moveTo>
-                                  <a:pt x="50018" y="0"/>
-                                </a:moveTo>
-                                <a:lnTo>
-                                  <a:pt x="50018" y="27657"/>
-                                </a:lnTo>
-                                <a:lnTo>
-                                  <a:pt x="50017" y="27657"/>
-                                </a:lnTo>
-                                <a:cubicBezTo>
-                                  <a:pt x="42361" y="27657"/>
-                                  <a:pt x="35288" y="31891"/>
-                                  <a:pt x="31460" y="38769"/>
-                                </a:cubicBezTo>
-                                <a:cubicBezTo>
-                                  <a:pt x="29545" y="42225"/>
-                                  <a:pt x="28589" y="45928"/>
-                                  <a:pt x="28589" y="49879"/>
-                                </a:cubicBezTo>
-                                <a:cubicBezTo>
-                                  <a:pt x="28589" y="53829"/>
-                                  <a:pt x="29545" y="57533"/>
-                                  <a:pt x="31460" y="60989"/>
-                                </a:cubicBezTo>
-                                <a:cubicBezTo>
-                                  <a:pt x="35288" y="67862"/>
-                                  <a:pt x="42361" y="72101"/>
-                                  <a:pt x="50017" y="72101"/>
-                                </a:cubicBezTo>
-                                <a:lnTo>
-                                  <a:pt x="50018" y="72101"/>
-                                </a:lnTo>
-                                <a:lnTo>
-                                  <a:pt x="50018" y="131352"/>
-                                </a:lnTo>
-                                <a:lnTo>
-                                  <a:pt x="50017" y="131353"/>
-                                </a:lnTo>
-                                <a:cubicBezTo>
-                                  <a:pt x="40953" y="123333"/>
-                                  <a:pt x="32619" y="114615"/>
-                                  <a:pt x="25014" y="105200"/>
-                                </a:cubicBezTo>
-                                <a:cubicBezTo>
-                                  <a:pt x="13585" y="91048"/>
-                                  <a:pt x="11" y="69968"/>
-                                  <a:pt x="11" y="49876"/>
-                                </a:cubicBezTo>
-                                <a:cubicBezTo>
-                                  <a:pt x="0" y="28901"/>
-                                  <a:pt x="12185" y="9982"/>
-                                  <a:pt x="30882" y="1954"/>
-                                </a:cubicBezTo>
-                                <a:lnTo>
-                                  <a:pt x="50018" y="0"/>
-                                </a:lnTo>
-                                <a:close/>
-                              </a:path>
-                            </a:pathLst>
-                          </a:custGeom>
-                          <a:ln w="0" cap="flat">
-                            <a:miter lim="127000"/>
-                          </a:ln>
-                        </wps:spPr>
-                        <wps:style>
-                          <a:lnRef idx="0">
-                            <a:srgbClr val="000000">
-                              <a:alpha val="0"/>
-                            </a:srgbClr>
-                          </a:lnRef>
-                          <a:fillRef idx="1">
-                            <a:srgbClr val="000000"/>
-                          </a:fillRef>
-                          <a:effectRef idx="0">
-                            <a:scrgbClr r="0" g="0" b="0"/>
-                          </a:effectRef>
-                          <a:fontRef idx="none"/>
-                        </wps:style>
-                        <wps:bodyPr/>
-                      </wps:wsp>
-                      <wps:wsp>
-                        <wps:cNvPr id="805" name="Shape 805"/>
-                        <wps:cNvSpPr/>
-                        <wps:spPr>
-                          <a:xfrm>
-                            <a:off x="50018" y="0"/>
-                            <a:ext cx="50050" cy="132349"/>
-                          </a:xfrm>
-                          <a:custGeom>
-                            <a:avLst/>
-                            <a:gdLst/>
-                            <a:ahLst/>
-                            <a:cxnLst/>
-                            <a:rect l="0" t="0" r="0" b="0"/>
-                            <a:pathLst>
-                              <a:path w="50050" h="132349">
-                                <a:moveTo>
-                                  <a:pt x="9765" y="0"/>
-                                </a:moveTo>
-                                <a:cubicBezTo>
-                                  <a:pt x="19268" y="1961"/>
-                                  <a:pt x="28222" y="6781"/>
-                                  <a:pt x="35370" y="14202"/>
-                                </a:cubicBezTo>
-                                <a:cubicBezTo>
-                                  <a:pt x="44777" y="23914"/>
-                                  <a:pt x="50050" y="37116"/>
-                                  <a:pt x="50005" y="50873"/>
-                                </a:cubicBezTo>
-                                <a:cubicBezTo>
-                                  <a:pt x="50005" y="70964"/>
-                                  <a:pt x="36431" y="92045"/>
-                                  <a:pt x="25002" y="106197"/>
-                                </a:cubicBezTo>
-                                <a:lnTo>
-                                  <a:pt x="0" y="132349"/>
-                                </a:lnTo>
-                                <a:lnTo>
-                                  <a:pt x="0" y="73098"/>
-                                </a:lnTo>
-                                <a:lnTo>
-                                  <a:pt x="15153" y="66588"/>
-                                </a:lnTo>
-                                <a:cubicBezTo>
-                                  <a:pt x="19031" y="62566"/>
-                                  <a:pt x="21430" y="57010"/>
-                                  <a:pt x="21430" y="50873"/>
-                                </a:cubicBezTo>
-                                <a:cubicBezTo>
-                                  <a:pt x="21430" y="44739"/>
-                                  <a:pt x="19031" y="39184"/>
-                                  <a:pt x="15153" y="35163"/>
-                                </a:cubicBezTo>
-                                <a:lnTo>
-                                  <a:pt x="0" y="28654"/>
-                                </a:lnTo>
-                                <a:lnTo>
-                                  <a:pt x="0" y="997"/>
-                                </a:lnTo>
-                                <a:lnTo>
-                                  <a:pt x="9765" y="0"/>
-                                </a:lnTo>
-                                <a:close/>
-                              </a:path>
-                            </a:pathLst>
-                          </a:custGeom>
-                          <a:ln w="0" cap="flat">
-                            <a:miter lim="127000"/>
-                          </a:ln>
-                        </wps:spPr>
-                        <wps:style>
-                          <a:lnRef idx="0">
-                            <a:srgbClr val="000000">
-                              <a:alpha val="0"/>
-                            </a:srgbClr>
-                          </a:lnRef>
-                          <a:fillRef idx="1">
-                            <a:srgbClr val="000000"/>
-                          </a:fillRef>
-                          <a:effectRef idx="0">
-                            <a:scrgbClr r="0" g="0" b="0"/>
-                          </a:effectRef>
-                          <a:fontRef idx="none"/>
-                        </wps:style>
-                        <wps:bodyPr/>
-                      </wps:wsp>
-                      <wps:wsp>
-                        <wps:cNvPr id="816" name="Shape 816"/>
-                        <wps:cNvSpPr/>
-                        <wps:spPr>
-                          <a:xfrm>
-                            <a:off x="273099" y="272868"/>
-                            <a:ext cx="72883" cy="72889"/>
-                          </a:xfrm>
-                          <a:custGeom>
-                            <a:avLst/>
-                            <a:gdLst/>
-                            <a:ahLst/>
-                            <a:cxnLst/>
-                            <a:rect l="0" t="0" r="0" b="0"/>
-                            <a:pathLst>
-                              <a:path w="72883" h="72889">
-                                <a:moveTo>
-                                  <a:pt x="37267" y="1"/>
-                                </a:moveTo>
-                                <a:cubicBezTo>
-                                  <a:pt x="41990" y="2"/>
-                                  <a:pt x="46532" y="907"/>
-                                  <a:pt x="50895" y="2714"/>
-                                </a:cubicBezTo>
-                                <a:cubicBezTo>
-                                  <a:pt x="55258" y="4522"/>
-                                  <a:pt x="59109" y="7096"/>
-                                  <a:pt x="62448" y="10435"/>
-                                </a:cubicBezTo>
-                                <a:cubicBezTo>
-                                  <a:pt x="65787" y="13774"/>
-                                  <a:pt x="68361" y="17625"/>
-                                  <a:pt x="70168" y="21988"/>
-                                </a:cubicBezTo>
-                                <a:cubicBezTo>
-                                  <a:pt x="71976" y="26351"/>
-                                  <a:pt x="72880" y="30893"/>
-                                  <a:pt x="72882" y="35615"/>
-                                </a:cubicBezTo>
-                                <a:cubicBezTo>
-                                  <a:pt x="72883" y="40338"/>
-                                  <a:pt x="71980" y="44881"/>
-                                  <a:pt x="70175" y="49244"/>
-                                </a:cubicBezTo>
-                                <a:cubicBezTo>
-                                  <a:pt x="68369" y="53608"/>
-                                  <a:pt x="65798" y="57460"/>
-                                  <a:pt x="62460" y="60801"/>
-                                </a:cubicBezTo>
-                                <a:lnTo>
-                                  <a:pt x="62455" y="60807"/>
-                                </a:lnTo>
-                                <a:lnTo>
-                                  <a:pt x="52920" y="70347"/>
-                                </a:lnTo>
-                                <a:cubicBezTo>
-                                  <a:pt x="51230" y="72040"/>
-                                  <a:pt x="49188" y="72887"/>
-                                  <a:pt x="46796" y="72888"/>
-                                </a:cubicBezTo>
-                                <a:cubicBezTo>
-                                  <a:pt x="44403" y="72889"/>
-                                  <a:pt x="42361" y="72043"/>
-                                  <a:pt x="40670" y="70352"/>
-                                </a:cubicBezTo>
-                                <a:cubicBezTo>
-                                  <a:pt x="38978" y="68660"/>
-                                  <a:pt x="38132" y="66618"/>
-                                  <a:pt x="38133" y="64225"/>
-                                </a:cubicBezTo>
-                                <a:cubicBezTo>
-                                  <a:pt x="38134" y="61833"/>
-                                  <a:pt x="38981" y="59791"/>
-                                  <a:pt x="40674" y="58101"/>
-                                </a:cubicBezTo>
-                                <a:lnTo>
-                                  <a:pt x="50214" y="48561"/>
-                                </a:lnTo>
-                                <a:cubicBezTo>
-                                  <a:pt x="51965" y="46852"/>
-                                  <a:pt x="53319" y="44871"/>
-                                  <a:pt x="54276" y="42619"/>
-                                </a:cubicBezTo>
-                                <a:cubicBezTo>
-                                  <a:pt x="55233" y="40367"/>
-                                  <a:pt x="55719" y="38018"/>
-                                  <a:pt x="55733" y="35571"/>
-                                </a:cubicBezTo>
-                                <a:cubicBezTo>
-                                  <a:pt x="55749" y="33125"/>
-                                  <a:pt x="55291" y="30769"/>
-                                  <a:pt x="54362" y="28506"/>
-                                </a:cubicBezTo>
-                                <a:cubicBezTo>
-                                  <a:pt x="53432" y="26243"/>
-                                  <a:pt x="52103" y="24246"/>
-                                  <a:pt x="50373" y="22515"/>
-                                </a:cubicBezTo>
-                                <a:cubicBezTo>
-                                  <a:pt x="48643" y="20785"/>
-                                  <a:pt x="46646" y="19455"/>
-                                  <a:pt x="44383" y="18525"/>
-                                </a:cubicBezTo>
-                                <a:cubicBezTo>
-                                  <a:pt x="42120" y="17595"/>
-                                  <a:pt x="39765" y="17138"/>
-                                  <a:pt x="37318" y="17152"/>
-                                </a:cubicBezTo>
-                                <a:cubicBezTo>
-                                  <a:pt x="34872" y="17166"/>
-                                  <a:pt x="32522" y="17652"/>
-                                  <a:pt x="30270" y="18608"/>
-                                </a:cubicBezTo>
-                                <a:cubicBezTo>
-                                  <a:pt x="28018" y="19565"/>
-                                  <a:pt x="26037" y="20918"/>
-                                  <a:pt x="24328" y="22669"/>
-                                </a:cubicBezTo>
-                                <a:lnTo>
-                                  <a:pt x="24317" y="22680"/>
-                                </a:lnTo>
-                                <a:lnTo>
-                                  <a:pt x="14782" y="32214"/>
-                                </a:lnTo>
-                                <a:cubicBezTo>
-                                  <a:pt x="13091" y="33905"/>
-                                  <a:pt x="11050" y="34750"/>
-                                  <a:pt x="8659" y="34750"/>
-                                </a:cubicBezTo>
-                                <a:cubicBezTo>
-                                  <a:pt x="6268" y="34750"/>
-                                  <a:pt x="4227" y="33905"/>
-                                  <a:pt x="2536" y="32214"/>
-                                </a:cubicBezTo>
-                                <a:cubicBezTo>
-                                  <a:pt x="845" y="30523"/>
-                                  <a:pt x="0" y="28482"/>
-                                  <a:pt x="0" y="26091"/>
-                                </a:cubicBezTo>
-                                <a:cubicBezTo>
-                                  <a:pt x="0" y="23700"/>
-                                  <a:pt x="845" y="21659"/>
-                                  <a:pt x="2536" y="19968"/>
-                                </a:cubicBezTo>
-                                <a:lnTo>
-                                  <a:pt x="12076" y="10428"/>
-                                </a:lnTo>
-                                <a:lnTo>
-                                  <a:pt x="12082" y="10423"/>
-                                </a:lnTo>
-                                <a:cubicBezTo>
-                                  <a:pt x="15423" y="7085"/>
-                                  <a:pt x="19275" y="4513"/>
-                                  <a:pt x="23638" y="2708"/>
-                                </a:cubicBezTo>
-                                <a:cubicBezTo>
-                                  <a:pt x="28002" y="902"/>
-                                  <a:pt x="32545" y="0"/>
-                                  <a:pt x="37267" y="1"/>
-                                </a:cubicBezTo>
-                                <a:close/>
-                              </a:path>
-                            </a:pathLst>
-                          </a:custGeom>
-                          <a:ln w="0" cap="flat">
-                            <a:miter lim="127000"/>
-                          </a:ln>
-                        </wps:spPr>
-                        <wps:style>
-                          <a:lnRef idx="0">
-                            <a:srgbClr val="000000">
-                              <a:alpha val="0"/>
-                            </a:srgbClr>
-                          </a:lnRef>
-                          <a:fillRef idx="1">
-                            <a:srgbClr val="000000"/>
-                          </a:fillRef>
-                          <a:effectRef idx="0">
-                            <a:scrgbClr r="0" g="0" b="0"/>
-                          </a:effectRef>
-                          <a:fontRef idx="none"/>
-                        </wps:style>
-                        <wps:bodyPr/>
-                      </wps:wsp>
-                      <wps:wsp>
-                        <wps:cNvPr id="817" name="Shape 817"/>
-                        <wps:cNvSpPr/>
-                        <wps:spPr>
-                          <a:xfrm>
-                            <a:off x="258890" y="304598"/>
-                            <a:ext cx="55365" cy="55362"/>
-                          </a:xfrm>
-                          <a:custGeom>
-                            <a:avLst/>
-                            <a:gdLst/>
-                            <a:ahLst/>
-                            <a:cxnLst/>
-                            <a:rect l="0" t="0" r="0" b="0"/>
-                            <a:pathLst>
-                              <a:path w="55365" h="55362">
-                                <a:moveTo>
-                                  <a:pt x="46709" y="1"/>
-                                </a:moveTo>
-                                <a:cubicBezTo>
-                                  <a:pt x="49100" y="1"/>
-                                  <a:pt x="51140" y="847"/>
-                                  <a:pt x="52830" y="2538"/>
-                                </a:cubicBezTo>
-                                <a:cubicBezTo>
-                                  <a:pt x="54520" y="4228"/>
-                                  <a:pt x="55365" y="6269"/>
-                                  <a:pt x="55364" y="8660"/>
-                                </a:cubicBezTo>
-                                <a:cubicBezTo>
-                                  <a:pt x="55364" y="11050"/>
-                                  <a:pt x="54518" y="13091"/>
-                                  <a:pt x="52827" y="14781"/>
-                                </a:cubicBezTo>
-                                <a:lnTo>
-                                  <a:pt x="14689" y="52913"/>
-                                </a:lnTo>
-                                <a:cubicBezTo>
-                                  <a:pt x="12991" y="54553"/>
-                                  <a:pt x="10961" y="55362"/>
-                                  <a:pt x="8601" y="55341"/>
-                                </a:cubicBezTo>
-                                <a:cubicBezTo>
-                                  <a:pt x="6240" y="55320"/>
-                                  <a:pt x="4225" y="54475"/>
-                                  <a:pt x="2556" y="52806"/>
-                                </a:cubicBezTo>
-                                <a:cubicBezTo>
-                                  <a:pt x="887" y="51137"/>
-                                  <a:pt x="42" y="49122"/>
-                                  <a:pt x="21" y="46761"/>
-                                </a:cubicBezTo>
-                                <a:cubicBezTo>
-                                  <a:pt x="0" y="44401"/>
-                                  <a:pt x="809" y="42371"/>
-                                  <a:pt x="2449" y="40673"/>
-                                </a:cubicBezTo>
-                                <a:lnTo>
-                                  <a:pt x="40581" y="2535"/>
-                                </a:lnTo>
-                                <a:lnTo>
-                                  <a:pt x="40587" y="2535"/>
-                                </a:lnTo>
-                                <a:cubicBezTo>
-                                  <a:pt x="42278" y="845"/>
-                                  <a:pt x="44318" y="0"/>
-                                  <a:pt x="46709" y="1"/>
-                                </a:cubicBezTo>
-                                <a:close/>
-                              </a:path>
-                            </a:pathLst>
-                          </a:custGeom>
-                          <a:ln w="0" cap="flat">
-                            <a:miter lim="127000"/>
-                          </a:ln>
-                        </wps:spPr>
-                        <wps:style>
-                          <a:lnRef idx="0">
-                            <a:srgbClr val="000000">
-                              <a:alpha val="0"/>
-                            </a:srgbClr>
-                          </a:lnRef>
-                          <a:fillRef idx="1">
-                            <a:srgbClr val="000000"/>
-                          </a:fillRef>
-                          <a:effectRef idx="0">
-                            <a:scrgbClr r="0" g="0" b="0"/>
-                          </a:effectRef>
-                          <a:fontRef idx="none"/>
-                        </wps:style>
-                        <wps:bodyPr/>
-                      </wps:wsp>
-                      <wps:wsp>
-                        <wps:cNvPr id="818" name="Shape 818"/>
-                        <wps:cNvSpPr/>
-                        <wps:spPr>
-                          <a:xfrm>
-                            <a:off x="226350" y="318896"/>
-                            <a:ext cx="73602" cy="72913"/>
-                          </a:xfrm>
-                          <a:custGeom>
-                            <a:avLst/>
-                            <a:gdLst/>
-                            <a:ahLst/>
-                            <a:cxnLst/>
-                            <a:rect l="0" t="0" r="0" b="0"/>
-                            <a:pathLst>
-                              <a:path w="73602" h="72913">
-                                <a:moveTo>
-                                  <a:pt x="26809" y="1"/>
-                                </a:moveTo>
-                                <a:cubicBezTo>
-                                  <a:pt x="29199" y="1"/>
-                                  <a:pt x="31239" y="847"/>
-                                  <a:pt x="32929" y="2537"/>
-                                </a:cubicBezTo>
-                                <a:cubicBezTo>
-                                  <a:pt x="34620" y="4227"/>
-                                  <a:pt x="35465" y="6267"/>
-                                  <a:pt x="35466" y="8657"/>
-                                </a:cubicBezTo>
-                                <a:cubicBezTo>
-                                  <a:pt x="35466" y="11047"/>
-                                  <a:pt x="34622" y="13088"/>
-                                  <a:pt x="32933" y="14779"/>
-                                </a:cubicBezTo>
-                                <a:lnTo>
-                                  <a:pt x="23399" y="24314"/>
-                                </a:lnTo>
-                                <a:cubicBezTo>
-                                  <a:pt x="21682" y="26031"/>
-                                  <a:pt x="20359" y="28010"/>
-                                  <a:pt x="19430" y="30253"/>
-                                </a:cubicBezTo>
-                                <a:cubicBezTo>
-                                  <a:pt x="18501" y="32497"/>
-                                  <a:pt x="18036" y="34832"/>
-                                  <a:pt x="18036" y="37260"/>
-                                </a:cubicBezTo>
-                                <a:cubicBezTo>
-                                  <a:pt x="18036" y="39688"/>
-                                  <a:pt x="18501" y="42023"/>
-                                  <a:pt x="19430" y="44266"/>
-                                </a:cubicBezTo>
-                                <a:cubicBezTo>
-                                  <a:pt x="20359" y="46509"/>
-                                  <a:pt x="21682" y="48489"/>
-                                  <a:pt x="23399" y="50206"/>
-                                </a:cubicBezTo>
-                                <a:cubicBezTo>
-                                  <a:pt x="25116" y="51923"/>
-                                  <a:pt x="27095" y="53246"/>
-                                  <a:pt x="29338" y="54175"/>
-                                </a:cubicBezTo>
-                                <a:cubicBezTo>
-                                  <a:pt x="31581" y="55104"/>
-                                  <a:pt x="33917" y="55568"/>
-                                  <a:pt x="36345" y="55568"/>
-                                </a:cubicBezTo>
-                                <a:cubicBezTo>
-                                  <a:pt x="38772" y="55568"/>
-                                  <a:pt x="41108" y="55104"/>
-                                  <a:pt x="43351" y="54175"/>
-                                </a:cubicBezTo>
-                                <a:cubicBezTo>
-                                  <a:pt x="45594" y="53246"/>
-                                  <a:pt x="47574" y="51923"/>
-                                  <a:pt x="49291" y="50206"/>
-                                </a:cubicBezTo>
-                                <a:lnTo>
-                                  <a:pt x="58820" y="40677"/>
-                                </a:lnTo>
-                                <a:cubicBezTo>
-                                  <a:pt x="60511" y="38986"/>
-                                  <a:pt x="62552" y="38141"/>
-                                  <a:pt x="64943" y="38141"/>
-                                </a:cubicBezTo>
-                                <a:cubicBezTo>
-                                  <a:pt x="67334" y="38141"/>
-                                  <a:pt x="69375" y="38986"/>
-                                  <a:pt x="71066" y="40677"/>
-                                </a:cubicBezTo>
-                                <a:cubicBezTo>
-                                  <a:pt x="72756" y="42368"/>
-                                  <a:pt x="73602" y="44409"/>
-                                  <a:pt x="73602" y="46800"/>
-                                </a:cubicBezTo>
-                                <a:cubicBezTo>
-                                  <a:pt x="73602" y="49191"/>
-                                  <a:pt x="72756" y="51232"/>
-                                  <a:pt x="71066" y="52923"/>
-                                </a:cubicBezTo>
-                                <a:lnTo>
-                                  <a:pt x="61537" y="62452"/>
-                                </a:lnTo>
-                                <a:cubicBezTo>
-                                  <a:pt x="54589" y="69434"/>
-                                  <a:pt x="46189" y="72913"/>
-                                  <a:pt x="36339" y="72887"/>
-                                </a:cubicBezTo>
-                                <a:cubicBezTo>
-                                  <a:pt x="29136" y="72886"/>
-                                  <a:pt x="22540" y="70885"/>
-                                  <a:pt x="16551" y="66882"/>
-                                </a:cubicBezTo>
-                                <a:cubicBezTo>
-                                  <a:pt x="10561" y="62880"/>
-                                  <a:pt x="6189" y="57552"/>
-                                  <a:pt x="3432" y="50897"/>
-                                </a:cubicBezTo>
-                                <a:cubicBezTo>
-                                  <a:pt x="676" y="44242"/>
-                                  <a:pt x="0" y="37382"/>
-                                  <a:pt x="1405" y="30317"/>
-                                </a:cubicBezTo>
-                                <a:cubicBezTo>
-                                  <a:pt x="2810" y="23252"/>
-                                  <a:pt x="6059" y="17173"/>
-                                  <a:pt x="11152" y="12079"/>
-                                </a:cubicBezTo>
-                                <a:lnTo>
-                                  <a:pt x="20687" y="2539"/>
-                                </a:lnTo>
-                                <a:lnTo>
-                                  <a:pt x="20687" y="2533"/>
-                                </a:lnTo>
-                                <a:cubicBezTo>
-                                  <a:pt x="22378" y="844"/>
-                                  <a:pt x="24419" y="0"/>
-                                  <a:pt x="26809" y="1"/>
-                                </a:cubicBezTo>
-                                <a:close/>
-                              </a:path>
-                            </a:pathLst>
-                          </a:custGeom>
-                          <a:ln w="0" cap="flat">
-                            <a:miter lim="127000"/>
-                          </a:ln>
-                        </wps:spPr>
-                        <wps:style>
-                          <a:lnRef idx="0">
-                            <a:srgbClr val="000000">
-                              <a:alpha val="0"/>
-                            </a:srgbClr>
-                          </a:lnRef>
-                          <a:fillRef idx="1">
-                            <a:srgbClr val="000000"/>
-                          </a:fillRef>
-                          <a:effectRef idx="0">
-                            <a:scrgbClr r="0" g="0" b="0"/>
-                          </a:effectRef>
-                          <a:fontRef idx="none"/>
-                        </wps:style>
-                        <wps:bodyPr/>
-                      </wps:wsp>
-                    </wpg:wgp>
-                  </a:graphicData>
-                </a:graphic>
-              </wp:anchor>
-            </w:drawing>
-          </mc:Choice>
-          <mc:Fallback>
-            <w:pict>
-              <v:group w14:anchorId="12E5F9ED" id="Group 4224" o:spid="_x0000_s1026" style="position:absolute;margin-left:210.6pt;margin-top:2.5pt;width:27.25pt;height:30.85pt;z-index:-251658240" coordsize="345982,391808" o:gfxdata="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">
-                <v:shape id="Shape 804" o:spid="_x0000_s1027" style="position:absolute;top:997;width:50018;height:131353;visibility:visible;mso-wrap-style:square;v-text-anchor:top" coordsize="50018,131353" o:gfxdata="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" path="m50018,r,27657l50017,27657v-7656,,-14729,4234,-18557,11112c29545,42225,28589,45928,28589,49879v,3950,956,7654,2871,11110c35288,67862,42361,72101,50017,72101r1,l50018,131352r-1,1c40953,123333,32619,114615,25014,105200,13585,91048,11,69968,11,49876,,28901,12185,9982,30882,1954l50018,xe" fillcolor="black" stroked="f" strokeweight="0">
-                  <v:stroke miterlimit="83231f" joinstyle="miter"/>
-                  <v:path arrowok="t" textboxrect="0,0,50018,131353"/>
-                </v:shape>
-                <v:shape id="Shape 805" o:spid="_x0000_s1028" style="position:absolute;left:50018;width:50050;height:132349;visibility:visible;mso-wrap-style:square;v-text-anchor:top" coordsize="50050,132349" o:gfxdata="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" path="m9765,v9503,1961,18457,6781,25605,14202c44777,23914,50050,37116,50005,50873v,20091,-13574,41172,-25003,55324l,132349,,73098,15153,66588v3878,-4022,6277,-9578,6277,-15715c21430,44739,19031,39184,15153,35163l,28654,,997,9765,xe" fillcolor="black" stroked="f" strokeweight="0">
-                  <v:stroke miterlimit="83231f" joinstyle="miter"/>
-                  <v:path arrowok="t" textboxrect="0,0,50050,132349"/>
-                </v:shape>
-                <v:shape id="Shape 816" o:spid="_x0000_s1029" style="position:absolute;left:273099;top:272868;width:72883;height:72889;visibility:visible;mso-wrap-style:square;v-text-anchor:top" coordsize="72883,72889" o:gfxdata="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" path="m37267,1v4723,1,9265,906,13628,2713c55258,4522,59109,7096,62448,10435v3339,3339,5913,7190,7720,11553c71976,26351,72880,30893,72882,35615v1,4723,-902,9266,-2707,13629c68369,53608,65798,57460,62460,60801r-5,6l52920,70347v-1690,1693,-3732,2540,-6124,2541c44403,72889,42361,72043,40670,70352,38978,68660,38132,66618,38133,64225v1,-2392,848,-4434,2541,-6124l50214,48561v1751,-1709,3105,-3690,4062,-5942c55233,40367,55719,38018,55733,35571v16,-2446,-442,-4802,-1371,-7065c53432,26243,52103,24246,50373,22515,48643,20785,46646,19455,44383,18525v-2263,-930,-4618,-1387,-7065,-1373c34872,17166,32522,17652,30270,18608v-2252,957,-4233,2310,-5942,4061l24317,22680r-9535,9534c13091,33905,11050,34750,8659,34750v-2391,,-4432,-845,-6123,-2536c845,30523,,28482,,26091,,23700,845,21659,2536,19968r9540,-9540l12082,10423c15423,7085,19275,4513,23638,2708,28002,902,32545,,37267,1xe" fillcolor="black" stroked="f" strokeweight="0">
-                  <v:stroke miterlimit="83231f" joinstyle="miter"/>
-                  <v:path arrowok="t" textboxrect="0,0,72883,72889"/>
-                </v:shape>
-                <v:shape id="Shape 817" o:spid="_x0000_s1030" style="position:absolute;left:258890;top:304598;width:55365;height:55362;visibility:visible;mso-wrap-style:square;v-text-anchor:top" coordsize="55365,55362" o:gfxdata="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" path="m46709,1v2391,,4431,846,6121,2537c54520,4228,55365,6269,55364,8660v,2390,-846,4431,-2537,6121l14689,52913v-1698,1640,-3728,2449,-6088,2428c6240,55320,4225,54475,2556,52806,887,51137,42,49122,21,46761,,44401,809,42371,2449,40673l40581,2535r6,c42278,845,44318,,46709,1xe" fillcolor="black" stroked="f" strokeweight="0">
-                  <v:stroke miterlimit="83231f" joinstyle="miter"/>
-                  <v:path arrowok="t" textboxrect="0,0,55365,55362"/>
-                </v:shape>
-                <v:shape id="Shape 818" o:spid="_x0000_s1031" style="position:absolute;left:226350;top:318896;width:73602;height:72913;visibility:visible;mso-wrap-style:square;v-text-anchor:top" coordsize="73602,72913" o:gfxdata="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" path="m26809,1v2390,,4430,846,6120,2536c34620,4227,35465,6267,35466,8657v,2390,-844,4431,-2533,6122l23399,24314v-1717,1717,-3040,3696,-3969,5939c18501,32497,18036,34832,18036,37260v,2428,465,4763,1394,7006c20359,46509,21682,48489,23399,50206v1717,1717,3696,3040,5939,3969c31581,55104,33917,55568,36345,55568v2427,,4763,-464,7006,-1393c45594,53246,47574,51923,49291,50206r9529,-9529c60511,38986,62552,38141,64943,38141v2391,,4432,845,6123,2536c72756,42368,73602,44409,73602,46800v,2391,-846,4432,-2536,6123l61537,62452c54589,69434,46189,72913,36339,72887v-7203,-1,-13799,-2002,-19788,-6005c10561,62880,6189,57552,3432,50897,676,44242,,37382,1405,30317,2810,23252,6059,17173,11152,12079l20687,2539r,-6c22378,844,24419,,26809,1xe" fillcolor="black" stroked="f" strokeweight="0">
-                  <v:stroke miterlimit="83231f" joinstyle="miter"/>
-                  <v:path arrowok="t" textboxrect="0,0,73602,72913"/>
-                </v:shape>
-              </v:group>
-            </w:pict>
-          </mc:Fallback>
-        </mc:AlternateContent>
+    </w:p>
+    <w:p>
+      <w:pPr>
+        <w:keepLines/>
+        <w:snapToGrid w:val="0"/>
+        <w:spacing w:before="0" w:line="360" w:lineRule="auto"/>
+      </w:pPr>
+      <w:r>
+        <w:t xml:space="preserve">Email: </w:t>
       </w:r>
       <w:hyperlink r:id="rId4" w:history="1">
         <w:r>
@@ -1255,417 +56,106 @@
         </w:r>
       </w:hyperlink>
       <w:r>
+        <w:t xml:space="preserve">  Mobile Number: </w:t>
+      </w:r>
+      <w:r>
+        <w:t>09168728729</w:t>
+      </w:r>
+      <w:r>
         <w:t xml:space="preserve">  </w:t>
       </w:r>
       <w:r>
-        <w:rPr>
-          <w:sz w:val="2"/>
-          <w:vertAlign w:val="superscript"/>
-        </w:rPr>
         <w:t xml:space="preserve"> </w:t>
       </w:r>
       <w:r>
-        <w:rPr>
-          <w:noProof/>
-          <w:sz w:val="22"/>
-        </w:rPr>
-        <mc:AlternateContent>
-          <mc:Choice Requires="wpg">
-            <w:drawing>
-              <wp:inline distT="0" distB="0" distL="0" distR="0">
-                <wp:extent cx="122821" cy="122454"/>
-                <wp:effectExtent l="0" t="0" r="0" b="0"/>
-                <wp:docPr id="4223" name="Group 4223"/>
-                <wp:cNvGraphicFramePr/>
-                <a:graphic xmlns:a="http://schemas.openxmlformats.org/drawingml/2006/main">
-                  <a:graphicData uri="http://schemas.microsoft.com/office/word/2010/wordprocessingGroup">
-                    <wpg:wgp>
-                      <wpg:cNvGrpSpPr/>
-                      <wpg:grpSpPr>
-                        <a:xfrm>
-                          <a:off x="0" y="0"/>
-                          <a:ext cx="122821" cy="122454"/>
-                          <a:chOff x="0" y="0"/>
-                          <a:chExt cx="122821" cy="122454"/>
-                        </a:xfrm>
-                      </wpg:grpSpPr>
-                      <wps:wsp>
-                        <wps:cNvPr id="801" name="Shape 801"/>
-                        <wps:cNvSpPr/>
-                        <wps:spPr>
-                          <a:xfrm>
-                            <a:off x="0" y="0"/>
-                            <a:ext cx="122821" cy="122454"/>
-                          </a:xfrm>
-                          <a:custGeom>
-                            <a:avLst/>
-                            <a:gdLst/>
-                            <a:ahLst/>
-                            <a:cxnLst/>
-                            <a:rect l="0" t="0" r="0" b="0"/>
-                            <a:pathLst>
-                              <a:path w="122821" h="122454">
-                                <a:moveTo>
-                                  <a:pt x="29837" y="401"/>
-                                </a:moveTo>
-                                <a:cubicBezTo>
-                                  <a:pt x="31597" y="0"/>
-                                  <a:pt x="33283" y="206"/>
-                                  <a:pt x="34895" y="1020"/>
-                                </a:cubicBezTo>
-                                <a:cubicBezTo>
-                                  <a:pt x="36506" y="1834"/>
-                                  <a:pt x="37673" y="3069"/>
-                                  <a:pt x="38394" y="4724"/>
-                                </a:cubicBezTo>
-                                <a:lnTo>
-                                  <a:pt x="49490" y="30644"/>
-                                </a:lnTo>
-                                <a:cubicBezTo>
-                                  <a:pt x="50784" y="33700"/>
-                                  <a:pt x="49912" y="37245"/>
-                                  <a:pt x="47345" y="39340"/>
-                                </a:cubicBezTo>
-                                <a:lnTo>
-                                  <a:pt x="34499" y="49880"/>
-                                </a:lnTo>
-                                <a:cubicBezTo>
-                                  <a:pt x="42868" y="66897"/>
-                                  <a:pt x="55562" y="79587"/>
-                                  <a:pt x="72581" y="87951"/>
-                                </a:cubicBezTo>
-                                <a:lnTo>
-                                  <a:pt x="83094" y="75105"/>
-                                </a:lnTo>
-                                <a:cubicBezTo>
-                                  <a:pt x="84142" y="73814"/>
-                                  <a:pt x="85473" y="72971"/>
-                                  <a:pt x="87088" y="72574"/>
-                                </a:cubicBezTo>
-                                <a:cubicBezTo>
-                                  <a:pt x="88703" y="72177"/>
-                                  <a:pt x="90274" y="72308"/>
-                                  <a:pt x="91800" y="72966"/>
-                                </a:cubicBezTo>
-                                <a:lnTo>
-                                  <a:pt x="117693" y="84062"/>
-                                </a:lnTo>
-                                <a:cubicBezTo>
-                                  <a:pt x="121004" y="85495"/>
-                                  <a:pt x="122821" y="89118"/>
-                                  <a:pt x="122010" y="92607"/>
-                                </a:cubicBezTo>
-                                <a:lnTo>
-                                  <a:pt x="116459" y="116666"/>
-                                </a:lnTo>
-                                <a:cubicBezTo>
-                                  <a:pt x="116074" y="118363"/>
-                                  <a:pt x="115199" y="119753"/>
-                                  <a:pt x="113836" y="120835"/>
-                                </a:cubicBezTo>
-                                <a:cubicBezTo>
-                                  <a:pt x="112473" y="121917"/>
-                                  <a:pt x="110921" y="122454"/>
-                                  <a:pt x="109180" y="122444"/>
-                                </a:cubicBezTo>
-                                <a:cubicBezTo>
-                                  <a:pt x="48984" y="122444"/>
-                                  <a:pt x="0" y="73461"/>
-                                  <a:pt x="0" y="13209"/>
-                                </a:cubicBezTo>
-                                <a:cubicBezTo>
-                                  <a:pt x="0" y="9714"/>
-                                  <a:pt x="2378" y="6724"/>
-                                  <a:pt x="5779" y="5947"/>
-                                </a:cubicBezTo>
-                                <a:lnTo>
-                                  <a:pt x="29837" y="401"/>
-                                </a:lnTo>
-                                <a:close/>
-                              </a:path>
-                            </a:pathLst>
-                          </a:custGeom>
-                          <a:ln w="0" cap="flat">
-                            <a:miter lim="127000"/>
-                          </a:ln>
-                        </wps:spPr>
-                        <wps:style>
-                          <a:lnRef idx="0">
-                            <a:srgbClr val="000000">
-                              <a:alpha val="0"/>
-                            </a:srgbClr>
-                          </a:lnRef>
-                          <a:fillRef idx="1">
-                            <a:srgbClr val="000000"/>
-                          </a:fillRef>
-                          <a:effectRef idx="0">
-                            <a:scrgbClr r="0" g="0" b="0"/>
-                          </a:effectRef>
-                          <a:fontRef idx="none"/>
-                        </wps:style>
-                        <wps:bodyPr/>
-                      </wps:wsp>
-                    </wpg:wgp>
-                  </a:graphicData>
-                </a:graphic>
-              </wp:inline>
-            </w:drawing>
-          </mc:Choice>
-          <mc:Fallback xmlns:a="http://schemas.openxmlformats.org/drawingml/2006/main">
-            <w:pict>
-              <v:group id="Group 4223" style="width:9.67094pt;height:9.64203pt;mso-position-horizontal-relative:char;mso-position-vertical-relative:line" coordsize="1228,1224">
-                <v:shape id="Shape 801" style="position:absolute;width:1228;height:1224;left:0;top:0;" coordsize="122821,122454" path="m29837,401c31597,0,33283,206,34895,1020c36506,1834,37673,3069,38394,4724l49490,30644c50784,33700,49912,37245,47345,39340l34499,49880c42868,66897,55562,79587,72581,87951l83094,75105c84142,73814,85473,72971,87088,72574c88703,72177,90274,72308,91800,72966l117693,84062c121004,85495,122821,89118,122010,92607l116459,116666c116074,118363,115199,119753,113836,120835c112473,121917,110921,122454,109180,122444c48984,122444,0,73461,0,13209c0,9714,2378,6724,5779,5947l29837,401x">
-                  <v:stroke weight="0pt" endcap="flat" joinstyle="miter" miterlimit="10" on="false" color="#000000" opacity="0"/>
-                  <v:fill on="true" color="#000000"/>
-                </v:shape>
-              </v:group>
-            </w:pict>
-          </mc:Fallback>
-        </mc:AlternateContent>
-      </w:r>
-      <w:r>
-        <w:t xml:space="preserve"> 09168728729.</w:t>
-      </w:r>
-      <w:r>
-        <w:tab/>
-        <w:t xml:space="preserve">  Lagos, Nigeria  </w:t>
-      </w:r>
-      <w:r>
-        <w:rPr>
-          <w:sz w:val="2"/>
-          <w:vertAlign w:val="superscript"/>
-        </w:rPr>
-        <w:t xml:space="preserve"> </w:t>
-      </w:r>
-      <w:r>
-        <w:rPr>
-          <w:noProof/>
-          <w:sz w:val="22"/>
-        </w:rPr>
-        <mc:AlternateContent>
-          <mc:Choice Requires="wpg">
-            <w:drawing>
-              <wp:inline distT="0" distB="0" distL="0" distR="0">
-                <wp:extent cx="133350" cy="130561"/>
-                <wp:effectExtent l="0" t="0" r="0" b="0"/>
-                <wp:docPr id="4225" name="Group 4225"/>
-                <wp:cNvGraphicFramePr/>
-                <a:graphic xmlns:a="http://schemas.openxmlformats.org/drawingml/2006/main">
-                  <a:graphicData uri="http://schemas.microsoft.com/office/word/2010/wordprocessingGroup">
-                    <wpg:wgp>
-                      <wpg:cNvGrpSpPr/>
-                      <wpg:grpSpPr>
-                        <a:xfrm>
-                          <a:off x="0" y="0"/>
-                          <a:ext cx="133350" cy="130561"/>
-                          <a:chOff x="0" y="0"/>
-                          <a:chExt cx="133350" cy="130561"/>
-                        </a:xfrm>
-                      </wpg:grpSpPr>
-                      <wps:wsp>
-                        <wps:cNvPr id="808" name="Shape 808"/>
-                        <wps:cNvSpPr/>
-                        <wps:spPr>
-                          <a:xfrm>
-                            <a:off x="0" y="0"/>
-                            <a:ext cx="133350" cy="130561"/>
-                          </a:xfrm>
-                          <a:custGeom>
-                            <a:avLst/>
-                            <a:gdLst/>
-                            <a:ahLst/>
-                            <a:cxnLst/>
-                            <a:rect l="0" t="0" r="0" b="0"/>
-                            <a:pathLst>
-                              <a:path w="133350" h="130561">
-                                <a:moveTo>
-                                  <a:pt x="66675" y="0"/>
-                                </a:moveTo>
-                                <a:cubicBezTo>
-                                  <a:pt x="103496" y="0"/>
-                                  <a:pt x="133350" y="29854"/>
-                                  <a:pt x="133350" y="66675"/>
-                                </a:cubicBezTo>
-                                <a:cubicBezTo>
-                                  <a:pt x="133350" y="96095"/>
-                                  <a:pt x="114264" y="121098"/>
-                                  <a:pt x="87588" y="129844"/>
-                                </a:cubicBezTo>
-                                <a:cubicBezTo>
-                                  <a:pt x="84171" y="130511"/>
-                                  <a:pt x="83004" y="128427"/>
-                                  <a:pt x="83004" y="126677"/>
-                                </a:cubicBezTo>
-                                <a:cubicBezTo>
-                                  <a:pt x="83004" y="124510"/>
-                                  <a:pt x="83088" y="117342"/>
-                                  <a:pt x="83088" y="108419"/>
-                                </a:cubicBezTo>
-                                <a:cubicBezTo>
-                                  <a:pt x="83088" y="102174"/>
-                                  <a:pt x="80921" y="98085"/>
-                                  <a:pt x="78587" y="96084"/>
-                                </a:cubicBezTo>
-                                <a:cubicBezTo>
-                                  <a:pt x="93422" y="94445"/>
-                                  <a:pt x="109008" y="88806"/>
-                                  <a:pt x="109008" y="63191"/>
-                                </a:cubicBezTo>
-                                <a:cubicBezTo>
-                                  <a:pt x="109008" y="55913"/>
-                                  <a:pt x="106424" y="49967"/>
-                                  <a:pt x="102174" y="45300"/>
-                                </a:cubicBezTo>
-                                <a:cubicBezTo>
-                                  <a:pt x="102840" y="43617"/>
-                                  <a:pt x="105090" y="36838"/>
-                                  <a:pt x="101507" y="27653"/>
-                                </a:cubicBezTo>
-                                <a:cubicBezTo>
-                                  <a:pt x="101507" y="27653"/>
-                                  <a:pt x="95923" y="25864"/>
-                                  <a:pt x="83255" y="34488"/>
-                                </a:cubicBezTo>
-                                <a:cubicBezTo>
-                                  <a:pt x="77920" y="33004"/>
-                                  <a:pt x="72253" y="32271"/>
-                                  <a:pt x="66586" y="32237"/>
-                                </a:cubicBezTo>
-                                <a:cubicBezTo>
-                                  <a:pt x="60918" y="32271"/>
-                                  <a:pt x="55251" y="33004"/>
-                                  <a:pt x="49917" y="34488"/>
-                                </a:cubicBezTo>
-                                <a:cubicBezTo>
-                                  <a:pt x="37165" y="25864"/>
-                                  <a:pt x="31581" y="27653"/>
-                                  <a:pt x="31581" y="27653"/>
-                                </a:cubicBezTo>
-                                <a:cubicBezTo>
-                                  <a:pt x="27998" y="36838"/>
-                                  <a:pt x="30248" y="43617"/>
-                                  <a:pt x="30998" y="45300"/>
-                                </a:cubicBezTo>
-                                <a:cubicBezTo>
-                                  <a:pt x="26720" y="49967"/>
-                                  <a:pt x="24136" y="55913"/>
-                                  <a:pt x="24136" y="63191"/>
-                                </a:cubicBezTo>
-                                <a:cubicBezTo>
-                                  <a:pt x="24136" y="88739"/>
-                                  <a:pt x="39699" y="94473"/>
-                                  <a:pt x="54506" y="96140"/>
-                                </a:cubicBezTo>
-                                <a:cubicBezTo>
-                                  <a:pt x="52601" y="97807"/>
-                                  <a:pt x="50884" y="100746"/>
-                                  <a:pt x="50284" y="105058"/>
-                                </a:cubicBezTo>
-                                <a:cubicBezTo>
-                                  <a:pt x="46472" y="106763"/>
-                                  <a:pt x="36810" y="109708"/>
-                                  <a:pt x="30864" y="99512"/>
-                                </a:cubicBezTo>
-                                <a:cubicBezTo>
-                                  <a:pt x="30864" y="99512"/>
-                                  <a:pt x="27348" y="93112"/>
-                                  <a:pt x="20652" y="92645"/>
-                                </a:cubicBezTo>
-                                <a:cubicBezTo>
-                                  <a:pt x="20652" y="92645"/>
-                                  <a:pt x="14146" y="92562"/>
-                                  <a:pt x="20186" y="96695"/>
-                                </a:cubicBezTo>
-                                <a:cubicBezTo>
-                                  <a:pt x="20186" y="96695"/>
-                                  <a:pt x="24569" y="98751"/>
-                                  <a:pt x="27603" y="106447"/>
-                                </a:cubicBezTo>
-                                <a:cubicBezTo>
-                                  <a:pt x="27603" y="106447"/>
-                                  <a:pt x="31515" y="119415"/>
-                                  <a:pt x="50061" y="115392"/>
-                                </a:cubicBezTo>
-                                <a:cubicBezTo>
-                                  <a:pt x="50089" y="120948"/>
-                                  <a:pt x="50145" y="125143"/>
-                                  <a:pt x="50145" y="126727"/>
-                                </a:cubicBezTo>
-                                <a:cubicBezTo>
-                                  <a:pt x="50145" y="128499"/>
-                                  <a:pt x="48922" y="130561"/>
-                                  <a:pt x="45589" y="129933"/>
-                                </a:cubicBezTo>
-                                <a:cubicBezTo>
-                                  <a:pt x="25724" y="123328"/>
-                                  <a:pt x="10012" y="107622"/>
-                                  <a:pt x="3398" y="87751"/>
-                                </a:cubicBezTo>
-                                <a:lnTo>
-                                  <a:pt x="0" y="66677"/>
-                                </a:lnTo>
-                                <a:lnTo>
-                                  <a:pt x="0" y="66673"/>
-                                </a:lnTo>
-                                <a:lnTo>
-                                  <a:pt x="5237" y="40723"/>
-                                </a:lnTo>
-                                <a:cubicBezTo>
-                                  <a:pt x="15356" y="16793"/>
-                                  <a:pt x="39046" y="0"/>
-                                  <a:pt x="66675" y="0"/>
-                                </a:cubicBezTo>
-                                <a:close/>
-                              </a:path>
-                            </a:pathLst>
-                          </a:custGeom>
-                          <a:ln w="0" cap="flat">
-                            <a:miter lim="127000"/>
-                          </a:ln>
-                        </wps:spPr>
-                        <wps:style>
-                          <a:lnRef idx="0">
-                            <a:srgbClr val="000000">
-                              <a:alpha val="0"/>
-                            </a:srgbClr>
-                          </a:lnRef>
-                          <a:fillRef idx="1">
-                            <a:srgbClr val="000000"/>
-                          </a:fillRef>
-                          <a:effectRef idx="0">
-                            <a:scrgbClr r="0" g="0" b="0"/>
-                          </a:effectRef>
-                          <a:fontRef idx="none"/>
-                        </wps:style>
-                        <wps:bodyPr/>
-                      </wps:wsp>
-                    </wpg:wgp>
-                  </a:graphicData>
-                </a:graphic>
-              </wp:inline>
-            </w:drawing>
-          </mc:Choice>
-          <mc:Fallback xmlns:a="http://schemas.openxmlformats.org/drawingml/2006/main">
-            <w:pict>
-              <v:group id="Group 4225" style="width:10.5pt;height:10.2804pt;mso-position-horizontal-relative:char;mso-position-vertical-relative:line" coordsize="1333,1305">
-                <v:shape id="Shape 808" style="position:absolute;width:1333;height:1305;left:0;top:0;" coordsize="133350,130561" path="m66675,0c103496,0,133350,29854,133350,66675c133350,96095,114264,121098,87588,129844c84171,130511,83004,128427,83004,126677c83004,124510,83088,117342,83088,108419c83088,102174,80921,98085,78587,96084c93422,94445,109008,88806,109008,63191c109008,55913,106424,49967,102174,45300c102840,43617,105090,36838,101507,27653c101507,27653,95923,25864,83255,34488c77920,33004,72253,32271,66586,32237c60918,32271,55251,33004,49917,34488c37165,25864,31581,27653,31581,27653c27998,36838,30248,43617,30998,45300c26720,49967,24136,55913,24136,63191c24136,88739,39699,94473,54506,96140c52601,97807,50884,100746,50284,105058c46472,106763,36810,109708,30864,99512c30864,99512,27348,93112,20652,92645c20652,92645,14146,92562,20186,96695c20186,96695,24569,98751,27603,106447c27603,106447,31515,119415,50061,115392c50089,120948,50145,125143,50145,126727c50145,128499,48922,130561,45589,129933c25724,123328,10012,107622,3398,87751l0,66677l0,66673l5237,40723c15356,16793,39046,0,66675,0x">
-                  <v:stroke weight="0pt" endcap="flat" joinstyle="miter" miterlimit="10" on="false" color="#000000" opacity="0"/>
-                  <v:fill on="true" color="#000000"/>
-                </v:shape>
-              </v:group>
-            </w:pict>
-          </mc:Fallback>
-        </mc:AlternateContent>
-      </w:r>
-      <w:r>
-        <w:t xml:space="preserve"> </w:t>
-      </w:r>
-      <w:hyperlink r:id="rId5">
+        <w:t xml:space="preserve">Location: </w:t>
+      </w:r>
+      <w:r>
+        <w:t xml:space="preserve">Lagos, Nigeria   </w:t>
+      </w:r>
+    </w:p>
+    <w:p>
+      <w:pPr>
+        <w:keepLines/>
+        <w:snapToGrid w:val="0"/>
+        <w:spacing w:before="0" w:line="360" w:lineRule="auto"/>
+      </w:pPr>
+      <w:proofErr w:type="spellStart"/>
+      <w:r>
+        <w:t>Github</w:t>
+      </w:r>
+      <w:proofErr w:type="spellEnd"/>
+      <w:r>
+        <w:t xml:space="preserve">: </w:t>
+      </w:r>
+      <w:hyperlink r:id="rId5" w:history="1">
         <w:r>
+          <w:rPr>
+            <w:rStyle w:val="Hyperlink"/>
+          </w:rPr>
           <w:t>https://github.com/Cyberrpanda</w:t>
         </w:r>
       </w:hyperlink>
-      <w:hyperlink r:id="rId6">
+      <w:r>
+        <w:t xml:space="preserve">   </w:t>
+      </w:r>
+      <w:proofErr w:type="spellStart"/>
+      <w:r>
+        <w:t>Linkedin</w:t>
+      </w:r>
+      <w:proofErr w:type="spellEnd"/>
+      <w:r>
+        <w:t xml:space="preserve">: </w:t>
+      </w:r>
+      <w:hyperlink r:id="rId6" w:history="1">
+        <w:r>
+          <w:rPr>
+            <w:rStyle w:val="Hyperlink"/>
+            <w:sz w:val="2"/>
+            <w:vertAlign w:val="superscript"/>
+          </w:rPr>
+          <w:t xml:space="preserve"> </w:t>
+        </w:r>
+      </w:hyperlink>
+      <w:hyperlink r:id="rId7" w:history="1">
+        <w:r>
+          <w:rPr>
+            <w:rStyle w:val="Hyperlink"/>
+          </w:rPr>
+          <w:t>https://www.linkedin.com/in/ithielbalogun</w:t>
+        </w:r>
+      </w:hyperlink>
+      <w:r>
+        <w:t xml:space="preserve">  </w:t>
+      </w:r>
+    </w:p>
+    <w:p>
+      <w:pPr>
+        <w:keepLines/>
+        <w:snapToGrid w:val="0"/>
+        <w:spacing w:before="0" w:line="360" w:lineRule="auto"/>
+      </w:pPr>
+      <w:r>
+        <w:t>Po</w:t>
+      </w:r>
+      <w:r>
+        <w:t>rtfolio:</w:t>
+      </w:r>
+      <w:r>
+        <w:t xml:space="preserve"> </w:t>
+      </w:r>
+      <w:hyperlink r:id="rId8" w:history="1">
+        <w:r>
+          <w:rPr>
+            <w:rStyle w:val="Hyperlink"/>
+          </w:rPr>
+          <w:t>https://ithiels-portfolio.onrender.com</w:t>
+        </w:r>
+      </w:hyperlink>
+      <w:r>
+        <w:t xml:space="preserve"> </w:t>
+      </w:r>
+      <w:hyperlink r:id="rId9">
         <w:r>
           <w:rPr>
             <w:sz w:val="2"/>
@@ -1674,627 +164,12 @@
           <w:t xml:space="preserve"> </w:t>
         </w:r>
       </w:hyperlink>
-      <w:hyperlink r:id="rId7">
-        <w:r>
-          <w:t>https://www.linkedin.com/in/ithielbalog</w:t>
-        </w:r>
-        <w:r>
-          <w:t>u</w:t>
-        </w:r>
-        <w:r>
-          <w:t>n</w:t>
-        </w:r>
-      </w:hyperlink>
       <w:r>
         <w:rPr>
           <w:sz w:val="2"/>
           <w:vertAlign w:val="superscript"/>
         </w:rPr>
-        <w:t xml:space="preserve"> </w:t>
-      </w:r>
-      <w:r>
-        <w:rPr>
-          <w:sz w:val="2"/>
-          <w:vertAlign w:val="superscript"/>
-        </w:rPr>
-        <w:t xml:space="preserve">                                                            </w:t>
-      </w:r>
-      <w:r>
-        <w:t xml:space="preserve">  </w:t>
-      </w:r>
-      <w:hyperlink r:id="rId8" w:history="1">
-        <w:r>
-          <w:rPr>
-            <w:rStyle w:val="Hyperlink"/>
-          </w:rPr>
-          <w:t>https://ithiels-portfolio.onrender.com</w:t>
-        </w:r>
-      </w:hyperlink>
-      <w:r>
-        <w:t xml:space="preserve"> </w:t>
-      </w:r>
-      <w:r>
-        <w:fldChar w:fldCharType="begin"/>
-      </w:r>
-      <w:r>
-        <w:instrText>HYPERLINK "https://ithiels-portfolio.onrender.com/" \h</w:instrText>
-      </w:r>
-      <w:r>
-        <w:fldChar w:fldCharType="separate"/>
-      </w:r>
-      <w:r>
-        <w:rPr>
-          <w:sz w:val="2"/>
-          <w:vertAlign w:val="superscript"/>
-        </w:rPr>
-        <w:t xml:space="preserve"> </w:t>
-      </w:r>
-      <w:r>
-        <w:rPr>
-          <w:sz w:val="2"/>
-          <w:vertAlign w:val="superscript"/>
-        </w:rPr>
-        <w:fldChar w:fldCharType="end"/>
-      </w:r>
-      <w:r>
-        <w:rPr>
-          <w:noProof/>
-          <w:sz w:val="22"/>
-        </w:rPr>
-        <mc:AlternateContent>
-          <mc:Choice Requires="wpg">
-            <w:drawing>
-              <wp:inline distT="0" distB="0" distL="0" distR="0">
-                <wp:extent cx="133657" cy="106680"/>
-                <wp:effectExtent l="0" t="0" r="6350" b="0"/>
-                <wp:docPr id="4226" name="Group 4226"/>
-                <wp:cNvGraphicFramePr/>
-                <a:graphic xmlns:a="http://schemas.openxmlformats.org/drawingml/2006/main">
-                  <a:graphicData uri="http://schemas.microsoft.com/office/word/2010/wordprocessingGroup">
-                    <wpg:wgp>
-                      <wpg:cNvGrpSpPr/>
-                      <wpg:grpSpPr>
-                        <a:xfrm>
-                          <a:off x="0" y="0"/>
-                          <a:ext cx="133657" cy="106680"/>
-                          <a:chOff x="0" y="0"/>
-                          <a:chExt cx="133657" cy="106680"/>
-                        </a:xfrm>
-                      </wpg:grpSpPr>
-                      <wps:wsp>
-                        <wps:cNvPr id="821" name="Shape 821"/>
-                        <wps:cNvSpPr/>
-                        <wps:spPr>
-                          <a:xfrm>
-                            <a:off x="0" y="314"/>
-                            <a:ext cx="37327" cy="106366"/>
-                          </a:xfrm>
-                          <a:custGeom>
-                            <a:avLst/>
-                            <a:gdLst/>
-                            <a:ahLst/>
-                            <a:cxnLst/>
-                            <a:rect l="0" t="0" r="0" b="0"/>
-                            <a:pathLst>
-                              <a:path w="37327" h="106366">
-                                <a:moveTo>
-                                  <a:pt x="37327" y="0"/>
-                                </a:moveTo>
-                                <a:lnTo>
-                                  <a:pt x="37327" y="13093"/>
-                                </a:lnTo>
-                                <a:lnTo>
-                                  <a:pt x="36967" y="13027"/>
-                                </a:lnTo>
-                                <a:cubicBezTo>
-                                  <a:pt x="33904" y="13074"/>
-                                  <a:pt x="30964" y="13700"/>
-                                  <a:pt x="28148" y="14905"/>
-                                </a:cubicBezTo>
-                                <a:cubicBezTo>
-                                  <a:pt x="25331" y="16110"/>
-                                  <a:pt x="22848" y="17804"/>
-                                  <a:pt x="20699" y="19987"/>
-                                </a:cubicBezTo>
-                                <a:cubicBezTo>
-                                  <a:pt x="18550" y="22169"/>
-                                  <a:pt x="16894" y="24678"/>
-                                  <a:pt x="15733" y="27513"/>
-                                </a:cubicBezTo>
-                                <a:cubicBezTo>
-                                  <a:pt x="14571" y="30348"/>
-                                  <a:pt x="13991" y="33297"/>
-                                  <a:pt x="13991" y="36360"/>
-                                </a:cubicBezTo>
-                                <a:cubicBezTo>
-                                  <a:pt x="13991" y="39423"/>
-                                  <a:pt x="14571" y="42373"/>
-                                  <a:pt x="15733" y="45207"/>
-                                </a:cubicBezTo>
-                                <a:cubicBezTo>
-                                  <a:pt x="16894" y="48042"/>
-                                  <a:pt x="18550" y="50551"/>
-                                  <a:pt x="20699" y="52734"/>
-                                </a:cubicBezTo>
-                                <a:cubicBezTo>
-                                  <a:pt x="22848" y="54916"/>
-                                  <a:pt x="25331" y="56610"/>
-                                  <a:pt x="28148" y="57815"/>
-                                </a:cubicBezTo>
-                                <a:cubicBezTo>
-                                  <a:pt x="30964" y="59020"/>
-                                  <a:pt x="33904" y="59646"/>
-                                  <a:pt x="36967" y="59694"/>
-                                </a:cubicBezTo>
-                                <a:lnTo>
-                                  <a:pt x="37327" y="59627"/>
-                                </a:lnTo>
-                                <a:lnTo>
-                                  <a:pt x="37327" y="106006"/>
-                                </a:lnTo>
-                                <a:lnTo>
-                                  <a:pt x="36967" y="106366"/>
-                                </a:lnTo>
-                                <a:cubicBezTo>
-                                  <a:pt x="33277" y="106366"/>
-                                  <a:pt x="30299" y="103388"/>
-                                  <a:pt x="30299" y="99698"/>
-                                </a:cubicBezTo>
-                                <a:lnTo>
-                                  <a:pt x="30299" y="93031"/>
-                                </a:lnTo>
-                                <a:lnTo>
-                                  <a:pt x="23632" y="93031"/>
-                                </a:lnTo>
-                                <a:cubicBezTo>
-                                  <a:pt x="19943" y="93031"/>
-                                  <a:pt x="16964" y="90053"/>
-                                  <a:pt x="16964" y="86364"/>
-                                </a:cubicBezTo>
-                                <a:cubicBezTo>
-                                  <a:pt x="16964" y="82674"/>
-                                  <a:pt x="19943" y="79696"/>
-                                  <a:pt x="23632" y="79696"/>
-                                </a:cubicBezTo>
-                                <a:lnTo>
-                                  <a:pt x="30299" y="79696"/>
-                                </a:lnTo>
-                                <a:lnTo>
-                                  <a:pt x="30299" y="72423"/>
-                                </a:lnTo>
-                                <a:cubicBezTo>
-                                  <a:pt x="25708" y="71574"/>
-                                  <a:pt x="21434" y="69909"/>
-                                  <a:pt x="17479" y="67427"/>
-                                </a:cubicBezTo>
-                                <a:cubicBezTo>
-                                  <a:pt x="13523" y="64946"/>
-                                  <a:pt x="10164" y="61823"/>
-                                  <a:pt x="7402" y="58058"/>
-                                </a:cubicBezTo>
-                                <a:cubicBezTo>
-                                  <a:pt x="4639" y="54294"/>
-                                  <a:pt x="2668" y="50152"/>
-                                  <a:pt x="1487" y="45635"/>
-                                </a:cubicBezTo>
-                                <a:cubicBezTo>
-                                  <a:pt x="307" y="41117"/>
-                                  <a:pt x="0" y="36541"/>
-                                  <a:pt x="567" y="31906"/>
-                                </a:cubicBezTo>
-                                <a:cubicBezTo>
-                                  <a:pt x="1135" y="27271"/>
-                                  <a:pt x="2537" y="22904"/>
-                                  <a:pt x="4773" y="18805"/>
-                                </a:cubicBezTo>
-                                <a:cubicBezTo>
-                                  <a:pt x="7008" y="14705"/>
-                                  <a:pt x="9921" y="11162"/>
-                                  <a:pt x="13510" y="8175"/>
-                                </a:cubicBezTo>
-                                <a:cubicBezTo>
-                                  <a:pt x="17099" y="5188"/>
-                                  <a:pt x="21112" y="2968"/>
-                                  <a:pt x="25550" y="1514"/>
-                                </a:cubicBezTo>
-                                <a:lnTo>
-                                  <a:pt x="37327" y="0"/>
-                                </a:lnTo>
-                                <a:close/>
-                              </a:path>
-                            </a:pathLst>
-                          </a:custGeom>
-                          <a:ln w="0" cap="flat">
-                            <a:miter lim="127000"/>
-                          </a:ln>
-                        </wps:spPr>
-                        <wps:style>
-                          <a:lnRef idx="0">
-                            <a:srgbClr val="000000">
-                              <a:alpha val="0"/>
-                            </a:srgbClr>
-                          </a:lnRef>
-                          <a:fillRef idx="1">
-                            <a:srgbClr val="000000"/>
-                          </a:fillRef>
-                          <a:effectRef idx="0">
-                            <a:scrgbClr r="0" g="0" b="0"/>
-                          </a:effectRef>
-                          <a:fontRef idx="none"/>
-                        </wps:style>
-                        <wps:bodyPr/>
-                      </wps:wsp>
-                      <wps:wsp>
-                        <wps:cNvPr id="822" name="Shape 822"/>
-                        <wps:cNvSpPr/>
-                        <wps:spPr>
-                          <a:xfrm>
-                            <a:off x="37327" y="73"/>
-                            <a:ext cx="36312" cy="106247"/>
-                          </a:xfrm>
-                          <a:custGeom>
-                            <a:avLst/>
-                            <a:gdLst/>
-                            <a:ahLst/>
-                            <a:cxnLst/>
-                            <a:rect l="0" t="0" r="0" b="0"/>
-                            <a:pathLst>
-                              <a:path w="36312" h="106247">
-                                <a:moveTo>
-                                  <a:pt x="1870" y="0"/>
-                                </a:moveTo>
-                                <a:cubicBezTo>
-                                  <a:pt x="6531" y="284"/>
-                                  <a:pt x="10975" y="1417"/>
-                                  <a:pt x="15203" y="3398"/>
-                                </a:cubicBezTo>
-                                <a:cubicBezTo>
-                                  <a:pt x="19431" y="5380"/>
-                                  <a:pt x="23145" y="8071"/>
-                                  <a:pt x="26345" y="11472"/>
-                                </a:cubicBezTo>
-                                <a:cubicBezTo>
-                                  <a:pt x="29545" y="14872"/>
-                                  <a:pt x="32007" y="18742"/>
-                                  <a:pt x="33728" y="23083"/>
-                                </a:cubicBezTo>
-                                <a:cubicBezTo>
-                                  <a:pt x="35449" y="27423"/>
-                                  <a:pt x="36311" y="31928"/>
-                                  <a:pt x="36311" y="36598"/>
-                                </a:cubicBezTo>
-                                <a:cubicBezTo>
-                                  <a:pt x="36312" y="40883"/>
-                                  <a:pt x="35584" y="45040"/>
-                                  <a:pt x="34127" y="49070"/>
-                                </a:cubicBezTo>
-                                <a:cubicBezTo>
-                                  <a:pt x="32670" y="53100"/>
-                                  <a:pt x="30572" y="56762"/>
-                                  <a:pt x="27831" y="60056"/>
-                                </a:cubicBezTo>
-                                <a:cubicBezTo>
-                                  <a:pt x="25091" y="63350"/>
-                                  <a:pt x="21872" y="66080"/>
-                                  <a:pt x="18174" y="68246"/>
-                                </a:cubicBezTo>
-                                <a:cubicBezTo>
-                                  <a:pt x="14477" y="70412"/>
-                                  <a:pt x="10521" y="71884"/>
-                                  <a:pt x="6308" y="72663"/>
-                                </a:cubicBezTo>
-                                <a:lnTo>
-                                  <a:pt x="6308" y="79937"/>
-                                </a:lnTo>
-                                <a:lnTo>
-                                  <a:pt x="12975" y="79937"/>
-                                </a:lnTo>
-                                <a:cubicBezTo>
-                                  <a:pt x="16664" y="79937"/>
-                                  <a:pt x="19643" y="82915"/>
-                                  <a:pt x="19643" y="86604"/>
-                                </a:cubicBezTo>
-                                <a:cubicBezTo>
-                                  <a:pt x="19643" y="90293"/>
-                                  <a:pt x="16664" y="93272"/>
-                                  <a:pt x="12975" y="93272"/>
-                                </a:cubicBezTo>
-                                <a:lnTo>
-                                  <a:pt x="6308" y="93272"/>
-                                </a:lnTo>
-                                <a:lnTo>
-                                  <a:pt x="6308" y="99939"/>
-                                </a:lnTo>
-                                <a:lnTo>
-                                  <a:pt x="0" y="106247"/>
-                                </a:lnTo>
-                                <a:lnTo>
-                                  <a:pt x="0" y="59868"/>
-                                </a:lnTo>
-                                <a:lnTo>
-                                  <a:pt x="8680" y="58262"/>
-                                </a:lnTo>
-                                <a:cubicBezTo>
-                                  <a:pt x="11582" y="57100"/>
-                                  <a:pt x="14146" y="55422"/>
-                                  <a:pt x="16373" y="53229"/>
-                                </a:cubicBezTo>
-                                <a:cubicBezTo>
-                                  <a:pt x="18601" y="51035"/>
-                                  <a:pt x="20318" y="48497"/>
-                                  <a:pt x="21525" y="45614"/>
-                                </a:cubicBezTo>
-                                <a:cubicBezTo>
-                                  <a:pt x="22733" y="42731"/>
-                                  <a:pt x="23336" y="39726"/>
-                                  <a:pt x="23336" y="36601"/>
-                                </a:cubicBezTo>
-                                <a:cubicBezTo>
-                                  <a:pt x="23336" y="33475"/>
-                                  <a:pt x="22733" y="30470"/>
-                                  <a:pt x="21525" y="27587"/>
-                                </a:cubicBezTo>
-                                <a:cubicBezTo>
-                                  <a:pt x="20318" y="24704"/>
-                                  <a:pt x="18601" y="22166"/>
-                                  <a:pt x="16373" y="19973"/>
-                                </a:cubicBezTo>
-                                <a:cubicBezTo>
-                                  <a:pt x="14146" y="17779"/>
-                                  <a:pt x="11582" y="16102"/>
-                                  <a:pt x="8680" y="14939"/>
-                                </a:cubicBezTo>
-                                <a:lnTo>
-                                  <a:pt x="0" y="13333"/>
-                                </a:lnTo>
-                                <a:lnTo>
-                                  <a:pt x="0" y="240"/>
-                                </a:lnTo>
-                                <a:lnTo>
-                                  <a:pt x="1870" y="0"/>
-                                </a:lnTo>
-                                <a:close/>
-                              </a:path>
-                            </a:pathLst>
-                          </a:custGeom>
-                          <a:ln w="0" cap="flat">
-                            <a:miter lim="127000"/>
-                          </a:ln>
-                        </wps:spPr>
-                        <wps:style>
-                          <a:lnRef idx="0">
-                            <a:srgbClr val="000000">
-                              <a:alpha val="0"/>
-                            </a:srgbClr>
-                          </a:lnRef>
-                          <a:fillRef idx="1">
-                            <a:srgbClr val="000000"/>
-                          </a:fillRef>
-                          <a:effectRef idx="0">
-                            <a:scrgbClr r="0" g="0" b="0"/>
-                          </a:effectRef>
-                          <a:fontRef idx="none"/>
-                        </wps:style>
-                        <wps:bodyPr/>
-                      </wps:wsp>
-                      <wps:wsp>
-                        <wps:cNvPr id="823" name="Shape 823"/>
-                        <wps:cNvSpPr/>
-                        <wps:spPr>
-                          <a:xfrm>
-                            <a:off x="56947" y="0"/>
-                            <a:ext cx="76710" cy="86858"/>
-                          </a:xfrm>
-                          <a:custGeom>
-                            <a:avLst/>
-                            <a:gdLst/>
-                            <a:ahLst/>
-                            <a:cxnLst/>
-                            <a:rect l="0" t="0" r="0" b="0"/>
-                            <a:pathLst>
-                              <a:path w="76710" h="86858">
-                                <a:moveTo>
-                                  <a:pt x="48361" y="0"/>
-                                </a:moveTo>
-                                <a:lnTo>
-                                  <a:pt x="71698" y="0"/>
-                                </a:lnTo>
-                                <a:cubicBezTo>
-                                  <a:pt x="74470" y="0"/>
-                                  <a:pt x="76698" y="2228"/>
-                                  <a:pt x="76698" y="5001"/>
-                                </a:cubicBezTo>
-                                <a:lnTo>
-                                  <a:pt x="76698" y="28337"/>
-                                </a:lnTo>
-                                <a:cubicBezTo>
-                                  <a:pt x="76710" y="30574"/>
-                                  <a:pt x="75682" y="32121"/>
-                                  <a:pt x="73615" y="32978"/>
-                                </a:cubicBezTo>
-                                <a:cubicBezTo>
-                                  <a:pt x="71548" y="33834"/>
-                                  <a:pt x="69727" y="33467"/>
-                                  <a:pt x="68153" y="31876"/>
-                                </a:cubicBezTo>
-                                <a:lnTo>
-                                  <a:pt x="61197" y="24920"/>
-                                </a:lnTo>
-                                <a:lnTo>
-                                  <a:pt x="56902" y="29215"/>
-                                </a:lnTo>
-                                <a:cubicBezTo>
-                                  <a:pt x="59513" y="33021"/>
-                                  <a:pt x="61340" y="37173"/>
-                                  <a:pt x="62384" y="41670"/>
-                                </a:cubicBezTo>
-                                <a:cubicBezTo>
-                                  <a:pt x="63427" y="46167"/>
-                                  <a:pt x="63615" y="50699"/>
-                                  <a:pt x="62947" y="55267"/>
-                                </a:cubicBezTo>
-                                <a:cubicBezTo>
-                                  <a:pt x="62278" y="59835"/>
-                                  <a:pt x="60800" y="64123"/>
-                                  <a:pt x="58512" y="68133"/>
-                                </a:cubicBezTo>
-                                <a:cubicBezTo>
-                                  <a:pt x="56224" y="72142"/>
-                                  <a:pt x="53285" y="75597"/>
-                                  <a:pt x="49692" y="78496"/>
-                                </a:cubicBezTo>
-                                <a:cubicBezTo>
-                                  <a:pt x="46100" y="81395"/>
-                                  <a:pt x="42102" y="83539"/>
-                                  <a:pt x="37700" y="84929"/>
-                                </a:cubicBezTo>
-                                <a:cubicBezTo>
-                                  <a:pt x="33298" y="86319"/>
-                                  <a:pt x="28794" y="86858"/>
-                                  <a:pt x="24188" y="86547"/>
-                                </a:cubicBezTo>
-                                <a:cubicBezTo>
-                                  <a:pt x="19583" y="86235"/>
-                                  <a:pt x="15192" y="85095"/>
-                                  <a:pt x="11017" y="83126"/>
-                                </a:cubicBezTo>
-                                <a:cubicBezTo>
-                                  <a:pt x="6842" y="81156"/>
-                                  <a:pt x="3170" y="78493"/>
-                                  <a:pt x="0" y="75137"/>
-                                </a:cubicBezTo>
-                                <a:lnTo>
-                                  <a:pt x="0" y="75132"/>
-                                </a:lnTo>
-                                <a:cubicBezTo>
-                                  <a:pt x="4030" y="73023"/>
-                                  <a:pt x="7649" y="70356"/>
-                                  <a:pt x="10857" y="67131"/>
-                                </a:cubicBezTo>
-                                <a:cubicBezTo>
-                                  <a:pt x="15328" y="71280"/>
-                                  <a:pt x="20614" y="73351"/>
-                                  <a:pt x="26714" y="73342"/>
-                                </a:cubicBezTo>
-                                <a:cubicBezTo>
-                                  <a:pt x="39610" y="73342"/>
-                                  <a:pt x="50051" y="62902"/>
-                                  <a:pt x="50051" y="50006"/>
-                                </a:cubicBezTo>
-                                <a:cubicBezTo>
-                                  <a:pt x="50053" y="46525"/>
-                                  <a:pt x="49313" y="43210"/>
-                                  <a:pt x="47831" y="40060"/>
-                                </a:cubicBezTo>
-                                <a:cubicBezTo>
-                                  <a:pt x="46349" y="36911"/>
-                                  <a:pt x="44267" y="34227"/>
-                                  <a:pt x="41584" y="32010"/>
-                                </a:cubicBezTo>
-                                <a:cubicBezTo>
-                                  <a:pt x="38900" y="29793"/>
-                                  <a:pt x="35872" y="28253"/>
-                                  <a:pt x="32500" y="27392"/>
-                                </a:cubicBezTo>
-                                <a:cubicBezTo>
-                                  <a:pt x="29127" y="26530"/>
-                                  <a:pt x="25732" y="26428"/>
-                                  <a:pt x="22314" y="27087"/>
-                                </a:cubicBezTo>
-                                <a:cubicBezTo>
-                                  <a:pt x="21307" y="22641"/>
-                                  <a:pt x="19640" y="18460"/>
-                                  <a:pt x="17313" y="14541"/>
-                                </a:cubicBezTo>
-                                <a:cubicBezTo>
-                                  <a:pt x="20387" y="13730"/>
-                                  <a:pt x="23513" y="13328"/>
-                                  <a:pt x="26692" y="13335"/>
-                                </a:cubicBezTo>
-                                <a:cubicBezTo>
-                                  <a:pt x="34399" y="13335"/>
-                                  <a:pt x="41566" y="15713"/>
-                                  <a:pt x="47484" y="19797"/>
-                                </a:cubicBezTo>
-                                <a:lnTo>
-                                  <a:pt x="51779" y="15502"/>
-                                </a:lnTo>
-                                <a:lnTo>
-                                  <a:pt x="44817" y="8540"/>
-                                </a:lnTo>
-                                <a:cubicBezTo>
-                                  <a:pt x="43244" y="6962"/>
-                                  <a:pt x="42885" y="5144"/>
-                                  <a:pt x="43739" y="3087"/>
-                                </a:cubicBezTo>
-                                <a:cubicBezTo>
-                                  <a:pt x="44593" y="1029"/>
-                                  <a:pt x="46134" y="0"/>
-                                  <a:pt x="48361" y="0"/>
-                                </a:cubicBezTo>
-                                <a:close/>
-                              </a:path>
-                            </a:pathLst>
-                          </a:custGeom>
-                          <a:ln w="0" cap="flat">
-                            <a:miter lim="127000"/>
-                          </a:ln>
-                        </wps:spPr>
-                        <wps:style>
-                          <a:lnRef idx="0">
-                            <a:srgbClr val="000000">
-                              <a:alpha val="0"/>
-                            </a:srgbClr>
-                          </a:lnRef>
-                          <a:fillRef idx="1">
-                            <a:srgbClr val="000000"/>
-                          </a:fillRef>
-                          <a:effectRef idx="0">
-                            <a:scrgbClr r="0" g="0" b="0"/>
-                          </a:effectRef>
-                          <a:fontRef idx="none"/>
-                        </wps:style>
-                        <wps:bodyPr/>
-                      </wps:wsp>
-                    </wpg:wgp>
-                  </a:graphicData>
-                </a:graphic>
-              </wp:inline>
-            </w:drawing>
-          </mc:Choice>
-          <mc:Fallback>
-            <w:pict>
-              <v:group w14:anchorId="45F2EA3C" id="Group 4226" o:spid="_x0000_s1026" style="width:10.5pt;height:8.4pt;mso-position-horizontal-relative:char;mso-position-vertical-relative:line" coordsize="133657,106680" o:gfxdata="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">
-                <v:shape id="Shape 821" o:spid="_x0000_s1027" style="position:absolute;top:314;width:37327;height:106366;visibility:visible;mso-wrap-style:square;v-text-anchor:top" coordsize="37327,106366" o:gfxdata="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" path="m37327,r,13093l36967,13027v-3063,47,-6003,673,-8819,1878c25331,16110,22848,17804,20699,19987v-2149,2182,-3805,4691,-4966,7526c14571,30348,13991,33297,13991,36360v,3063,580,6013,1742,8847c16894,48042,18550,50551,20699,52734v2149,2182,4632,3876,7449,5081c30964,59020,33904,59646,36967,59694r360,-67l37327,106006r-360,360c33277,106366,30299,103388,30299,99698r,-6667l23632,93031v-3689,,-6668,-2978,-6668,-6667c16964,82674,19943,79696,23632,79696r6667,l30299,72423c25708,71574,21434,69909,17479,67427,13523,64946,10164,61823,7402,58058,4639,54294,2668,50152,1487,45635,307,41117,,36541,567,31906,1135,27271,2537,22904,4773,18805,7008,14705,9921,11162,13510,8175,17099,5188,21112,2968,25550,1514l37327,xe" fillcolor="black" stroked="f" strokeweight="0">
-                  <v:stroke miterlimit="83231f" joinstyle="miter"/>
-                  <v:path arrowok="t" textboxrect="0,0,37327,106366"/>
-                </v:shape>
-                <v:shape id="Shape 822" o:spid="_x0000_s1028" style="position:absolute;left:37327;top:73;width:36312;height:106247;visibility:visible;mso-wrap-style:square;v-text-anchor:top" coordsize="36312,106247" o:gfxdata="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" path="m1870,v4661,284,9105,1417,13333,3398c19431,5380,23145,8071,26345,11472v3200,3400,5662,7270,7383,11611c35449,27423,36311,31928,36311,36598v1,4285,-727,8442,-2184,12472c32670,53100,30572,56762,27831,60056v-2740,3294,-5959,6024,-9657,8190c14477,70412,10521,71884,6308,72663r,7274l12975,79937v3689,,6668,2978,6668,6667c19643,90293,16664,93272,12975,93272r-6667,l6308,99939,,106247,,59868,8680,58262v2902,-1162,5466,-2840,7693,-5033c18601,51035,20318,48497,21525,45614v1208,-2883,1811,-5888,1811,-9013c23336,33475,22733,30470,21525,27587,20318,24704,18601,22166,16373,19973,14146,17779,11582,16102,8680,14939l,13333,,240,1870,xe" fillcolor="black" stroked="f" strokeweight="0">
-                  <v:stroke miterlimit="83231f" joinstyle="miter"/>
-                  <v:path arrowok="t" textboxrect="0,0,36312,106247"/>
-                </v:shape>
-                <v:shape id="Shape 823" o:spid="_x0000_s1029" style="position:absolute;left:56947;width:76710;height:86858;visibility:visible;mso-wrap-style:square;v-text-anchor:top" coordsize="76710,86858" o:gfxdata="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" path="m48361,l71698,v2772,,5000,2228,5000,5001l76698,28337v12,2237,-1016,3784,-3083,4641c71548,33834,69727,33467,68153,31876l61197,24920r-4295,4295c59513,33021,61340,37173,62384,41670v1043,4497,1231,9029,563,13597c62278,59835,60800,64123,58512,68133v-2288,4009,-5227,7464,-8820,10363c46100,81395,42102,83539,37700,84929v-4402,1390,-8906,1929,-13512,1618c19583,86235,15192,85095,11017,83126,6842,81156,3170,78493,,75137r,-5c4030,73023,7649,70356,10857,67131v4471,4149,9757,6220,15857,6211c39610,73342,50051,62902,50051,50006v2,-3481,-738,-6796,-2220,-9946c46349,36911,44267,34227,41584,32010,38900,29793,35872,28253,32500,27392v-3373,-862,-6768,-964,-10186,-305c21307,22641,19640,18460,17313,14541v3074,-811,6200,-1213,9379,-1206c34399,13335,41566,15713,47484,19797r4295,-4295l44817,8540c43244,6962,42885,5144,43739,3087,44593,1029,46134,,48361,xe" fillcolor="black" stroked="f" strokeweight="0">
-                  <v:stroke miterlimit="83231f" joinstyle="miter"/>
-                  <v:path arrowok="t" textboxrect="0,0,76710,86858"/>
-                </v:shape>
-                <w10:anchorlock/>
-              </v:group>
-            </w:pict>
-          </mc:Fallback>
-        </mc:AlternateContent>
-      </w:r>
-      <w:r>
-        <w:t xml:space="preserve"> </w:t>
-      </w:r>
-      <w:r>
-        <w:t>Male</w:t>
-      </w:r>
-      <w:r>
-        <w:rPr>
-          <w:sz w:val="2"/>
-          <w:vertAlign w:val="superscript"/>
-        </w:rPr>
-        <w:t xml:space="preserve"> </w:t>
+        <w:t xml:space="preserve">      </w:t>
       </w:r>
     </w:p>
     <w:p>
@@ -2308,111 +183,16 @@
     </w:p>
     <w:p>
       <w:pPr>
-        <w:spacing w:after="102" w:line="259" w:lineRule="auto"/>
-        <w:ind w:left="-2" w:right="-7" w:firstLine="0"/>
+        <w:rPr>
+          <w:lang w:val="en-NG" w:eastAsia="en-GB" w:bidi="ar-SA"/>
+        </w:rPr>
       </w:pPr>
-      <w:r>
-        <w:rPr>
-          <w:noProof/>
-          <w:sz w:val="22"/>
-        </w:rPr>
-        <mc:AlternateContent>
-          <mc:Choice Requires="wpg">
-            <w:drawing>
-              <wp:inline distT="0" distB="0" distL="0" distR="0">
-                <wp:extent cx="5981699" cy="19050"/>
-                <wp:effectExtent l="0" t="0" r="0" b="0"/>
-                <wp:docPr id="4227" name="Group 4227"/>
-                <wp:cNvGraphicFramePr/>
-                <a:graphic xmlns:a="http://schemas.openxmlformats.org/drawingml/2006/main">
-                  <a:graphicData uri="http://schemas.microsoft.com/office/word/2010/wordprocessingGroup">
-                    <wpg:wgp>
-                      <wpg:cNvGrpSpPr/>
-                      <wpg:grpSpPr>
-                        <a:xfrm>
-                          <a:off x="0" y="0"/>
-                          <a:ext cx="5981699" cy="19050"/>
-                          <a:chOff x="0" y="0"/>
-                          <a:chExt cx="5981699" cy="19050"/>
-                        </a:xfrm>
-                      </wpg:grpSpPr>
-                      <wps:wsp>
-                        <wps:cNvPr id="5034" name="Shape 5034"/>
-                        <wps:cNvSpPr/>
-                        <wps:spPr>
-                          <a:xfrm>
-                            <a:off x="0" y="0"/>
-                            <a:ext cx="5981699" cy="19050"/>
-                          </a:xfrm>
-                          <a:custGeom>
-                            <a:avLst/>
-                            <a:gdLst/>
-                            <a:ahLst/>
-                            <a:cxnLst/>
-                            <a:rect l="0" t="0" r="0" b="0"/>
-                            <a:pathLst>
-                              <a:path w="5981699" h="19050">
-                                <a:moveTo>
-                                  <a:pt x="0" y="0"/>
-                                </a:moveTo>
-                                <a:lnTo>
-                                  <a:pt x="5981699" y="0"/>
-                                </a:lnTo>
-                                <a:lnTo>
-                                  <a:pt x="5981699" y="19050"/>
-                                </a:lnTo>
-                                <a:lnTo>
-                                  <a:pt x="0" y="19050"/>
-                                </a:lnTo>
-                                <a:lnTo>
-                                  <a:pt x="0" y="0"/>
-                                </a:lnTo>
-                              </a:path>
-                            </a:pathLst>
-                          </a:custGeom>
-                          <a:ln w="0" cap="flat">
-                            <a:miter lim="127000"/>
-                          </a:ln>
-                        </wps:spPr>
-                        <wps:style>
-                          <a:lnRef idx="0">
-                            <a:srgbClr val="000000">
-                              <a:alpha val="0"/>
-                            </a:srgbClr>
-                          </a:lnRef>
-                          <a:fillRef idx="1">
-                            <a:srgbClr val="000000"/>
-                          </a:fillRef>
-                          <a:effectRef idx="0">
-                            <a:scrgbClr r="0" g="0" b="0"/>
-                          </a:effectRef>
-                          <a:fontRef idx="none"/>
-                        </wps:style>
-                        <wps:bodyPr/>
-                      </wps:wsp>
-                    </wpg:wgp>
-                  </a:graphicData>
-                </a:graphic>
-              </wp:inline>
-            </w:drawing>
-          </mc:Choice>
-          <mc:Fallback xmlns:a="http://schemas.openxmlformats.org/drawingml/2006/main">
-            <w:pict>
-              <v:group id="Group 4227" style="width:471pt;height:1.5pt;mso-position-horizontal-relative:char;mso-position-vertical-relative:line" coordsize="59816,190">
-                <v:shape id="Shape 5035" style="position:absolute;width:59816;height:190;left:0;top:0;" coordsize="5981699,19050" path="m0,0l5981699,0l5981699,19050l0,19050l0,0">
-                  <v:stroke weight="0pt" endcap="flat" joinstyle="miter" miterlimit="10" on="false" color="#000000" opacity="0"/>
-                  <v:fill on="true" color="#000000"/>
-                </v:shape>
-              </v:group>
-            </w:pict>
-          </mc:Fallback>
-        </mc:AlternateContent>
-      </w:r>
     </w:p>
     <w:p>
       <w:pPr>
-        <w:spacing w:after="270"/>
-        <w:ind w:left="21"/>
+        <w:keepLines/>
+        <w:snapToGrid w:val="0"/>
+        <w:spacing w:before="0" w:line="360" w:lineRule="auto"/>
       </w:pPr>
       <w:r>
         <w:t xml:space="preserve">I am a highly skilled </w:t>
@@ -2588,7 +368,9 @@
     <w:p>
       <w:pPr>
         <w:pStyle w:val="Heading1"/>
-        <w:ind w:left="-5"/>
+        <w:snapToGrid w:val="0"/>
+        <w:spacing w:after="60" w:line="240" w:lineRule="auto"/>
+        <w:ind w:left="0" w:firstLine="0"/>
       </w:pPr>
       <w:r>
         <w:t>TECHNICAL SKILLS</w:t>
@@ -2596,109 +378,14 @@
     </w:p>
     <w:p>
       <w:pPr>
-        <w:spacing w:after="145" w:line="259" w:lineRule="auto"/>
-        <w:ind w:left="-2" w:right="-7" w:firstLine="0"/>
+        <w:rPr>
+          <w:lang w:val="en-NG" w:eastAsia="en-GB" w:bidi="ar-SA"/>
+        </w:rPr>
       </w:pPr>
-      <w:r>
-        <w:rPr>
-          <w:noProof/>
-          <w:sz w:val="22"/>
-        </w:rPr>
-        <mc:AlternateContent>
-          <mc:Choice Requires="wpg">
-            <w:drawing>
-              <wp:inline distT="0" distB="0" distL="0" distR="0">
-                <wp:extent cx="5981699" cy="19050"/>
-                <wp:effectExtent l="0" t="0" r="0" b="0"/>
-                <wp:docPr id="4228" name="Group 4228"/>
-                <wp:cNvGraphicFramePr/>
-                <a:graphic xmlns:a="http://schemas.openxmlformats.org/drawingml/2006/main">
-                  <a:graphicData uri="http://schemas.microsoft.com/office/word/2010/wordprocessingGroup">
-                    <wpg:wgp>
-                      <wpg:cNvGrpSpPr/>
-                      <wpg:grpSpPr>
-                        <a:xfrm>
-                          <a:off x="0" y="0"/>
-                          <a:ext cx="5981699" cy="19050"/>
-                          <a:chOff x="0" y="0"/>
-                          <a:chExt cx="5981699" cy="19050"/>
-                        </a:xfrm>
-                      </wpg:grpSpPr>
-                      <wps:wsp>
-                        <wps:cNvPr id="5036" name="Shape 5036"/>
-                        <wps:cNvSpPr/>
-                        <wps:spPr>
-                          <a:xfrm>
-                            <a:off x="0" y="0"/>
-                            <a:ext cx="5981699" cy="19050"/>
-                          </a:xfrm>
-                          <a:custGeom>
-                            <a:avLst/>
-                            <a:gdLst/>
-                            <a:ahLst/>
-                            <a:cxnLst/>
-                            <a:rect l="0" t="0" r="0" b="0"/>
-                            <a:pathLst>
-                              <a:path w="5981699" h="19050">
-                                <a:moveTo>
-                                  <a:pt x="0" y="0"/>
-                                </a:moveTo>
-                                <a:lnTo>
-                                  <a:pt x="5981699" y="0"/>
-                                </a:lnTo>
-                                <a:lnTo>
-                                  <a:pt x="5981699" y="19050"/>
-                                </a:lnTo>
-                                <a:lnTo>
-                                  <a:pt x="0" y="19050"/>
-                                </a:lnTo>
-                                <a:lnTo>
-                                  <a:pt x="0" y="0"/>
-                                </a:lnTo>
-                              </a:path>
-                            </a:pathLst>
-                          </a:custGeom>
-                          <a:ln w="0" cap="flat">
-                            <a:miter lim="127000"/>
-                          </a:ln>
-                        </wps:spPr>
-                        <wps:style>
-                          <a:lnRef idx="0">
-                            <a:srgbClr val="000000">
-                              <a:alpha val="0"/>
-                            </a:srgbClr>
-                          </a:lnRef>
-                          <a:fillRef idx="1">
-                            <a:srgbClr val="000000"/>
-                          </a:fillRef>
-                          <a:effectRef idx="0">
-                            <a:scrgbClr r="0" g="0" b="0"/>
-                          </a:effectRef>
-                          <a:fontRef idx="none"/>
-                        </wps:style>
-                        <wps:bodyPr/>
-                      </wps:wsp>
-                    </wpg:wgp>
-                  </a:graphicData>
-                </a:graphic>
-              </wp:inline>
-            </w:drawing>
-          </mc:Choice>
-          <mc:Fallback xmlns:a="http://schemas.openxmlformats.org/drawingml/2006/main">
-            <w:pict>
-              <v:group id="Group 4228" style="width:471pt;height:1.5pt;mso-position-horizontal-relative:char;mso-position-vertical-relative:line" coordsize="59816,190">
-                <v:shape id="Shape 5037" style="position:absolute;width:59816;height:190;left:0;top:0;" coordsize="5981699,19050" path="m0,0l5981699,0l5981699,19050l0,19050l0,0">
-                  <v:stroke weight="0pt" endcap="flat" joinstyle="miter" miterlimit="10" on="false" color="#000000" opacity="0"/>
-                  <v:fill on="true" color="#000000"/>
-                </v:shape>
-              </v:group>
-            </w:pict>
-          </mc:Fallback>
-        </mc:AlternateContent>
-      </w:r>
     </w:p>
     <w:p>
       <w:pPr>
+        <w:keepLines/>
         <w:tabs>
           <w:tab w:val="center" w:pos="739"/>
           <w:tab w:val="center" w:pos="1103"/>
@@ -2712,8 +399,8 @@
           <w:tab w:val="center" w:pos="7099"/>
           <w:tab w:val="center" w:pos="7659"/>
         </w:tabs>
-        <w:spacing w:after="84"/>
-        <w:ind w:left="0" w:firstLine="0"/>
+        <w:snapToGrid w:val="0"/>
+        <w:spacing w:before="0" w:line="360" w:lineRule="auto"/>
       </w:pPr>
       <w:r>
         <w:rPr>
@@ -2749,6 +436,7 @@
     </w:p>
     <w:p>
       <w:pPr>
+        <w:keepLines/>
         <w:tabs>
           <w:tab w:val="center" w:pos="739"/>
           <w:tab w:val="center" w:pos="1103"/>
@@ -2762,8 +450,8 @@
           <w:tab w:val="center" w:pos="7099"/>
           <w:tab w:val="center" w:pos="7659"/>
         </w:tabs>
-        <w:spacing w:after="84"/>
-        <w:ind w:left="0" w:firstLine="0"/>
+        <w:snapToGrid w:val="0"/>
+        <w:spacing w:before="0" w:line="360" w:lineRule="auto"/>
       </w:pPr>
       <w:r>
         <w:rPr>
@@ -2785,6 +473,7 @@
     </w:p>
     <w:p>
       <w:pPr>
+        <w:keepLines/>
         <w:tabs>
           <w:tab w:val="center" w:pos="739"/>
           <w:tab w:val="center" w:pos="1103"/>
@@ -2798,8 +487,8 @@
           <w:tab w:val="center" w:pos="7099"/>
           <w:tab w:val="center" w:pos="7659"/>
         </w:tabs>
-        <w:spacing w:after="84"/>
-        <w:ind w:left="0" w:firstLine="0"/>
+        <w:snapToGrid w:val="0"/>
+        <w:spacing w:before="0" w:line="360" w:lineRule="auto"/>
       </w:pPr>
       <w:r>
         <w:rPr>
@@ -2887,7 +576,9 @@
     <w:p>
       <w:pPr>
         <w:pStyle w:val="Heading1"/>
-        <w:ind w:left="-5"/>
+        <w:snapToGrid w:val="0"/>
+        <w:spacing w:after="60" w:line="240" w:lineRule="auto"/>
+        <w:ind w:left="0" w:firstLine="0"/>
       </w:pPr>
       <w:r>
         <w:t>PROFESSIONAL EXPERIENCE</w:t>
@@ -2895,114 +586,20 @@
     </w:p>
     <w:p>
       <w:pPr>
-        <w:spacing w:after="102" w:line="259" w:lineRule="auto"/>
-        <w:ind w:left="-2" w:right="-7" w:firstLine="0"/>
+        <w:rPr>
+          <w:lang w:val="en-NG" w:eastAsia="en-GB" w:bidi="ar-SA"/>
+        </w:rPr>
       </w:pPr>
-      <w:r>
-        <w:rPr>
-          <w:noProof/>
-          <w:sz w:val="22"/>
-        </w:rPr>
-        <mc:AlternateContent>
-          <mc:Choice Requires="wpg">
-            <w:drawing>
-              <wp:inline distT="0" distB="0" distL="0" distR="0">
-                <wp:extent cx="5981699" cy="19050"/>
-                <wp:effectExtent l="0" t="0" r="0" b="0"/>
-                <wp:docPr id="4229" name="Group 4229"/>
-                <wp:cNvGraphicFramePr/>
-                <a:graphic xmlns:a="http://schemas.openxmlformats.org/drawingml/2006/main">
-                  <a:graphicData uri="http://schemas.microsoft.com/office/word/2010/wordprocessingGroup">
-                    <wpg:wgp>
-                      <wpg:cNvGrpSpPr/>
-                      <wpg:grpSpPr>
-                        <a:xfrm>
-                          <a:off x="0" y="0"/>
-                          <a:ext cx="5981699" cy="19050"/>
-                          <a:chOff x="0" y="0"/>
-                          <a:chExt cx="5981699" cy="19050"/>
-                        </a:xfrm>
-                      </wpg:grpSpPr>
-                      <wps:wsp>
-                        <wps:cNvPr id="5038" name="Shape 5038"/>
-                        <wps:cNvSpPr/>
-                        <wps:spPr>
-                          <a:xfrm>
-                            <a:off x="0" y="0"/>
-                            <a:ext cx="5981699" cy="19050"/>
-                          </a:xfrm>
-                          <a:custGeom>
-                            <a:avLst/>
-                            <a:gdLst/>
-                            <a:ahLst/>
-                            <a:cxnLst/>
-                            <a:rect l="0" t="0" r="0" b="0"/>
-                            <a:pathLst>
-                              <a:path w="5981699" h="19050">
-                                <a:moveTo>
-                                  <a:pt x="0" y="0"/>
-                                </a:moveTo>
-                                <a:lnTo>
-                                  <a:pt x="5981699" y="0"/>
-                                </a:lnTo>
-                                <a:lnTo>
-                                  <a:pt x="5981699" y="19050"/>
-                                </a:lnTo>
-                                <a:lnTo>
-                                  <a:pt x="0" y="19050"/>
-                                </a:lnTo>
-                                <a:lnTo>
-                                  <a:pt x="0" y="0"/>
-                                </a:lnTo>
-                              </a:path>
-                            </a:pathLst>
-                          </a:custGeom>
-                          <a:ln w="0" cap="flat">
-                            <a:miter lim="127000"/>
-                          </a:ln>
-                        </wps:spPr>
-                        <wps:style>
-                          <a:lnRef idx="0">
-                            <a:srgbClr val="000000">
-                              <a:alpha val="0"/>
-                            </a:srgbClr>
-                          </a:lnRef>
-                          <a:fillRef idx="1">
-                            <a:srgbClr val="000000"/>
-                          </a:fillRef>
-                          <a:effectRef idx="0">
-                            <a:scrgbClr r="0" g="0" b="0"/>
-                          </a:effectRef>
-                          <a:fontRef idx="none"/>
-                        </wps:style>
-                        <wps:bodyPr/>
-                      </wps:wsp>
-                    </wpg:wgp>
-                  </a:graphicData>
-                </a:graphic>
-              </wp:inline>
-            </w:drawing>
-          </mc:Choice>
-          <mc:Fallback xmlns:a="http://schemas.openxmlformats.org/drawingml/2006/main">
-            <w:pict>
-              <v:group id="Group 4229" style="width:471pt;height:1.5pt;mso-position-horizontal-relative:char;mso-position-vertical-relative:line" coordsize="59816,190">
-                <v:shape id="Shape 5039" style="position:absolute;width:59816;height:190;left:0;top:0;" coordsize="5981699,19050" path="m0,0l5981699,0l5981699,19050l0,19050l0,0">
-                  <v:stroke weight="0pt" endcap="flat" joinstyle="miter" miterlimit="10" on="false" color="#000000" opacity="0"/>
-                  <v:fill on="true" color="#000000"/>
-                </v:shape>
-              </v:group>
-            </w:pict>
-          </mc:Fallback>
-        </mc:AlternateContent>
-      </w:r>
     </w:p>
     <w:p>
       <w:pPr>
+        <w:keepLines/>
         <w:tabs>
           <w:tab w:val="right" w:pos="9411"/>
         </w:tabs>
-        <w:spacing w:after="30"/>
-        <w:ind w:left="0" w:firstLine="0"/>
+        <w:adjustRightInd w:val="0"/>
+        <w:snapToGrid w:val="0"/>
+        <w:spacing w:before="0" w:line="360" w:lineRule="auto"/>
       </w:pPr>
       <w:r>
         <w:rPr>
@@ -3025,7 +622,10 @@
     </w:p>
     <w:p>
       <w:pPr>
-        <w:ind w:left="21"/>
+        <w:keepLines/>
+        <w:adjustRightInd w:val="0"/>
+        <w:snapToGrid w:val="0"/>
+        <w:spacing w:before="0" w:line="360" w:lineRule="auto"/>
       </w:pPr>
       <w:r>
         <w:rPr>
@@ -3041,14 +641,14 @@
       </w:r>
       <w:r>
         <w:t xml:space="preserve">24/25 Marina Rd, </w:t>
-      </w:r>
-      <w:r>
-        <w:t>Lagos Island, Nigeria</w:t>
       </w:r>
     </w:p>
     <w:p>
       <w:pPr>
-        <w:ind w:left="21"/>
+        <w:keepLines/>
+        <w:adjustRightInd w:val="0"/>
+        <w:snapToGrid w:val="0"/>
+        <w:spacing w:before="0" w:line="360" w:lineRule="auto"/>
       </w:pPr>
       <w:r>
         <w:rPr>
@@ -3202,13 +802,14 @@
               </wp:inline>
             </w:drawing>
           </mc:Choice>
-          <mc:Fallback xmlns:a="http://schemas.openxmlformats.org/drawingml/2006/main">
+          <mc:Fallback>
             <w:pict>
-              <v:group id="Group 4230" style="width:2.99999pt;height:2.99994pt;mso-position-horizontal-relative:char;mso-position-vertical-relative:line" coordsize="381,380">
-                <v:shape id="Shape 991" style="position:absolute;width:381;height:380;left:0;top:0;" coordsize="38100,38099" path="m19046,0l19054,0l26340,1450c28674,2416,30734,3793,32520,5579c34307,7365,35683,9425,36650,11759c37617,14093,38100,16523,38100,19049c38100,21575,37617,24006,36650,26339c35683,28673,34307,30733,32520,32520c30734,34306,28674,35682,26340,36649c24006,37616,21576,38099,19050,38099c16524,38099,14094,37616,11760,36649c9426,35682,7366,34306,5580,32520c3793,30733,2417,28673,1450,26339l0,19050l0,19048l1450,11759c2417,9425,3793,7365,5580,5579c7366,3793,9426,2416,11760,1450l19046,0x">
-                  <v:stroke weight="0pt" endcap="flat" joinstyle="miter" miterlimit="10" on="false" color="#000000" opacity="0"/>
-                  <v:fill on="true" color="#000000"/>
+              <v:group w14:anchorId="3DBE7B69" id="Group 4230" o:spid="_x0000_s1026" style="width:3pt;height:3pt;mso-position-horizontal-relative:char;mso-position-vertical-relative:line" coordsize="38100,38099" o:gfxdata="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">
+                <v:shape id="Shape 991" o:spid="_x0000_s1027" style="position:absolute;width:38100;height:38099;visibility:visible;mso-wrap-style:square;v-text-anchor:top" coordsize="38100,38099" o:gfxdata="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" path="m19046,r8,l26340,1450v2334,966,4394,2343,6180,4129c34307,7365,35683,9425,36650,11759v967,2334,1450,4764,1450,7290c38100,21575,37617,24006,36650,26339v-967,2334,-2343,4394,-4130,6181c30734,34306,28674,35682,26340,36649v-2334,967,-4764,1450,-7290,1450c16524,38099,14094,37616,11760,36649,9426,35682,7366,34306,5580,32520,3793,30733,2417,28673,1450,26339l,19050r,-2l1450,11759c2417,9425,3793,7365,5580,5579,7366,3793,9426,2416,11760,1450l19046,xe" fillcolor="black" stroked="f" strokeweight="0">
+                  <v:stroke miterlimit="83231f" joinstyle="miter"/>
+                  <v:path arrowok="t" textboxrect="0,0,38100,38099"/>
                 </v:shape>
+                <w10:anchorlock/>
               </v:group>
             </w:pict>
           </mc:Fallback>
@@ -3231,10 +832,16 @@
         </w:rPr>
         <w:tab/>
       </w:r>
+      <w:r>
+        <w:t xml:space="preserve"> Lagos Island, Nigeria</w:t>
+      </w:r>
     </w:p>
     <w:p>
       <w:pPr>
-        <w:ind w:left="197" w:right="1286"/>
+        <w:keepLines/>
+        <w:adjustRightInd w:val="0"/>
+        <w:snapToGrid w:val="0"/>
+        <w:spacing w:before="0" w:line="360" w:lineRule="auto"/>
       </w:pPr>
       <w:r>
         <w:t xml:space="preserve">(including HP </w:t>
@@ -3256,13 +863,17 @@
     </w:p>
     <w:p>
       <w:pPr>
-        <w:ind w:left="174" w:right="1801" w:hanging="161"/>
+        <w:keepLines/>
+        <w:adjustRightInd w:val="0"/>
+        <w:snapToGrid w:val="0"/>
+        <w:spacing w:before="0" w:line="360" w:lineRule="auto"/>
       </w:pPr>
       <w:r>
         <w:rPr>
           <w:noProof/>
           <w:sz w:val="22"/>
         </w:rPr>
+        <w:lastRenderedPageBreak/>
         <mc:AlternateContent>
           <mc:Choice Requires="wpg">
             <w:drawing>
@@ -3410,13 +1021,14 @@
               </wp:inline>
             </w:drawing>
           </mc:Choice>
-          <mc:Fallback xmlns:a="http://schemas.openxmlformats.org/drawingml/2006/main">
+          <mc:Fallback>
             <w:pict>
-              <v:group id="Group 4231" style="width:2.99999pt;height:2.99994pt;mso-position-horizontal-relative:char;mso-position-vertical-relative:line" coordsize="381,380">
-                <v:shape id="Shape 992" style="position:absolute;width:381;height:380;left:0;top:0;" coordsize="38100,38099" path="m19046,0l19054,0l26340,1450c28674,2416,30734,3793,32520,5579c34307,7365,35683,9425,36650,11759c37617,14093,38100,16523,38100,19049c38100,21575,37617,24006,36650,26339c35683,28673,34307,30733,32520,32520c30734,34306,28674,35682,26340,36649c24006,37616,21576,38099,19050,38099c16524,38099,14094,37616,11760,36649c9426,35682,7366,34306,5580,32520c3793,30733,2417,28673,1450,26339l0,19050l0,19048l1450,11759c2417,9425,3793,7365,5580,5579c7366,3793,9426,2416,11760,1450l19046,0x">
-                  <v:stroke weight="0pt" endcap="flat" joinstyle="miter" miterlimit="10" on="false" color="#000000" opacity="0"/>
-                  <v:fill on="true" color="#000000"/>
+              <v:group w14:anchorId="61E97469" id="Group 4231" o:spid="_x0000_s1026" style="width:3pt;height:3pt;mso-position-horizontal-relative:char;mso-position-vertical-relative:line" coordsize="38100,38099" o:gfxdata="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">
+                <v:shape id="Shape 992" o:spid="_x0000_s1027" style="position:absolute;width:38100;height:38099;visibility:visible;mso-wrap-style:square;v-text-anchor:top" coordsize="38100,38099" o:gfxdata="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" path="m19046,r8,l26340,1450v2334,966,4394,2343,6180,4129c34307,7365,35683,9425,36650,11759v967,2334,1450,4764,1450,7290c38100,21575,37617,24006,36650,26339v-967,2334,-2343,4394,-4130,6181c30734,34306,28674,35682,26340,36649v-2334,967,-4764,1450,-7290,1450c16524,38099,14094,37616,11760,36649,9426,35682,7366,34306,5580,32520,3793,30733,2417,28673,1450,26339l,19050r,-2l1450,11759c2417,9425,3793,7365,5580,5579,7366,3793,9426,2416,11760,1450l19046,xe" fillcolor="black" stroked="f" strokeweight="0">
+                  <v:stroke miterlimit="83231f" joinstyle="miter"/>
+                  <v:path arrowok="t" textboxrect="0,0,38100,38099"/>
                 </v:shape>
+                <w10:anchorlock/>
               </v:group>
             </w:pict>
           </mc:Fallback>
@@ -3453,7 +1065,10 @@
     </w:p>
     <w:p>
       <w:pPr>
-        <w:ind w:left="174" w:right="2050" w:hanging="161"/>
+        <w:keepLines/>
+        <w:adjustRightInd w:val="0"/>
+        <w:snapToGrid w:val="0"/>
+        <w:spacing w:before="0" w:line="360" w:lineRule="auto"/>
       </w:pPr>
       <w:r>
         <w:rPr>
@@ -3607,13 +1222,14 @@
               </wp:inline>
             </w:drawing>
           </mc:Choice>
-          <mc:Fallback xmlns:a="http://schemas.openxmlformats.org/drawingml/2006/main">
+          <mc:Fallback>
             <w:pict>
-              <v:group id="Group 4232" style="width:2.99999pt;height:2.99994pt;mso-position-horizontal-relative:char;mso-position-vertical-relative:line" coordsize="381,380">
-                <v:shape id="Shape 993" style="position:absolute;width:381;height:380;left:0;top:0;" coordsize="38100,38099" path="m19046,0l19054,0l26340,1450c28674,2416,30734,3793,32520,5579c34307,7365,35683,9425,36650,11759c37617,14093,38100,16523,38100,19049c38100,21575,37617,24006,36650,26339c35683,28673,34307,30733,32520,32520c30734,34306,28674,35682,26340,36649c24006,37616,21576,38099,19050,38099c16524,38099,14094,37616,11760,36649c9426,35682,7366,34306,5580,32520c3793,30733,2417,28673,1450,26339l0,19050l0,19048l1450,11759c2417,9425,3793,7365,5580,5579c7366,3793,9426,2416,11760,1450l19046,0x">
-                  <v:stroke weight="0pt" endcap="flat" joinstyle="miter" miterlimit="10" on="false" color="#000000" opacity="0"/>
-                  <v:fill on="true" color="#000000"/>
+              <v:group w14:anchorId="1734D0F2" id="Group 4232" o:spid="_x0000_s1026" style="width:3pt;height:3pt;mso-position-horizontal-relative:char;mso-position-vertical-relative:line" coordsize="38100,38099" o:gfxdata="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">
+                <v:shape id="Shape 993" o:spid="_x0000_s1027" style="position:absolute;width:38100;height:38099;visibility:visible;mso-wrap-style:square;v-text-anchor:top" coordsize="38100,38099" o:gfxdata="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" path="m19046,r8,l26340,1450v2334,966,4394,2343,6180,4129c34307,7365,35683,9425,36650,11759v967,2334,1450,4764,1450,7290c38100,21575,37617,24006,36650,26339v-967,2334,-2343,4394,-4130,6181c30734,34306,28674,35682,26340,36649v-2334,967,-4764,1450,-7290,1450c16524,38099,14094,37616,11760,36649,9426,35682,7366,34306,5580,32520,3793,30733,2417,28673,1450,26339l,19050r,-2l1450,11759c2417,9425,3793,7365,5580,5579,7366,3793,9426,2416,11760,1450l19046,xe" fillcolor="black" stroked="f" strokeweight="0">
+                  <v:stroke miterlimit="83231f" joinstyle="miter"/>
+                  <v:path arrowok="t" textboxrect="0,0,38100,38099"/>
                 </v:shape>
+                <w10:anchorlock/>
               </v:group>
             </w:pict>
           </mc:Fallback>
@@ -3650,7 +1266,10 @@
     </w:p>
     <w:p>
       <w:pPr>
-        <w:ind w:left="21" w:right="2141"/>
+        <w:keepLines/>
+        <w:adjustRightInd w:val="0"/>
+        <w:snapToGrid w:val="0"/>
+        <w:spacing w:before="0" w:line="360" w:lineRule="auto"/>
       </w:pPr>
       <w:r>
         <w:rPr>
@@ -3933,16 +1552,16 @@
               </wp:anchor>
             </w:drawing>
           </mc:Choice>
-          <mc:Fallback xmlns:a="http://schemas.openxmlformats.org/drawingml/2006/main">
+          <mc:Fallback>
             <w:pict>
-              <v:group id="Group 4233" style="width:2.99999pt;height:26.9999pt;position:absolute;mso-position-horizontal-relative:text;mso-position-horizontal:absolute;margin-left:1.39454pt;mso-position-vertical-relative:text;margin-top:6.47516pt;" coordsize="381,3428">
-                <v:shape id="Shape 994" style="position:absolute;width:381;height:380;left:0;top:0;" coordsize="38100,38099" path="m19046,0l19054,0l26340,1450c28674,2416,30734,3793,32520,5579c34307,7365,35683,9425,36650,11759c37617,14093,38100,16523,38100,19049c38100,21575,37617,24006,36650,26339c35683,28673,34307,30733,32520,32520c30734,34306,28674,35682,26340,36649c24006,37616,21576,38099,19050,38099c16524,38099,14094,37616,11760,36649c9426,35682,7366,34306,5580,32520c3793,30733,2417,28673,1450,26339l0,19050l0,19048l1450,11759c2417,9425,3793,7365,5580,5579c7366,3793,9426,2416,11760,1450l19046,0x">
-                  <v:stroke weight="0pt" endcap="flat" joinstyle="miter" miterlimit="10" on="false" color="#000000" opacity="0"/>
-                  <v:fill on="true" color="#000000"/>
+              <v:group w14:anchorId="77770303" id="Group 4233" o:spid="_x0000_s1026" style="position:absolute;margin-left:1.4pt;margin-top:6.5pt;width:3pt;height:27pt;z-index:251660288" coordsize="38100,342899" o:gfxdata="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">
+                <v:shape id="Shape 994" o:spid="_x0000_s1027" style="position:absolute;width:38100;height:38099;visibility:visible;mso-wrap-style:square;v-text-anchor:top" coordsize="38100,38099" o:gfxdata="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" path="m19046,r8,l26340,1450v2334,966,4394,2343,6180,4129c34307,7365,35683,9425,36650,11759v967,2334,1450,4764,1450,7290c38100,21575,37617,24006,36650,26339v-967,2334,-2343,4394,-4130,6181c30734,34306,28674,35682,26340,36649v-2334,967,-4764,1450,-7290,1450c16524,38099,14094,37616,11760,36649,9426,35682,7366,34306,5580,32520,3793,30733,2417,28673,1450,26339l,19050r,-2l1450,11759c2417,9425,3793,7365,5580,5579,7366,3793,9426,2416,11760,1450l19046,xe" fillcolor="black" stroked="f" strokeweight="0">
+                  <v:stroke miterlimit="83231f" joinstyle="miter"/>
+                  <v:path arrowok="t" textboxrect="0,0,38100,38099"/>
                 </v:shape>
-                <v:shape id="Shape 995" style="position:absolute;width:381;height:380;left:0;top:3048;" coordsize="38100,38099" path="m19046,0l19054,0l26340,1450c28674,2416,30734,3793,32520,5579c34307,7365,35683,9425,36650,11759c37617,14093,38100,16523,38100,19049c38100,21575,37617,24006,36650,26339c35683,28673,34307,30733,32520,32520c30734,34306,28674,35682,26340,36649c24006,37616,21576,38099,19050,38099c16524,38099,14094,37616,11760,36649c9426,35682,7366,34306,5580,32520c3793,30733,2417,28673,1450,26339l0,19050l0,19048l1450,11759c2417,9425,3793,7365,5580,5579c7366,3793,9426,2416,11760,1450l19046,0x">
-                  <v:stroke weight="0pt" endcap="flat" joinstyle="miter" miterlimit="10" on="false" color="#000000" opacity="0"/>
-                  <v:fill on="true" color="#000000"/>
+                <v:shape id="Shape 995" o:spid="_x0000_s1028" style="position:absolute;top:304800;width:38100;height:38099;visibility:visible;mso-wrap-style:square;v-text-anchor:top" coordsize="38100,38099" o:gfxdata="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" path="m19046,r8,l26340,1450v2334,966,4394,2343,6180,4129c34307,7365,35683,9425,36650,11759v967,2334,1450,4764,1450,7290c38100,21575,37617,24006,36650,26339v-967,2334,-2343,4394,-4130,6181c30734,34306,28674,35682,26340,36649v-2334,967,-4764,1450,-7290,1450c16524,38099,14094,37616,11760,36649,9426,35682,7366,34306,5580,32520,3793,30733,2417,28673,1450,26339l,19050r,-2l1450,11759c2417,9425,3793,7365,5580,5579,7366,3793,9426,2416,11760,1450l19046,xe" fillcolor="black" stroked="f" strokeweight="0">
+                  <v:stroke miterlimit="83231f" joinstyle="miter"/>
+                  <v:path arrowok="t" textboxrect="0,0,38100,38099"/>
                 </v:shape>
                 <w10:wrap type="square"/>
               </v:group>
@@ -3978,7 +1597,10 @@
     </w:p>
     <w:p>
       <w:pPr>
-        <w:ind w:left="21" w:right="2038"/>
+        <w:keepLines/>
+        <w:adjustRightInd w:val="0"/>
+        <w:snapToGrid w:val="0"/>
+        <w:spacing w:before="0" w:line="360" w:lineRule="auto"/>
       </w:pPr>
       <w:r>
         <w:t>Streamlined device onboarding by installing operating systems, configuring</w:t>
@@ -4009,7 +1631,10 @@
     </w:p>
     <w:p>
       <w:pPr>
-        <w:ind w:left="174" w:right="2001" w:hanging="161"/>
+        <w:keepLines/>
+        <w:adjustRightInd w:val="0"/>
+        <w:snapToGrid w:val="0"/>
+        <w:spacing w:before="0" w:line="360" w:lineRule="auto"/>
       </w:pPr>
       <w:r>
         <w:rPr>
@@ -4163,13 +1788,14 @@
               </wp:inline>
             </w:drawing>
           </mc:Choice>
-          <mc:Fallback xmlns:a="http://schemas.openxmlformats.org/drawingml/2006/main">
+          <mc:Fallback>
             <w:pict>
-              <v:group id="Group 4234" style="width:2.99999pt;height:2.99994pt;mso-position-horizontal-relative:char;mso-position-vertical-relative:line" coordsize="381,380">
-                <v:shape id="Shape 996" style="position:absolute;width:381;height:380;left:0;top:0;" coordsize="38100,38099" path="m19046,0l19054,0l26340,1450c28674,2416,30734,3793,32520,5579c34307,7365,35683,9425,36650,11759c37617,14093,38100,16523,38100,19049c38100,21575,37617,24006,36650,26339c35683,28673,34307,30733,32520,32520c30734,34306,28674,35682,26340,36649c24006,37616,21576,38099,19050,38099c16524,38099,14094,37616,11760,36649c9426,35682,7366,34306,5580,32520c3793,30733,2417,28673,1450,26339l0,19050l0,19048l1450,11759c2417,9425,3793,7365,5580,5579c7366,3793,9426,2416,11760,1450l19046,0x">
-                  <v:stroke weight="0pt" endcap="flat" joinstyle="miter" miterlimit="10" on="false" color="#000000" opacity="0"/>
-                  <v:fill on="true" color="#000000"/>
+              <v:group w14:anchorId="55EED81A" id="Group 4234" o:spid="_x0000_s1026" style="width:3pt;height:3pt;mso-position-horizontal-relative:char;mso-position-vertical-relative:line" coordsize="38100,38099" o:gfxdata="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">
+                <v:shape id="Shape 996" o:spid="_x0000_s1027" style="position:absolute;width:38100;height:38099;visibility:visible;mso-wrap-style:square;v-text-anchor:top" coordsize="38100,38099" o:gfxdata="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" path="m19046,r8,l26340,1450v2334,966,4394,2343,6180,4129c34307,7365,35683,9425,36650,11759v967,2334,1450,4764,1450,7290c38100,21575,37617,24006,36650,26339v-967,2334,-2343,4394,-4130,6181c30734,34306,28674,35682,26340,36649v-2334,967,-4764,1450,-7290,1450c16524,38099,14094,37616,11760,36649,9426,35682,7366,34306,5580,32520,3793,30733,2417,28673,1450,26339l,19050r,-2l1450,11759c2417,9425,3793,7365,5580,5579,7366,3793,9426,2416,11760,1450l19046,xe" fillcolor="black" stroked="f" strokeweight="0">
+                  <v:stroke miterlimit="83231f" joinstyle="miter"/>
+                  <v:path arrowok="t" textboxrect="0,0,38100,38099"/>
                 </v:shape>
+                <w10:anchorlock/>
               </v:group>
             </w:pict>
           </mc:Fallback>
@@ -4198,7 +1824,10 @@
     </w:p>
     <w:p>
       <w:pPr>
-        <w:ind w:left="21" w:right="2068"/>
+        <w:keepLines/>
+        <w:adjustRightInd w:val="0"/>
+        <w:snapToGrid w:val="0"/>
+        <w:spacing w:before="0" w:line="360" w:lineRule="auto"/>
       </w:pPr>
       <w:r>
         <w:rPr>
@@ -4481,16 +2110,16 @@
               </wp:anchor>
             </w:drawing>
           </mc:Choice>
-          <mc:Fallback xmlns:a="http://schemas.openxmlformats.org/drawingml/2006/main">
+          <mc:Fallback>
             <w:pict>
-              <v:group id="Group 4235" style="width:2.99999pt;height:26.9999pt;position:absolute;mso-position-horizontal-relative:text;mso-position-horizontal:absolute;margin-left:1.39454pt;mso-position-vertical-relative:text;margin-top:6.4754pt;" coordsize="381,3428">
-                <v:shape id="Shape 997" style="position:absolute;width:381;height:380;left:0;top:0;" coordsize="38100,38099" path="m19046,0l19054,0l26340,1450c28674,2416,30734,3793,32520,5579c34307,7365,35683,9425,36650,11759c37617,14093,38100,16523,38100,19049c38100,21575,37617,24006,36650,26339c35683,28673,34307,30733,32520,32520c30734,34306,28674,35682,26340,36649c24006,37616,21576,38099,19050,38099c16524,38099,14094,37616,11760,36649c9426,35682,7366,34306,5580,32520c3793,30733,2417,28673,1450,26339l0,19050l0,19048l1450,11759c2417,9425,3793,7365,5580,5579c7366,3793,9426,2416,11760,1450l19046,0x">
-                  <v:stroke weight="0pt" endcap="flat" joinstyle="miter" miterlimit="10" on="false" color="#000000" opacity="0"/>
-                  <v:fill on="true" color="#000000"/>
+              <v:group w14:anchorId="43551DF4" id="Group 4235" o:spid="_x0000_s1026" style="position:absolute;margin-left:1.4pt;margin-top:6.5pt;width:3pt;height:27pt;z-index:251661312" coordsize="38100,342899" o:gfxdata="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">
+                <v:shape id="Shape 997" o:spid="_x0000_s1027" style="position:absolute;width:38100;height:38099;visibility:visible;mso-wrap-style:square;v-text-anchor:top" coordsize="38100,38099" o:gfxdata="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" path="m19046,r8,l26340,1450v2334,966,4394,2343,6180,4129c34307,7365,35683,9425,36650,11759v967,2334,1450,4764,1450,7290c38100,21575,37617,24006,36650,26339v-967,2334,-2343,4394,-4130,6181c30734,34306,28674,35682,26340,36649v-2334,967,-4764,1450,-7290,1450c16524,38099,14094,37616,11760,36649,9426,35682,7366,34306,5580,32520,3793,30733,2417,28673,1450,26339l,19050r,-2l1450,11759c2417,9425,3793,7365,5580,5579,7366,3793,9426,2416,11760,1450l19046,xe" fillcolor="black" stroked="f" strokeweight="0">
+                  <v:stroke miterlimit="83231f" joinstyle="miter"/>
+                  <v:path arrowok="t" textboxrect="0,0,38100,38099"/>
                 </v:shape>
-                <v:shape id="Shape 998" style="position:absolute;width:381;height:380;left:0;top:3048;" coordsize="38100,38099" path="m19046,0l19054,0l26340,1450c28674,2416,30734,3793,32520,5579c34307,7365,35683,9425,36650,11759c37617,14093,38100,16523,38100,19049c38100,21575,37617,24006,36650,26339c35683,28673,34307,30733,32520,32520c30734,34306,28674,35682,26340,36649c24006,37616,21576,38099,19050,38099c16524,38099,14094,37616,11760,36649c9426,35682,7366,34306,5580,32520c3793,30733,2417,28673,1450,26339l0,19050l0,19048l1450,11759c2417,9425,3793,7365,5580,5579c7366,3793,9426,2416,11760,1450l19046,0x">
-                  <v:stroke weight="0pt" endcap="flat" joinstyle="miter" miterlimit="10" on="false" color="#000000" opacity="0"/>
-                  <v:fill on="true" color="#000000"/>
+                <v:shape id="Shape 998" o:spid="_x0000_s1028" style="position:absolute;top:304800;width:38100;height:38099;visibility:visible;mso-wrap-style:square;v-text-anchor:top" coordsize="38100,38099" o:gfxdata="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" path="m19046,r8,l26340,1450v2334,966,4394,2343,6180,4129c34307,7365,35683,9425,36650,11759v967,2334,1450,4764,1450,7290c38100,21575,37617,24006,36650,26339v-967,2334,-2343,4394,-4130,6181c30734,34306,28674,35682,26340,36649v-2334,967,-4764,1450,-7290,1450c16524,38099,14094,37616,11760,36649,9426,35682,7366,34306,5580,32520,3793,30733,2417,28673,1450,26339l,19050r,-2l1450,11759c2417,9425,3793,7365,5580,5579,7366,3793,9426,2416,11760,1450l19046,xe" fillcolor="black" stroked="f" strokeweight="0">
+                  <v:stroke miterlimit="83231f" joinstyle="miter"/>
+                  <v:path arrowok="t" textboxrect="0,0,38100,38099"/>
                 </v:shape>
                 <w10:wrap type="square"/>
               </v:group>
@@ -4533,14 +2162,15 @@
         <w:t xml:space="preserve"> </w:t>
       </w:r>
       <w:r>
-        <w:lastRenderedPageBreak/>
         <w:t xml:space="preserve">maintenance, reducing turnaround time for faulty equipment and improving device availability. </w:t>
       </w:r>
     </w:p>
     <w:p>
       <w:pPr>
-        <w:spacing w:after="135"/>
-        <w:ind w:left="174" w:right="2027" w:hanging="161"/>
+        <w:keepLines/>
+        <w:adjustRightInd w:val="0"/>
+        <w:snapToGrid w:val="0"/>
+        <w:spacing w:before="0" w:line="360" w:lineRule="auto"/>
       </w:pPr>
       <w:r>
         <w:rPr>
@@ -4694,13 +2324,14 @@
               </wp:inline>
             </w:drawing>
           </mc:Choice>
-          <mc:Fallback xmlns:a="http://schemas.openxmlformats.org/drawingml/2006/main">
+          <mc:Fallback>
             <w:pict>
-              <v:group id="Group 4455" style="width:2.99999pt;height:3pt;mso-position-horizontal-relative:char;mso-position-vertical-relative:line" coordsize="381,381">
-                <v:shape id="Shape 1224" style="position:absolute;width:381;height:381;left:0;top:0;" coordsize="38100,38100" path="m19050,0l19050,0l26340,1450c28674,2417,30734,3793,32520,5580c34307,7366,35683,9426,36650,11760c37617,14094,38100,16524,38100,19050c38100,21576,37617,24006,36650,26340c35683,28674,34307,30734,32520,32520c30734,34307,28674,35683,26340,36650c24006,37617,21576,38100,19050,38100c16524,38100,14094,37617,11760,36650c9426,35683,7366,34307,5580,32520c3793,30734,2417,28674,1450,26340l0,19050l0,19049l1450,11760c2417,9426,3793,7366,5580,5580c7366,3793,9426,2417,11760,1450l19050,0x">
-                  <v:stroke weight="0pt" endcap="flat" joinstyle="miter" miterlimit="10" on="false" color="#000000" opacity="0"/>
-                  <v:fill on="true" color="#000000"/>
+              <v:group w14:anchorId="3D3F1FC2" id="Group 4455" o:spid="_x0000_s1026" style="width:3pt;height:3pt;mso-position-horizontal-relative:char;mso-position-vertical-relative:line" coordsize="38100,38100" o:gfxdata="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">
+                <v:shape id="Shape 1224" o:spid="_x0000_s1027" style="position:absolute;width:38100;height:38100;visibility:visible;mso-wrap-style:square;v-text-anchor:top" coordsize="38100,38100" o:gfxdata="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" path="m19050,r,l26340,1450v2334,967,4394,2343,6180,4130c34307,7366,35683,9426,36650,11760v967,2334,1450,4764,1450,7290c38100,21576,37617,24006,36650,26340v-967,2334,-2343,4394,-4130,6180c30734,34307,28674,35683,26340,36650v-2334,967,-4764,1450,-7290,1450c16524,38100,14094,37617,11760,36650,9426,35683,7366,34307,5580,32520,3793,30734,2417,28674,1450,26340l,19050r,-1l1450,11760c2417,9426,3793,7366,5580,5580,7366,3793,9426,2417,11760,1450l19050,xe" fillcolor="black" stroked="f" strokeweight="0">
+                  <v:stroke miterlimit="83231f" joinstyle="miter"/>
+                  <v:path arrowok="t" textboxrect="0,0,38100,38100"/>
                 </v:shape>
+                <w10:anchorlock/>
               </v:group>
             </w:pict>
           </mc:Fallback>
@@ -4737,70 +2368,87 @@
     </w:p>
     <w:p>
       <w:pPr>
-        <w:ind w:left="21"/>
+        <w:keepLines/>
+        <w:adjustRightInd w:val="0"/>
+        <w:snapToGrid w:val="0"/>
+        <w:spacing w:before="0" w:line="360" w:lineRule="auto"/>
       </w:pPr>
-      <w:r>
-        <w:rPr>
-          <w:b/>
-        </w:rPr>
-        <w:t>Front-End Developer</w:t>
-      </w:r>
-      <w:r>
-        <w:rPr>
-          <w:b/>
-        </w:rPr>
-        <w:tab/>
-      </w:r>
-      <w:r>
-        <w:rPr>
-          <w:b/>
-        </w:rPr>
-        <w:t xml:space="preserve">                                                                                                                  </w:t>
-      </w:r>
-      <w:r>
-        <w:t xml:space="preserve">SEP </w:t>
-      </w:r>
-      <w:r>
-        <w:t xml:space="preserve">2023 – </w:t>
-      </w:r>
-      <w:r>
-        <w:t xml:space="preserve">OCT </w:t>
-      </w:r>
-      <w:r>
-        <w:t xml:space="preserve">2023 </w:t>
-      </w:r>
     </w:p>
     <w:p>
       <w:pPr>
-        <w:ind w:left="21"/>
+        <w:keepLines/>
+        <w:adjustRightInd w:val="0"/>
+        <w:snapToGrid w:val="0"/>
+        <w:spacing w:before="0" w:line="360" w:lineRule="auto"/>
       </w:pPr>
-      <w:proofErr w:type="spellStart"/>
-      <w:r>
-        <w:rPr>
-          <w:i/>
-        </w:rPr>
-        <w:t>Tunken</w:t>
-      </w:r>
-      <w:proofErr w:type="spellEnd"/>
-      <w:r>
-        <w:rPr>
-          <w:i/>
-        </w:rPr>
-        <w:t xml:space="preserve"> Elevators</w:t>
-      </w:r>
-      <w:r>
-        <w:rPr>
-          <w:i/>
-        </w:rPr>
-        <w:t xml:space="preserve"> </w:t>
-      </w:r>
-      <w:r>
-        <w:t>Lagos, Nigeria.</w:t>
+      <w:r>
+        <w:rPr>
+          <w:b/>
+        </w:rPr>
+        <w:t>Front-End Developer</w:t>
+      </w:r>
+      <w:r>
+        <w:rPr>
+          <w:b/>
+        </w:rPr>
+        <w:tab/>
+      </w:r>
+      <w:r>
+        <w:rPr>
+          <w:b/>
+        </w:rPr>
+        <w:t xml:space="preserve">                                                                                                                  </w:t>
+      </w:r>
+      <w:r>
+        <w:t xml:space="preserve">SEP </w:t>
+      </w:r>
+      <w:r>
+        <w:t xml:space="preserve">2023 – </w:t>
+      </w:r>
+      <w:r>
+        <w:t xml:space="preserve">OCT </w:t>
+      </w:r>
+      <w:r>
+        <w:t xml:space="preserve">2023 </w:t>
       </w:r>
     </w:p>
     <w:p>
       <w:pPr>
-        <w:ind w:left="174" w:right="1739" w:hanging="161"/>
+        <w:keepLines/>
+        <w:adjustRightInd w:val="0"/>
+        <w:snapToGrid w:val="0"/>
+        <w:spacing w:before="0" w:line="360" w:lineRule="auto"/>
+      </w:pPr>
+      <w:proofErr w:type="spellStart"/>
+      <w:r>
+        <w:rPr>
+          <w:i/>
+        </w:rPr>
+        <w:t>Tunken</w:t>
+      </w:r>
+      <w:proofErr w:type="spellEnd"/>
+      <w:r>
+        <w:rPr>
+          <w:i/>
+        </w:rPr>
+        <w:t xml:space="preserve"> Elevators</w:t>
+      </w:r>
+      <w:r>
+        <w:rPr>
+          <w:i/>
+        </w:rPr>
+        <w:t xml:space="preserve"> </w:t>
+      </w:r>
+      <w:r>
+        <w:t>Lagos, Nigeria.</w:t>
+      </w:r>
+    </w:p>
+    <w:p>
+      <w:pPr>
+        <w:keepLines/>
+        <w:adjustRightInd w:val="0"/>
+        <w:snapToGrid w:val="0"/>
+        <w:spacing w:before="0" w:line="360" w:lineRule="auto"/>
       </w:pPr>
       <w:r>
         <w:rPr>
@@ -4954,13 +2602,14 @@
               </wp:inline>
             </w:drawing>
           </mc:Choice>
-          <mc:Fallback xmlns:a="http://schemas.openxmlformats.org/drawingml/2006/main">
+          <mc:Fallback>
             <w:pict>
-              <v:group id="Group 4456" style="width:2.99999pt;height:2.99999pt;mso-position-horizontal-relative:char;mso-position-vertical-relative:line" coordsize="381,381">
-                <v:shape id="Shape 1225" style="position:absolute;width:381;height:381;left:0;top:0;" coordsize="38100,38100" path="m19049,0l19050,0l26340,1450c28674,2417,30734,3793,32520,5580c34307,7366,35683,9426,36650,11760c37617,14094,38100,16524,38100,19050c38100,21576,37617,24006,36650,26340c35683,28674,34307,30734,32520,32520c30734,34307,28674,35683,26340,36650c24006,37617,21576,38100,19050,38100c16524,38100,14094,37617,11760,36650c9426,35683,7366,34307,5580,32520c3793,30734,2417,28674,1450,26340l0,19050l0,19049l1450,11760c2417,9426,3793,7366,5580,5580c7366,3793,9426,2417,11760,1450l19049,0x">
-                  <v:stroke weight="0pt" endcap="flat" joinstyle="miter" miterlimit="10" on="false" color="#000000" opacity="0"/>
-                  <v:fill on="true" color="#000000"/>
+              <v:group w14:anchorId="358461D6" id="Group 4456" o:spid="_x0000_s1026" style="width:3pt;height:3pt;mso-position-horizontal-relative:char;mso-position-vertical-relative:line" coordsize="38100,38100" o:gfxdata="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">
+                <v:shape id="Shape 1225" o:spid="_x0000_s1027" style="position:absolute;width:38100;height:38100;visibility:visible;mso-wrap-style:square;v-text-anchor:top" coordsize="38100,38100" o:gfxdata="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" path="m19049,r1,l26340,1450v2334,967,4394,2343,6180,4130c34307,7366,35683,9426,36650,11760v967,2334,1450,4764,1450,7290c38100,21576,37617,24006,36650,26340v-967,2334,-2343,4394,-4130,6180c30734,34307,28674,35683,26340,36650v-2334,967,-4764,1450,-7290,1450c16524,38100,14094,37617,11760,36650,9426,35683,7366,34307,5580,32520,3793,30734,2417,28674,1450,26340l,19050r,-1l1450,11760c2417,9426,3793,7366,5580,5580,7366,3793,9426,2417,11760,1450l19049,xe" fillcolor="black" stroked="f" strokeweight="0">
+                  <v:stroke miterlimit="83231f" joinstyle="miter"/>
+                  <v:path arrowok="t" textboxrect="0,0,38100,38100"/>
                 </v:shape>
+                <w10:anchorlock/>
               </v:group>
             </w:pict>
           </mc:Fallback>
@@ -4989,7 +2638,10 @@
     </w:p>
     <w:p>
       <w:pPr>
-        <w:ind w:left="21" w:right="1516"/>
+        <w:keepLines/>
+        <w:adjustRightInd w:val="0"/>
+        <w:snapToGrid w:val="0"/>
+        <w:spacing w:before="0" w:line="360" w:lineRule="auto"/>
       </w:pPr>
       <w:r>
         <w:rPr>
@@ -5272,16 +2924,16 @@
               </wp:anchor>
             </w:drawing>
           </mc:Choice>
-          <mc:Fallback xmlns:a="http://schemas.openxmlformats.org/drawingml/2006/main">
+          <mc:Fallback>
             <w:pict>
-              <v:group id="Group 4457" style="width:2.99999pt;height:27pt;position:absolute;mso-position-horizontal-relative:text;mso-position-horizontal:absolute;margin-left:1.39454pt;mso-position-vertical-relative:text;margin-top:6.47606pt;" coordsize="381,3429">
-                <v:shape id="Shape 1226" style="position:absolute;width:381;height:381;left:0;top:0;" coordsize="38100,38100" path="m19049,0l19051,0l26340,1450c28674,2417,30734,3793,32520,5580c34307,7366,35683,9426,36650,11760c37617,14094,38100,16524,38100,19050c38100,21576,37617,24006,36650,26340c35683,28674,34307,30734,32520,32520c30734,34306,28674,35683,26340,36650c24006,37617,21576,38100,19050,38100c16524,38100,14094,37617,11760,36650c9426,35683,7366,34306,5580,32520c3793,30734,2417,28674,1450,26340l0,19050l0,19049l1450,11760c2417,9426,3793,7366,5580,5580c7366,3793,9426,2417,11760,1450l19049,0x">
-                  <v:stroke weight="0pt" endcap="flat" joinstyle="miter" miterlimit="10" on="false" color="#000000" opacity="0"/>
-                  <v:fill on="true" color="#000000"/>
+              <v:group w14:anchorId="37ED15C4" id="Group 4457" o:spid="_x0000_s1026" style="position:absolute;margin-left:1.4pt;margin-top:6.5pt;width:3pt;height:27pt;z-index:251662336" coordsize="38100,342900" o:gfxdata="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">
+                <v:shape id="Shape 1226" o:spid="_x0000_s1027" style="position:absolute;width:38100;height:38100;visibility:visible;mso-wrap-style:square;v-text-anchor:top" coordsize="38100,38100" o:gfxdata="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" path="m19049,r2,l26340,1450v2334,967,4394,2343,6180,4130c34307,7366,35683,9426,36650,11760v967,2334,1450,4764,1450,7290c38100,21576,37617,24006,36650,26340v-967,2334,-2343,4394,-4130,6180c30734,34306,28674,35683,26340,36650v-2334,967,-4764,1450,-7290,1450c16524,38100,14094,37617,11760,36650,9426,35683,7366,34306,5580,32520,3793,30734,2417,28674,1450,26340l,19050r,-1l1450,11760c2417,9426,3793,7366,5580,5580,7366,3793,9426,2417,11760,1450l19049,xe" fillcolor="black" stroked="f" strokeweight="0">
+                  <v:stroke miterlimit="83231f" joinstyle="miter"/>
+                  <v:path arrowok="t" textboxrect="0,0,38100,38100"/>
                 </v:shape>
-                <v:shape id="Shape 1227" style="position:absolute;width:381;height:381;left:0;top:3048;" coordsize="38100,38100" path="m19049,0l19051,0l26340,1450c28674,2417,30734,3793,32520,5580c34307,7366,35683,9426,36650,11760c37617,14094,38100,16524,38100,19050c38100,21576,37617,24006,36650,26340c35683,28674,34307,30734,32520,32520c30734,34306,28674,35683,26340,36650c24006,37617,21576,38100,19050,38100c16524,38100,14094,37617,11760,36650c9426,35683,7366,34306,5580,32520c3793,30734,2417,28674,1450,26340l0,19050l0,19049l1450,11760c2417,9426,3793,7366,5580,5580c7366,3793,9426,2417,11760,1450l19049,0x">
-                  <v:stroke weight="0pt" endcap="flat" joinstyle="miter" miterlimit="10" on="false" color="#000000" opacity="0"/>
-                  <v:fill on="true" color="#000000"/>
+                <v:shape id="Shape 1227" o:spid="_x0000_s1028" style="position:absolute;top:304800;width:38100;height:38100;visibility:visible;mso-wrap-style:square;v-text-anchor:top" coordsize="38100,38100" o:gfxdata="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" path="m19049,r2,l26340,1450v2334,967,4394,2343,6180,4130c34307,7366,35683,9426,36650,11760v967,2334,1450,4764,1450,7290c38100,21576,37617,24006,36650,26340v-967,2334,-2343,4394,-4130,6180c30734,34306,28674,35683,26340,36650v-2334,967,-4764,1450,-7290,1450c16524,38100,14094,37617,11760,36650,9426,35683,7366,34306,5580,32520,3793,30734,2417,28674,1450,26340l,19050r,-1l1450,11760c2417,9426,3793,7366,5580,5580,7366,3793,9426,2417,11760,1450l19049,xe" fillcolor="black" stroked="f" strokeweight="0">
+                  <v:stroke miterlimit="83231f" joinstyle="miter"/>
+                  <v:path arrowok="t" textboxrect="0,0,38100,38100"/>
                 </v:shape>
                 <w10:wrap type="square"/>
               </v:group>
@@ -5312,8 +2964,10 @@
     </w:p>
     <w:p>
       <w:pPr>
-        <w:spacing w:after="135"/>
-        <w:ind w:left="21" w:right="2036"/>
+        <w:keepLines/>
+        <w:adjustRightInd w:val="0"/>
+        <w:snapToGrid w:val="0"/>
+        <w:spacing w:before="0" w:line="360" w:lineRule="auto"/>
       </w:pPr>
       <w:r>
         <w:t xml:space="preserve">Provided ongoing optimization recommendations and technical </w:t>
@@ -5343,11 +2997,21 @@
     </w:p>
     <w:p>
       <w:pPr>
+        <w:keepLines/>
+        <w:adjustRightInd w:val="0"/>
+        <w:snapToGrid w:val="0"/>
+        <w:spacing w:before="0" w:line="360" w:lineRule="auto"/>
+      </w:pPr>
+    </w:p>
+    <w:p>
+      <w:pPr>
+        <w:keepLines/>
         <w:tabs>
           <w:tab w:val="right" w:pos="9411"/>
         </w:tabs>
-        <w:spacing w:after="0" w:line="259" w:lineRule="auto"/>
-        <w:ind w:left="0" w:firstLine="0"/>
+        <w:adjustRightInd w:val="0"/>
+        <w:snapToGrid w:val="0"/>
+        <w:spacing w:before="0" w:line="360" w:lineRule="auto"/>
       </w:pPr>
       <w:r>
         <w:rPr>
@@ -5376,9 +3040,10 @@
     </w:p>
     <w:p>
       <w:pPr>
-        <w:spacing w:after="0"/>
-        <w:ind w:left="212" w:right="-2" w:hanging="199"/>
-        <w:jc w:val="both"/>
+        <w:keepLines/>
+        <w:adjustRightInd w:val="0"/>
+        <w:snapToGrid w:val="0"/>
+        <w:spacing w:before="0" w:line="360" w:lineRule="auto"/>
       </w:pPr>
       <w:r>
         <w:rPr>
@@ -5661,16 +3326,16 @@
               </wp:anchor>
             </w:drawing>
           </mc:Choice>
-          <mc:Fallback xmlns:a="http://schemas.openxmlformats.org/drawingml/2006/main">
+          <mc:Fallback>
             <w:pict>
-              <v:group id="Group 4458" style="width:2.99999pt;height:27pt;position:absolute;mso-position-horizontal-relative:text;mso-position-horizontal:absolute;margin-left:1.39454pt;mso-position-vertical-relative:text;margin-top:18.4832pt;" coordsize="381,3429">
-                <v:shape id="Shape 1228" style="position:absolute;width:381;height:381;left:0;top:0;" coordsize="38100,38100" path="m19049,0l19051,0l26340,1450c28674,2417,30734,3793,32520,5580c34307,7366,35683,9426,36650,11760c37617,14094,38100,16524,38100,19050c38100,21576,37617,24006,36650,26340c35683,28674,34307,30734,32520,32520c30734,34306,28674,35683,26340,36650c24006,37617,21576,38100,19050,38100c16524,38100,14094,37617,11760,36650c9426,35683,7366,34306,5580,32520c3793,30734,2417,28674,1450,26340l0,19050l0,19049l1450,11760c2417,9426,3793,7366,5580,5580c7366,3793,9426,2417,11760,1450l19049,0x">
-                  <v:stroke weight="0pt" endcap="flat" joinstyle="miter" miterlimit="10" on="false" color="#000000" opacity="0"/>
-                  <v:fill on="true" color="#000000"/>
+              <v:group w14:anchorId="7CCEADB0" id="Group 4458" o:spid="_x0000_s1026" style="position:absolute;margin-left:1.4pt;margin-top:18.5pt;width:3pt;height:27pt;z-index:251663360" coordsize="38100,342900" o:gfxdata="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">
+                <v:shape id="Shape 1228" o:spid="_x0000_s1027" style="position:absolute;width:38100;height:38100;visibility:visible;mso-wrap-style:square;v-text-anchor:top" coordsize="38100,38100" o:gfxdata="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" path="m19049,r2,l26340,1450v2334,967,4394,2343,6180,4130c34307,7366,35683,9426,36650,11760v967,2334,1450,4764,1450,7290c38100,21576,37617,24006,36650,26340v-967,2334,-2343,4394,-4130,6180c30734,34306,28674,35683,26340,36650v-2334,967,-4764,1450,-7290,1450c16524,38100,14094,37617,11760,36650,9426,35683,7366,34306,5580,32520,3793,30734,2417,28674,1450,26340l,19050r,-1l1450,11760c2417,9426,3793,7366,5580,5580,7366,3793,9426,2417,11760,1450l19049,xe" fillcolor="black" stroked="f" strokeweight="0">
+                  <v:stroke miterlimit="83231f" joinstyle="miter"/>
+                  <v:path arrowok="t" textboxrect="0,0,38100,38100"/>
                 </v:shape>
-                <v:shape id="Shape 1229" style="position:absolute;width:381;height:381;left:0;top:3048;" coordsize="38100,38100" path="m19049,0l19051,0l26340,1450c28674,2417,30734,3793,32520,5580c34307,7366,35683,9426,36650,11760c37617,14094,38100,16524,38100,19050c38100,21576,37617,24006,36650,26340c35683,28674,34307,30734,32520,32520c30734,34307,28674,35683,26340,36650c24006,37617,21576,38100,19050,38100c16524,38100,14094,37617,11760,36650c9426,35683,7366,34307,5580,32520c3793,30734,2417,28674,1450,26340l0,19050l0,19049l1450,11760c2417,9426,3793,7366,5580,5580c7366,3793,9426,2417,11760,1450l19049,0x">
-                  <v:stroke weight="0pt" endcap="flat" joinstyle="miter" miterlimit="10" on="false" color="#000000" opacity="0"/>
-                  <v:fill on="true" color="#000000"/>
+                <v:shape id="Shape 1229" o:spid="_x0000_s1028" style="position:absolute;top:304800;width:38100;height:38100;visibility:visible;mso-wrap-style:square;v-text-anchor:top" coordsize="38100,38100" o:gfxdata="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" path="m19049,r2,l26340,1450v2334,967,4394,2343,6180,4130c34307,7366,35683,9426,36650,11760v967,2334,1450,4764,1450,7290c38100,21576,37617,24006,36650,26340v-967,2334,-2343,4394,-4130,6180c30734,34307,28674,35683,26340,36650v-2334,967,-4764,1450,-7290,1450c16524,38100,14094,37617,11760,36650,9426,35683,7366,34307,5580,32520,3793,30734,2417,28674,1450,26340l,19050r,-1l1450,11760c2417,9426,3793,7366,5580,5580,7366,3793,9426,2417,11760,1450l19049,xe" fillcolor="black" stroked="f" strokeweight="0">
+                  <v:stroke miterlimit="83231f" joinstyle="miter"/>
+                  <v:path arrowok="t" textboxrect="0,0,38100,38100"/>
                 </v:shape>
                 <w10:wrap type="square"/>
               </v:group>
@@ -5707,9 +3372,10 @@
     </w:p>
     <w:p>
       <w:pPr>
-        <w:spacing w:after="0"/>
-        <w:ind w:left="212" w:right="-2" w:hanging="199"/>
-        <w:jc w:val="both"/>
+        <w:keepLines/>
+        <w:adjustRightInd w:val="0"/>
+        <w:snapToGrid w:val="0"/>
+        <w:spacing w:before="0" w:line="360" w:lineRule="auto"/>
       </w:pPr>
       <w:r>
         <w:t>Completed a six-month frontend development internship, gaining hands-on</w:t>
@@ -5734,7 +3400,10 @@
     </w:p>
     <w:p>
       <w:pPr>
-        <w:ind w:left="21" w:right="1712"/>
+        <w:keepLines/>
+        <w:adjustRightInd w:val="0"/>
+        <w:snapToGrid w:val="0"/>
+        <w:spacing w:before="0" w:line="360" w:lineRule="auto"/>
       </w:pPr>
       <w:r>
         <w:t xml:space="preserve"> Developed multiple web projects including a car dealership site, a travel agency</w:t>
@@ -5759,8 +3428,10 @@
     </w:p>
     <w:p>
       <w:pPr>
-        <w:spacing w:after="270"/>
-        <w:ind w:left="174" w:right="1738" w:hanging="161"/>
+        <w:keepLines/>
+        <w:adjustRightInd w:val="0"/>
+        <w:snapToGrid w:val="0"/>
+        <w:spacing w:before="0" w:line="360" w:lineRule="auto"/>
       </w:pPr>
       <w:r>
         <w:rPr>
@@ -5914,13 +3585,14 @@
               </wp:inline>
             </w:drawing>
           </mc:Choice>
-          <mc:Fallback xmlns:a="http://schemas.openxmlformats.org/drawingml/2006/main">
+          <mc:Fallback>
             <w:pict>
-              <v:group id="Group 4459" style="width:2.99999pt;height:2.99997pt;mso-position-horizontal-relative:char;mso-position-vertical-relative:line" coordsize="381,381">
-                <v:shape id="Shape 1230" style="position:absolute;width:381;height:381;left:0;top:0;" coordsize="38100,38100" path="m19048,0l19052,0l26340,1450c28674,2417,30734,3793,32520,5579c34307,7365,35683,9426,36650,11759c37617,14093,38100,16523,38100,19050c38100,21576,37617,24006,36650,26340c35683,28673,34307,30734,32520,32520c30734,34306,28674,35683,26340,36650c24006,37616,21576,38100,19050,38100c16524,38100,14094,37616,11760,36650c9426,35683,7366,34306,5580,32520c3793,30734,2417,28673,1450,26340l0,19050l0,19049l1450,11759c2417,9426,3793,7365,5580,5579c7366,3793,9426,2417,11760,1450l19048,0x">
-                  <v:stroke weight="0pt" endcap="flat" joinstyle="miter" miterlimit="10" on="false" color="#000000" opacity="0"/>
-                  <v:fill on="true" color="#000000"/>
+              <v:group w14:anchorId="29B48592" id="Group 4459" o:spid="_x0000_s1026" style="width:3pt;height:3pt;mso-position-horizontal-relative:char;mso-position-vertical-relative:line" coordsize="38100,38100" o:gfxdata="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">
+                <v:shape id="Shape 1230" o:spid="_x0000_s1027" style="position:absolute;width:38100;height:38100;visibility:visible;mso-wrap-style:square;v-text-anchor:top" coordsize="38100,38100" o:gfxdata="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" path="m19048,r4,l26340,1450v2334,967,4394,2343,6180,4129c34307,7365,35683,9426,36650,11759v967,2334,1450,4764,1450,7291c38100,21576,37617,24006,36650,26340v-967,2333,-2343,4394,-4130,6180c30734,34306,28674,35683,26340,36650v-2334,966,-4764,1450,-7290,1450c16524,38100,14094,37616,11760,36650,9426,35683,7366,34306,5580,32520,3793,30734,2417,28673,1450,26340l,19050r,-1l1450,11759c2417,9426,3793,7365,5580,5579,7366,3793,9426,2417,11760,1450l19048,xe" fillcolor="black" stroked="f" strokeweight="0">
+                  <v:stroke miterlimit="83231f" joinstyle="miter"/>
+                  <v:path arrowok="t" textboxrect="0,0,38100,38100"/>
                 </v:shape>
+                <w10:anchorlock/>
               </v:group>
             </w:pict>
           </mc:Fallback>
@@ -5958,311 +3630,94 @@
     <w:p>
       <w:pPr>
         <w:pStyle w:val="Heading1"/>
-        <w:spacing w:after="79"/>
-        <w:ind w:left="-5"/>
+        <w:snapToGrid w:val="0"/>
+        <w:spacing w:after="60" w:line="240" w:lineRule="auto"/>
+        <w:ind w:left="0" w:firstLine="0"/>
       </w:pPr>
       <w:r>
+        <w:lastRenderedPageBreak/>
         <w:t>PROJECTS</w:t>
       </w:r>
     </w:p>
     <w:p>
       <w:pPr>
-        <w:spacing w:after="0" w:line="259" w:lineRule="auto"/>
-        <w:ind w:left="23" w:hanging="10"/>
+        <w:rPr>
+          <w:lang w:val="en-NG" w:eastAsia="en-GB" w:bidi="ar-SA"/>
+        </w:rPr>
       </w:pPr>
-      <w:r>
-        <w:rPr>
-          <w:b/>
-        </w:rPr>
-        <w:t>The Archive</w:t>
-      </w:r>
     </w:p>
     <w:p>
       <w:pPr>
-        <w:ind w:left="197"/>
+        <w:keepLines/>
+        <w:snapToGrid w:val="0"/>
+        <w:spacing w:before="0" w:line="360" w:lineRule="auto"/>
       </w:pPr>
       <w:r>
         <w:rPr>
-          <w:noProof/>
-          <w:sz w:val="22"/>
-        </w:rPr>
-        <mc:AlternateContent>
-          <mc:Choice Requires="wpg">
-            <w:drawing>
-              <wp:anchor distT="0" distB="0" distL="114300" distR="114300" simplePos="0" relativeHeight="251664384" behindDoc="1" locked="0" layoutInCell="1" allowOverlap="1">
-                <wp:simplePos x="0" y="0"/>
-                <wp:positionH relativeFrom="column">
-                  <wp:posOffset>-1338</wp:posOffset>
-                </wp:positionH>
-                <wp:positionV relativeFrom="paragraph">
-                  <wp:posOffset>-236061</wp:posOffset>
-                </wp:positionV>
-                <wp:extent cx="5981699" cy="356426"/>
-                <wp:effectExtent l="0" t="0" r="0" b="0"/>
-                <wp:wrapNone/>
-                <wp:docPr id="4453" name="Group 4453"/>
-                <wp:cNvGraphicFramePr/>
-                <a:graphic xmlns:a="http://schemas.openxmlformats.org/drawingml/2006/main">
-                  <a:graphicData uri="http://schemas.microsoft.com/office/word/2010/wordprocessingGroup">
-                    <wpg:wgp>
-                      <wpg:cNvGrpSpPr/>
-                      <wpg:grpSpPr>
-                        <a:xfrm>
-                          <a:off x="0" y="0"/>
-                          <a:ext cx="5981699" cy="356426"/>
-                          <a:chOff x="0" y="0"/>
-                          <a:chExt cx="5981699" cy="356426"/>
-                        </a:xfrm>
-                      </wpg:grpSpPr>
-                      <wps:wsp>
-                        <wps:cNvPr id="5040" name="Shape 5040"/>
-                        <wps:cNvSpPr/>
-                        <wps:spPr>
-                          <a:xfrm>
-                            <a:off x="0" y="0"/>
-                            <a:ext cx="5981699" cy="19050"/>
-                          </a:xfrm>
-                          <a:custGeom>
-                            <a:avLst/>
-                            <a:gdLst/>
-                            <a:ahLst/>
-                            <a:cxnLst/>
-                            <a:rect l="0" t="0" r="0" b="0"/>
-                            <a:pathLst>
-                              <a:path w="5981699" h="19050">
-                                <a:moveTo>
-                                  <a:pt x="0" y="0"/>
-                                </a:moveTo>
-                                <a:lnTo>
-                                  <a:pt x="5981699" y="0"/>
-                                </a:lnTo>
-                                <a:lnTo>
-                                  <a:pt x="5981699" y="19050"/>
-                                </a:lnTo>
-                                <a:lnTo>
-                                  <a:pt x="0" y="19050"/>
-                                </a:lnTo>
-                                <a:lnTo>
-                                  <a:pt x="0" y="0"/>
-                                </a:lnTo>
-                              </a:path>
-                            </a:pathLst>
-                          </a:custGeom>
-                          <a:ln w="0" cap="flat">
-                            <a:miter lim="127000"/>
-                          </a:ln>
-                        </wps:spPr>
-                        <wps:style>
-                          <a:lnRef idx="0">
-                            <a:srgbClr val="000000">
-                              <a:alpha val="0"/>
-                            </a:srgbClr>
-                          </a:lnRef>
-                          <a:fillRef idx="1">
-                            <a:srgbClr val="000000"/>
-                          </a:fillRef>
-                          <a:effectRef idx="0">
-                            <a:scrgbClr r="0" g="0" b="0"/>
-                          </a:effectRef>
-                          <a:fontRef idx="none"/>
-                        </wps:style>
-                        <wps:bodyPr/>
-                      </wps:wsp>
-                      <wps:wsp>
-                        <wps:cNvPr id="1231" name="Shape 1231"/>
-                        <wps:cNvSpPr/>
-                        <wps:spPr>
-                          <a:xfrm>
-                            <a:off x="19050" y="318326"/>
-                            <a:ext cx="38100" cy="38100"/>
-                          </a:xfrm>
-                          <a:custGeom>
-                            <a:avLst/>
-                            <a:gdLst/>
-                            <a:ahLst/>
-                            <a:cxnLst/>
-                            <a:rect l="0" t="0" r="0" b="0"/>
-                            <a:pathLst>
-                              <a:path w="38100" h="38100">
-                                <a:moveTo>
-                                  <a:pt x="19048" y="0"/>
-                                </a:moveTo>
-                                <a:lnTo>
-                                  <a:pt x="19052" y="0"/>
-                                </a:lnTo>
-                                <a:lnTo>
-                                  <a:pt x="26340" y="1450"/>
-                                </a:lnTo>
-                                <a:cubicBezTo>
-                                  <a:pt x="28674" y="2417"/>
-                                  <a:pt x="30734" y="3793"/>
-                                  <a:pt x="32520" y="5579"/>
-                                </a:cubicBezTo>
-                                <a:cubicBezTo>
-                                  <a:pt x="34307" y="7365"/>
-                                  <a:pt x="35683" y="9426"/>
-                                  <a:pt x="36650" y="11759"/>
-                                </a:cubicBezTo>
-                                <a:cubicBezTo>
-                                  <a:pt x="37617" y="14093"/>
-                                  <a:pt x="38100" y="16523"/>
-                                  <a:pt x="38100" y="19050"/>
-                                </a:cubicBezTo>
-                                <a:cubicBezTo>
-                                  <a:pt x="38100" y="21576"/>
-                                  <a:pt x="37617" y="24006"/>
-                                  <a:pt x="36650" y="26340"/>
-                                </a:cubicBezTo>
-                                <a:cubicBezTo>
-                                  <a:pt x="35683" y="28673"/>
-                                  <a:pt x="34307" y="30734"/>
-                                  <a:pt x="32520" y="32520"/>
-                                </a:cubicBezTo>
-                                <a:cubicBezTo>
-                                  <a:pt x="30734" y="34306"/>
-                                  <a:pt x="28674" y="35683"/>
-                                  <a:pt x="26340" y="36650"/>
-                                </a:cubicBezTo>
-                                <a:cubicBezTo>
-                                  <a:pt x="24006" y="37616"/>
-                                  <a:pt x="21576" y="38100"/>
-                                  <a:pt x="19050" y="38100"/>
-                                </a:cubicBezTo>
-                                <a:cubicBezTo>
-                                  <a:pt x="16524" y="38100"/>
-                                  <a:pt x="14094" y="37616"/>
-                                  <a:pt x="11760" y="36650"/>
-                                </a:cubicBezTo>
-                                <a:cubicBezTo>
-                                  <a:pt x="9426" y="35683"/>
-                                  <a:pt x="7366" y="34306"/>
-                                  <a:pt x="5580" y="32520"/>
-                                </a:cubicBezTo>
-                                <a:cubicBezTo>
-                                  <a:pt x="3793" y="30734"/>
-                                  <a:pt x="2417" y="28673"/>
-                                  <a:pt x="1450" y="26340"/>
-                                </a:cubicBezTo>
-                                <a:lnTo>
-                                  <a:pt x="0" y="19050"/>
-                                </a:lnTo>
-                                <a:lnTo>
-                                  <a:pt x="0" y="19049"/>
-                                </a:lnTo>
-                                <a:lnTo>
-                                  <a:pt x="1450" y="11759"/>
-                                </a:lnTo>
-                                <a:cubicBezTo>
-                                  <a:pt x="2417" y="9426"/>
-                                  <a:pt x="3793" y="7365"/>
-                                  <a:pt x="5580" y="5579"/>
-                                </a:cubicBezTo>
-                                <a:cubicBezTo>
-                                  <a:pt x="7366" y="3793"/>
-                                  <a:pt x="9426" y="2417"/>
-                                  <a:pt x="11760" y="1450"/>
-                                </a:cubicBezTo>
-                                <a:lnTo>
-                                  <a:pt x="19048" y="0"/>
-                                </a:lnTo>
-                                <a:close/>
-                              </a:path>
-                            </a:pathLst>
-                          </a:custGeom>
-                          <a:ln w="0" cap="flat">
-                            <a:miter lim="127000"/>
-                          </a:ln>
-                        </wps:spPr>
-                        <wps:style>
-                          <a:lnRef idx="0">
-                            <a:srgbClr val="000000">
-                              <a:alpha val="0"/>
-                            </a:srgbClr>
-                          </a:lnRef>
-                          <a:fillRef idx="1">
-                            <a:srgbClr val="000000"/>
-                          </a:fillRef>
-                          <a:effectRef idx="0">
-                            <a:scrgbClr r="0" g="0" b="0"/>
-                          </a:effectRef>
-                          <a:fontRef idx="none"/>
-                        </wps:style>
-                        <wps:bodyPr/>
-                      </wps:wsp>
-                    </wpg:wgp>
-                  </a:graphicData>
-                </a:graphic>
-              </wp:anchor>
-            </w:drawing>
-          </mc:Choice>
-          <mc:Fallback xmlns:a="http://schemas.openxmlformats.org/drawingml/2006/main">
-            <w:pict>
-              <v:group id="Group 4453" style="width:471pt;height:28.065pt;position:absolute;z-index:-2147483515;mso-position-horizontal-relative:text;mso-position-horizontal:absolute;margin-left:-0.105469pt;mso-position-vertical-relative:text;margin-top:-18.5875pt;" coordsize="59816,3564">
-                <v:shape id="Shape 5041" style="position:absolute;width:59816;height:190;left:0;top:0;" coordsize="5981699,19050" path="m0,0l5981699,0l5981699,19050l0,19050l0,0">
-                  <v:stroke weight="0pt" endcap="flat" joinstyle="miter" miterlimit="10" on="false" color="#000000" opacity="0"/>
-                  <v:fill on="true" color="#000000"/>
-                </v:shape>
-                <v:shape id="Shape 1231" style="position:absolute;width:381;height:381;left:190;top:3183;" coordsize="38100,38100" path="m19048,0l19052,0l26340,1450c28674,2417,30734,3793,32520,5579c34307,7365,35683,9426,36650,11759c37617,14093,38100,16523,38100,19050c38100,21576,37617,24006,36650,26340c35683,28673,34307,30734,32520,32520c30734,34306,28674,35683,26340,36650c24006,37616,21576,38100,19050,38100c16524,38100,14094,37616,11760,36650c9426,35683,7366,34306,5580,32520c3793,30734,2417,28673,1450,26340l0,19050l0,19049l1450,11759c2417,9426,3793,7365,5580,5579c7366,3793,9426,2417,11760,1450l19048,0x">
-                  <v:stroke weight="0pt" endcap="flat" joinstyle="miter" miterlimit="10" on="false" color="#000000" opacity="0"/>
-                  <v:fill on="true" color="#000000"/>
-                </v:shape>
-              </v:group>
-            </w:pict>
-          </mc:Fallback>
-        </mc:AlternateContent>
-      </w:r>
-      <w:r>
-        <w:rPr>
-          <w:b/>
-        </w:rPr>
-        <w:t>Objectives</w:t>
-      </w:r>
-      <w:r>
-        <w:rPr>
-          <w:color w:val="FFFFFF"/>
-          <w:sz w:val="2"/>
-        </w:rPr>
-        <w:t>•</w:t>
-      </w:r>
-      <w:r>
-        <w:t xml:space="preserve">: To engineer a comprehensive library web application featuring </w:t>
-      </w:r>
-      <w:r>
-        <w:rPr>
-          <w:b/>
-        </w:rPr>
-        <w:t>state-driven components</w:t>
-      </w:r>
-      <w:r>
-        <w:t xml:space="preserve"> and </w:t>
-      </w:r>
-      <w:r>
-        <w:rPr>
-          <w:b/>
-        </w:rPr>
-        <w:t>dynamic data rendering</w:t>
-      </w:r>
-      <w:r>
-        <w:t xml:space="preserve"> for managing books, workstations, and staff availability. The project aimed to provide a secure user experience through custom </w:t>
-      </w:r>
-      <w:r>
-        <w:rPr>
-          <w:b/>
-        </w:rPr>
-        <w:t>authentication (signup/login)</w:t>
-      </w:r>
-      <w:r>
-        <w:t xml:space="preserve"> and interactive UI elements like carousel integration.</w:t>
+          <w:b/>
+        </w:rPr>
+        <w:t>The Archive</w:t>
       </w:r>
     </w:p>
     <w:p>
       <w:pPr>
+        <w:keepLines/>
+        <w:snapToGrid w:val="0"/>
+        <w:spacing w:before="0" w:line="360" w:lineRule="auto"/>
+      </w:pPr>
+      <w:r>
+        <w:rPr>
+          <w:b/>
+        </w:rPr>
+        <w:t>Objectives</w:t>
+      </w:r>
+      <w:r>
+        <w:rPr>
+          <w:color w:val="FFFFFF"/>
+          <w:sz w:val="2"/>
+        </w:rPr>
+        <w:t>•</w:t>
+      </w:r>
+      <w:r>
+        <w:t xml:space="preserve">: To engineer a comprehensive library web application featuring </w:t>
+      </w:r>
+      <w:r>
+        <w:rPr>
+          <w:b/>
+        </w:rPr>
+        <w:t>state-driven components</w:t>
+      </w:r>
+      <w:r>
+        <w:t xml:space="preserve"> and </w:t>
+      </w:r>
+      <w:r>
+        <w:rPr>
+          <w:b/>
+        </w:rPr>
+        <w:t>dynamic data rendering</w:t>
+      </w:r>
+      <w:r>
+        <w:t xml:space="preserve"> for managing books, workstations, and staff availability. The project aimed to provide a secure user experience through custom </w:t>
+      </w:r>
+      <w:r>
+        <w:rPr>
+          <w:b/>
+        </w:rPr>
+        <w:t>authentication (signup/login)</w:t>
+      </w:r>
+      <w:r>
+        <w:t xml:space="preserve"> and interactive UI elements like carousel integration.</w:t>
+      </w:r>
+    </w:p>
+    <w:p>
+      <w:pPr>
+        <w:keepLines/>
         <w:tabs>
           <w:tab w:val="center" w:pos="422"/>
           <w:tab w:val="center" w:pos="4399"/>
         </w:tabs>
-        <w:spacing w:after="98" w:line="259" w:lineRule="auto"/>
-        <w:ind w:left="0" w:firstLine="0"/>
+        <w:snapToGrid w:val="0"/>
+        <w:spacing w:before="0" w:line="360" w:lineRule="auto"/>
       </w:pPr>
       <w:r>
         <w:rPr>
@@ -6358,8 +3813,9 @@
     </w:p>
     <w:p>
       <w:pPr>
-        <w:spacing w:after="0" w:line="259" w:lineRule="auto"/>
-        <w:ind w:left="23" w:hanging="10"/>
+        <w:keepLines/>
+        <w:snapToGrid w:val="0"/>
+        <w:spacing w:before="0" w:line="360" w:lineRule="auto"/>
       </w:pPr>
       <w:r>
         <w:rPr>
@@ -6642,16 +4098,16 @@
               </wp:anchor>
             </w:drawing>
           </mc:Choice>
-          <mc:Fallback xmlns:a="http://schemas.openxmlformats.org/drawingml/2006/main">
+          <mc:Fallback>
             <w:pict>
-              <v:group id="Group 4460" style="width:2.99999pt;height:33.75pt;position:absolute;z-index:-2147483434;mso-position-horizontal-relative:text;mso-position-horizontal:absolute;margin-left:1.39454pt;mso-position-vertical-relative:text;margin-top:-12.2667pt;" coordsize="381,4286">
-                <v:shape id="Shape 1232" style="position:absolute;width:381;height:381;left:0;top:0;" coordsize="38100,38100" path="m19048,0l19052,0l26340,1450c28674,2417,30734,3793,32520,5579c34307,7365,35683,9426,36650,11759c37617,14093,38100,16523,38100,19050c38100,21576,37617,24006,36650,26340c35683,28673,34307,30734,32520,32520c30734,34306,28674,35683,26340,36650c24006,37616,21576,38100,19050,38100c16524,38100,14094,37616,11760,36650c9426,35683,7366,34306,5580,32520c3793,30734,2417,28673,1450,26340l0,19050l0,19049l1450,11759c2417,9426,3793,7365,5580,5579c7366,3793,9426,2417,11760,1450l19048,0x">
-                  <v:stroke weight="0pt" endcap="flat" joinstyle="miter" miterlimit="10" on="false" color="#000000" opacity="0"/>
-                  <v:fill on="true" color="#000000"/>
+              <v:group w14:anchorId="79D997C1" id="Group 4460" o:spid="_x0000_s1026" style="position:absolute;margin-left:1.4pt;margin-top:-12.25pt;width:3pt;height:33.75pt;z-index:-251651072" coordsize="38100,428625" o:gfxdata="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">
+                <v:shape id="Shape 1232" o:spid="_x0000_s1027" style="position:absolute;width:38100;height:38100;visibility:visible;mso-wrap-style:square;v-text-anchor:top" coordsize="38100,38100" o:gfxdata="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" path="m19048,r4,l26340,1450v2334,967,4394,2343,6180,4129c34307,7365,35683,9426,36650,11759v967,2334,1450,4764,1450,7291c38100,21576,37617,24006,36650,26340v-967,2333,-2343,4394,-4130,6180c30734,34306,28674,35683,26340,36650v-2334,966,-4764,1450,-7290,1450c16524,38100,14094,37616,11760,36650,9426,35683,7366,34306,5580,32520,3793,30734,2417,28673,1450,26340l,19050r,-1l1450,11759c2417,9426,3793,7365,5580,5579,7366,3793,9426,2417,11760,1450l19048,xe" fillcolor="black" stroked="f" strokeweight="0">
+                  <v:stroke miterlimit="83231f" joinstyle="miter"/>
+                  <v:path arrowok="t" textboxrect="0,0,38100,38100"/>
                 </v:shape>
-                <v:shape id="Shape 1233" style="position:absolute;width:381;height:381;left:0;top:3905;" coordsize="38100,38100" path="m19048,0l19052,0l26340,1450c28674,2417,30734,3793,32520,5579c34307,7365,35683,9426,36650,11759c37617,14093,38100,16523,38100,19050c38100,21576,37617,24006,36650,26340c35683,28673,34307,30734,32520,32520c30734,34306,28674,35683,26340,36650c24006,37616,21576,38100,19050,38100c16524,38100,14094,37616,11760,36650c9426,35683,7366,34306,5580,32520c3793,30734,2417,28673,1450,26340l0,19050l0,19049l1450,11759c2417,9426,3793,7365,5580,5579c7366,3793,9426,2417,11760,1450l19048,0x">
-                  <v:stroke weight="0pt" endcap="flat" joinstyle="miter" miterlimit="10" on="false" color="#000000" opacity="0"/>
-                  <v:fill on="true" color="#000000"/>
+                <v:shape id="Shape 1233" o:spid="_x0000_s1028" style="position:absolute;top:390525;width:38100;height:38100;visibility:visible;mso-wrap-style:square;v-text-anchor:top" coordsize="38100,38100" o:gfxdata="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" path="m19048,r4,l26340,1450v2334,967,4394,2343,6180,4129c34307,7365,35683,9426,36650,11759v967,2334,1450,4764,1450,7291c38100,21576,37617,24006,36650,26340v-967,2333,-2343,4394,-4130,6180c30734,34306,28674,35683,26340,36650v-2334,966,-4764,1450,-7290,1450c16524,38100,14094,37616,11760,36650,9426,35683,7366,34306,5580,32520,3793,30734,2417,28673,1450,26340l,19050r,-1l1450,11759c2417,9426,3793,7365,5580,5579,7366,3793,9426,2417,11760,1450l19048,xe" fillcolor="black" stroked="f" strokeweight="0">
+                  <v:stroke miterlimit="83231f" joinstyle="miter"/>
+                  <v:path arrowok="t" textboxrect="0,0,38100,38100"/>
                 </v:shape>
               </v:group>
             </w:pict>
@@ -6667,7 +4123,9 @@
     </w:p>
     <w:p>
       <w:pPr>
-        <w:ind w:left="197"/>
+        <w:keepLines/>
+        <w:snapToGrid w:val="0"/>
+        <w:spacing w:before="0" w:line="360" w:lineRule="auto"/>
       </w:pPr>
       <w:r>
         <w:rPr>
@@ -6706,8 +4164,9 @@
     </w:p>
     <w:p>
       <w:pPr>
-        <w:spacing w:after="105" w:line="259" w:lineRule="auto"/>
-        <w:ind w:left="174" w:hanging="161"/>
+        <w:keepLines/>
+        <w:snapToGrid w:val="0"/>
+        <w:spacing w:before="0" w:line="360" w:lineRule="auto"/>
       </w:pPr>
       <w:r>
         <w:rPr>
@@ -6861,13 +4320,14 @@
               </wp:inline>
             </w:drawing>
           </mc:Choice>
-          <mc:Fallback xmlns:a="http://schemas.openxmlformats.org/drawingml/2006/main">
+          <mc:Fallback>
             <w:pict>
-              <v:group id="Group 4461" style="width:2.99999pt;height:2.99997pt;mso-position-horizontal-relative:char;mso-position-vertical-relative:line" coordsize="381,381">
-                <v:shape id="Shape 1234" style="position:absolute;width:381;height:381;left:0;top:0;" coordsize="38100,38100" path="m19048,0l19052,0l26340,1450c28674,2417,30734,3793,32520,5579c34307,7365,35683,9426,36650,11759c37617,14093,38100,16523,38100,19050c38100,21576,37617,24006,36650,26340c35683,28673,34307,30734,32520,32520c30734,34306,28674,35683,26340,36650c24006,37616,21576,38100,19050,38100c16524,38100,14094,37616,11760,36650c9426,35683,7366,34306,5580,32520c3793,30734,2417,28673,1450,26340l0,19050l0,19049l1450,11759c2417,9426,3793,7365,5580,5579c7366,3793,9426,2417,11760,1450l19048,0x">
-                  <v:stroke weight="0pt" endcap="flat" joinstyle="miter" miterlimit="10" on="false" color="#000000" opacity="0"/>
-                  <v:fill on="true" color="#000000"/>
+              <v:group w14:anchorId="48536191" id="Group 4461" o:spid="_x0000_s1026" style="width:3pt;height:3pt;mso-position-horizontal-relative:char;mso-position-vertical-relative:line" coordsize="38100,38100" o:gfxdata="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">
+                <v:shape id="Shape 1234" o:spid="_x0000_s1027" style="position:absolute;width:38100;height:38100;visibility:visible;mso-wrap-style:square;v-text-anchor:top" coordsize="38100,38100" o:gfxdata="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" path="m19048,r4,l26340,1450v2334,967,4394,2343,6180,4129c34307,7365,35683,9426,36650,11759v967,2334,1450,4764,1450,7291c38100,21576,37617,24006,36650,26340v-967,2333,-2343,4394,-4130,6180c30734,34306,28674,35683,26340,36650v-2334,966,-4764,1450,-7290,1450c16524,38100,14094,37616,11760,36650,9426,35683,7366,34306,5580,32520,3793,30734,2417,28673,1450,26340l,19050r,-1l1450,11759c2417,9426,3793,7365,5580,5579,7366,3793,9426,2417,11760,1450l19048,xe" fillcolor="black" stroked="f" strokeweight="0">
+                  <v:stroke miterlimit="83231f" joinstyle="miter"/>
+                  <v:path arrowok="t" textboxrect="0,0,38100,38100"/>
                 </v:shape>
+                <w10:anchorlock/>
               </v:group>
             </w:pict>
           </mc:Fallback>
@@ -6961,8 +4421,9 @@
     </w:p>
     <w:p>
       <w:pPr>
-        <w:spacing w:after="0" w:line="259" w:lineRule="auto"/>
-        <w:ind w:left="23" w:hanging="10"/>
+        <w:keepLines/>
+        <w:snapToGrid w:val="0"/>
+        <w:spacing w:before="0" w:line="360" w:lineRule="auto"/>
       </w:pPr>
       <w:proofErr w:type="spellStart"/>
       <w:r>
@@ -6975,7 +4436,9 @@
     </w:p>
     <w:p>
       <w:pPr>
-        <w:ind w:left="174" w:hanging="161"/>
+        <w:keepLines/>
+        <w:snapToGrid w:val="0"/>
+        <w:spacing w:before="0" w:line="360" w:lineRule="auto"/>
       </w:pPr>
       <w:r>
         <w:rPr>
@@ -7129,13 +4592,14 @@
               </wp:inline>
             </w:drawing>
           </mc:Choice>
-          <mc:Fallback xmlns:a="http://schemas.openxmlformats.org/drawingml/2006/main">
+          <mc:Fallback>
             <w:pict>
-              <v:group id="Group 4462" style="width:2.99999pt;height:2.99994pt;mso-position-horizontal-relative:char;mso-position-vertical-relative:line" coordsize="381,380">
-                <v:shape id="Shape 1235" style="position:absolute;width:381;height:380;left:0;top:0;" coordsize="38100,38099" path="m19046,0l19054,0l26340,1450c28674,2416,30734,3793,32520,5579c34307,7365,35683,9425,36650,11759c37617,14093,38100,16523,38100,19049c38100,21575,37617,24006,36650,26339c35683,28673,34307,30733,32520,32520c30734,34306,28674,35682,26340,36649c24006,37616,21576,38099,19050,38099c16524,38099,14094,37616,11760,36649c9426,35682,7366,34306,5580,32520c3793,30733,2417,28673,1450,26339l0,19050l0,19048l1450,11759c2417,9425,3793,7365,5580,5579c7366,3793,9426,2416,11760,1450l19046,0x">
-                  <v:stroke weight="0pt" endcap="flat" joinstyle="miter" miterlimit="10" on="false" color="#000000" opacity="0"/>
-                  <v:fill on="true" color="#000000"/>
+              <v:group w14:anchorId="34D9370F" id="Group 4462" o:spid="_x0000_s1026" style="width:3pt;height:3pt;mso-position-horizontal-relative:char;mso-position-vertical-relative:line" coordsize="38100,38099" o:gfxdata="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">
+                <v:shape id="Shape 1235" o:spid="_x0000_s1027" style="position:absolute;width:38100;height:38099;visibility:visible;mso-wrap-style:square;v-text-anchor:top" coordsize="38100,38099" o:gfxdata="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" path="m19046,r8,l26340,1450v2334,966,4394,2343,6180,4129c34307,7365,35683,9425,36650,11759v967,2334,1450,4764,1450,7290c38100,21575,37617,24006,36650,26339v-967,2334,-2343,4394,-4130,6181c30734,34306,28674,35682,26340,36649v-2334,967,-4764,1450,-7290,1450c16524,38099,14094,37616,11760,36649,9426,35682,7366,34306,5580,32520,3793,30733,2417,28673,1450,26339l,19050r,-2l1450,11759c2417,9425,3793,7365,5580,5579,7366,3793,9426,2416,11760,1450l19046,xe" fillcolor="black" stroked="f" strokeweight="0">
+                  <v:stroke miterlimit="83231f" joinstyle="miter"/>
+                  <v:path arrowok="t" textboxrect="0,0,38100,38099"/>
                 </v:shape>
+                <w10:anchorlock/>
               </v:group>
             </w:pict>
           </mc:Fallback>
@@ -7169,12 +4633,13 @@
     </w:p>
     <w:p>
       <w:pPr>
+        <w:keepLines/>
         <w:tabs>
           <w:tab w:val="center" w:pos="422"/>
           <w:tab w:val="center" w:pos="4865"/>
         </w:tabs>
-        <w:spacing w:after="98" w:line="259" w:lineRule="auto"/>
-        <w:ind w:left="0" w:firstLine="0"/>
+        <w:snapToGrid w:val="0"/>
+        <w:spacing w:before="0" w:line="360" w:lineRule="auto"/>
       </w:pPr>
       <w:r>
         <w:rPr>
@@ -7270,8 +4735,9 @@
     </w:p>
     <w:p>
       <w:pPr>
-        <w:spacing w:after="0" w:line="259" w:lineRule="auto"/>
-        <w:ind w:left="23" w:hanging="10"/>
+        <w:keepLines/>
+        <w:snapToGrid w:val="0"/>
+        <w:spacing w:before="0" w:line="360" w:lineRule="auto"/>
       </w:pPr>
       <w:r>
         <w:rPr>
@@ -7554,16 +5020,16 @@
               </wp:anchor>
             </w:drawing>
           </mc:Choice>
-          <mc:Fallback xmlns:a="http://schemas.openxmlformats.org/drawingml/2006/main">
+          <mc:Fallback>
             <w:pict>
-              <v:group id="Group 4463" style="width:2.99999pt;height:33.7499pt;position:absolute;z-index:-2147483430;mso-position-horizontal-relative:text;mso-position-horizontal:absolute;margin-left:1.39454pt;mso-position-vertical-relative:text;margin-top:-12.2667pt;" coordsize="381,4286">
-                <v:shape id="Shape 1236" style="position:absolute;width:381;height:380;left:0;top:0;" coordsize="38100,38099" path="m19046,0l19054,0l26340,1450c28674,2416,30734,3793,32520,5579c34307,7365,35683,9425,36650,11759c37617,14093,38100,16523,38100,19049c38100,21575,37617,24006,36650,26339c35683,28673,34307,30733,32520,32520c30734,34306,28674,35682,26340,36649c24006,37616,21576,38099,19050,38099c16524,38099,14094,37616,11760,36649c9426,35682,7366,34306,5580,32520c3793,30733,2417,28673,1450,26339l0,19050l0,19048l1450,11759c2417,9425,3793,7365,5580,5579c7366,3793,9426,2416,11760,1450l19046,0x">
-                  <v:stroke weight="0pt" endcap="flat" joinstyle="miter" miterlimit="10" on="false" color="#000000" opacity="0"/>
-                  <v:fill on="true" color="#000000"/>
+              <v:group w14:anchorId="6EFFA6A5" id="Group 4463" o:spid="_x0000_s1026" style="position:absolute;margin-left:1.4pt;margin-top:-12.25pt;width:3pt;height:33.75pt;z-index:-251650048" coordsize="38100,428624" o:gfxdata="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">
+                <v:shape id="Shape 1236" o:spid="_x0000_s1027" style="position:absolute;width:38100;height:38099;visibility:visible;mso-wrap-style:square;v-text-anchor:top" coordsize="38100,38099" o:gfxdata="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" path="m19046,r8,l26340,1450v2334,966,4394,2343,6180,4129c34307,7365,35683,9425,36650,11759v967,2334,1450,4764,1450,7290c38100,21575,37617,24006,36650,26339v-967,2334,-2343,4394,-4130,6181c30734,34306,28674,35682,26340,36649v-2334,967,-4764,1450,-7290,1450c16524,38099,14094,37616,11760,36649,9426,35682,7366,34306,5580,32520,3793,30733,2417,28673,1450,26339l,19050r,-2l1450,11759c2417,9425,3793,7365,5580,5579,7366,3793,9426,2416,11760,1450l19046,xe" fillcolor="black" stroked="f" strokeweight="0">
+                  <v:stroke miterlimit="83231f" joinstyle="miter"/>
+                  <v:path arrowok="t" textboxrect="0,0,38100,38099"/>
                 </v:shape>
-                <v:shape id="Shape 1237" style="position:absolute;width:381;height:380;left:0;top:3905;" coordsize="38100,38099" path="m19046,0l19054,0l26340,1450c28674,2416,30734,3793,32520,5579c34307,7365,35683,9425,36650,11759c37617,14093,38100,16523,38100,19049c38100,21575,37617,24006,36650,26339c35683,28673,34307,30733,32520,32520c30734,34306,28674,35682,26340,36649c24006,37616,21576,38099,19050,38099c16524,38099,14094,37616,11760,36649c9426,35682,7366,34306,5580,32520c3793,30733,2417,28673,1450,26339l0,19050l0,19048l1450,11759c2417,9425,3793,7365,5580,5579c7366,3793,9426,2416,11760,1450l19046,0x">
-                  <v:stroke weight="0pt" endcap="flat" joinstyle="miter" miterlimit="10" on="false" color="#000000" opacity="0"/>
-                  <v:fill on="true" color="#000000"/>
+                <v:shape id="Shape 1237" o:spid="_x0000_s1028" style="position:absolute;top:390525;width:38100;height:38099;visibility:visible;mso-wrap-style:square;v-text-anchor:top" coordsize="38100,38099" o:gfxdata="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" path="m19046,r8,l26340,1450v2334,966,4394,2343,6180,4129c34307,7365,35683,9425,36650,11759v967,2334,1450,4764,1450,7290c38100,21575,37617,24006,36650,26339v-967,2334,-2343,4394,-4130,6181c30734,34306,28674,35682,26340,36649v-2334,967,-4764,1450,-7290,1450c16524,38099,14094,37616,11760,36649,9426,35682,7366,34306,5580,32520,3793,30733,2417,28673,1450,26339l,19050r,-2l1450,11759c2417,9425,3793,7365,5580,5579,7366,3793,9426,2416,11760,1450l19046,xe" fillcolor="black" stroked="f" strokeweight="0">
+                  <v:stroke miterlimit="83231f" joinstyle="miter"/>
+                  <v:path arrowok="t" textboxrect="0,0,38100,38099"/>
                 </v:shape>
               </v:group>
             </w:pict>
@@ -7579,7 +5045,9 @@
     </w:p>
     <w:p>
       <w:pPr>
-        <w:ind w:left="197"/>
+        <w:keepLines/>
+        <w:snapToGrid w:val="0"/>
+        <w:spacing w:before="0" w:line="360" w:lineRule="auto"/>
       </w:pPr>
       <w:r>
         <w:rPr>
@@ -7618,12 +5086,13 @@
     </w:p>
     <w:p>
       <w:pPr>
+        <w:keepLines/>
         <w:tabs>
           <w:tab w:val="center" w:pos="422"/>
           <w:tab w:val="center" w:pos="4553"/>
         </w:tabs>
-        <w:spacing w:after="98" w:line="259" w:lineRule="auto"/>
-        <w:ind w:left="0" w:firstLine="0"/>
+        <w:snapToGrid w:val="0"/>
+        <w:spacing w:before="0" w:line="360" w:lineRule="auto"/>
       </w:pPr>
       <w:r>
         <w:rPr>
@@ -7719,8 +5188,9 @@
     </w:p>
     <w:p>
       <w:pPr>
-        <w:spacing w:after="0" w:line="259" w:lineRule="auto"/>
-        <w:ind w:left="23" w:hanging="10"/>
+        <w:keepLines/>
+        <w:snapToGrid w:val="0"/>
+        <w:spacing w:before="0" w:line="360" w:lineRule="auto"/>
       </w:pPr>
       <w:r>
         <w:rPr>
@@ -8003,16 +5473,16 @@
               </wp:anchor>
             </w:drawing>
           </mc:Choice>
-          <mc:Fallback xmlns:a="http://schemas.openxmlformats.org/drawingml/2006/main">
+          <mc:Fallback>
             <w:pict>
-              <v:group id="Group 4464" style="width:2.99999pt;height:33.7499pt;position:absolute;z-index:-2147483428;mso-position-horizontal-relative:text;mso-position-horizontal:absolute;margin-left:1.39454pt;mso-position-vertical-relative:text;margin-top:-12.2667pt;" coordsize="381,4286">
-                <v:shape id="Shape 1238" style="position:absolute;width:381;height:380;left:0;top:0;" coordsize="38100,38099" path="m19046,0l19054,0l26340,1450c28674,2416,30734,3793,32520,5579c34307,7365,35683,9425,36650,11759c37617,14093,38100,16523,38100,19049c38100,21575,37617,24006,36650,26339c35683,28673,34307,30733,32520,32520c30734,34306,28674,35682,26340,36649c24006,37616,21576,38099,19050,38099c16524,38099,14094,37616,11760,36649c9426,35682,7366,34306,5580,32520c3793,30733,2417,28673,1450,26339l0,19050l0,19048l1450,11759c2417,9425,3793,7365,5580,5579c7366,3793,9426,2416,11760,1450l19046,0x">
-                  <v:stroke weight="0pt" endcap="flat" joinstyle="miter" miterlimit="10" on="false" color="#000000" opacity="0"/>
-                  <v:fill on="true" color="#000000"/>
+              <v:group w14:anchorId="395CAFC9" id="Group 4464" o:spid="_x0000_s1026" style="position:absolute;margin-left:1.4pt;margin-top:-12.25pt;width:3pt;height:33.75pt;z-index:-251649024" coordsize="38100,428624" o:gfxdata="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">
+                <v:shape id="Shape 1238" o:spid="_x0000_s1027" style="position:absolute;width:38100;height:38099;visibility:visible;mso-wrap-style:square;v-text-anchor:top" coordsize="38100,38099" o:gfxdata="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" path="m19046,r8,l26340,1450v2334,966,4394,2343,6180,4129c34307,7365,35683,9425,36650,11759v967,2334,1450,4764,1450,7290c38100,21575,37617,24006,36650,26339v-967,2334,-2343,4394,-4130,6181c30734,34306,28674,35682,26340,36649v-2334,967,-4764,1450,-7290,1450c16524,38099,14094,37616,11760,36649,9426,35682,7366,34306,5580,32520,3793,30733,2417,28673,1450,26339l,19050r,-2l1450,11759c2417,9425,3793,7365,5580,5579,7366,3793,9426,2416,11760,1450l19046,xe" fillcolor="black" stroked="f" strokeweight="0">
+                  <v:stroke miterlimit="83231f" joinstyle="miter"/>
+                  <v:path arrowok="t" textboxrect="0,0,38100,38099"/>
                 </v:shape>
-                <v:shape id="Shape 1239" style="position:absolute;width:381;height:380;left:0;top:3905;" coordsize="38100,38099" path="m19046,0l19054,0l26340,1450c28674,2416,30734,3793,32520,5579c34307,7365,35683,9425,36650,11759c37617,14093,38100,16523,38100,19049c38100,21575,37617,24006,36650,26339c35683,28673,34307,30733,32520,32520c30734,34306,28674,35682,26340,36649c24006,37616,21576,38099,19050,38099c16524,38099,14094,37616,11760,36649c9426,35682,7366,34306,5580,32520c3793,30733,2417,28673,1450,26339l0,19050l0,19048l1450,11759c2417,9425,3793,7365,5580,5579c7366,3793,9426,2416,11760,1450l19046,0x">
-                  <v:stroke weight="0pt" endcap="flat" joinstyle="miter" miterlimit="10" on="false" color="#000000" opacity="0"/>
-                  <v:fill on="true" color="#000000"/>
+                <v:shape id="Shape 1239" o:spid="_x0000_s1028" style="position:absolute;top:390525;width:38100;height:38099;visibility:visible;mso-wrap-style:square;v-text-anchor:top" coordsize="38100,38099" o:gfxdata="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" path="m19046,r8,l26340,1450v2334,966,4394,2343,6180,4129c34307,7365,35683,9425,36650,11759v967,2334,1450,4764,1450,7290c38100,21575,37617,24006,36650,26339v-967,2334,-2343,4394,-4130,6181c30734,34306,28674,35682,26340,36649v-2334,967,-4764,1450,-7290,1450c16524,38099,14094,37616,11760,36649,9426,35682,7366,34306,5580,32520,3793,30733,2417,28673,1450,26339l,19050r,-2l1450,11759c2417,9425,3793,7365,5580,5579,7366,3793,9426,2416,11760,1450l19046,xe" fillcolor="black" stroked="f" strokeweight="0">
+                  <v:stroke miterlimit="83231f" joinstyle="miter"/>
+                  <v:path arrowok="t" textboxrect="0,0,38100,38099"/>
                 </v:shape>
               </v:group>
             </w:pict>
@@ -8036,9 +5506,9 @@
     </w:p>
     <w:p>
       <w:pPr>
-        <w:spacing w:after="270"/>
-        <w:ind w:left="13" w:right="-2" w:firstLine="161"/>
-        <w:jc w:val="both"/>
+        <w:keepLines/>
+        <w:snapToGrid w:val="0"/>
+        <w:spacing w:before="0" w:line="360" w:lineRule="auto"/>
       </w:pPr>
       <w:r>
         <w:rPr>
@@ -8064,9 +5534,9 @@
     </w:p>
     <w:p>
       <w:pPr>
-        <w:spacing w:after="270"/>
-        <w:ind w:left="13" w:right="-2" w:firstLine="161"/>
-        <w:jc w:val="both"/>
+        <w:keepLines/>
+        <w:snapToGrid w:val="0"/>
+        <w:spacing w:before="0" w:line="360" w:lineRule="auto"/>
       </w:pPr>
       <w:r>
         <w:rPr>
@@ -8220,13 +5690,14 @@
               </wp:inline>
             </w:drawing>
           </mc:Choice>
-          <mc:Fallback xmlns:a="http://schemas.openxmlformats.org/drawingml/2006/main">
+          <mc:Fallback>
             <w:pict>
-              <v:group id="Group 4465" style="width:2.99999pt;height:2.99994pt;mso-position-horizontal-relative:char;mso-position-vertical-relative:line" coordsize="381,380">
-                <v:shape id="Shape 1240" style="position:absolute;width:381;height:380;left:0;top:0;" coordsize="38100,38099" path="m19046,0l19054,0l26340,1450c28674,2416,30734,3793,32520,5579c34307,7365,35683,9425,36650,11759c37617,14093,38100,16523,38100,19049c38100,21575,37617,24006,36650,26339c35683,28673,34307,30733,32520,32520c30734,34306,28674,35682,26340,36649c24006,37616,21576,38099,19050,38099c16524,38099,14094,37616,11760,36649c9426,35682,7366,34306,5580,32520c3793,30733,2417,28673,1450,26339l0,19050l0,19048l1450,11759c2417,9425,3793,7365,5580,5579c7366,3793,9426,2416,11760,1450l19046,0x">
-                  <v:stroke weight="0pt" endcap="flat" joinstyle="miter" miterlimit="10" on="false" color="#000000" opacity="0"/>
-                  <v:fill on="true" color="#000000"/>
+              <v:group w14:anchorId="5CF5F8BA" id="Group 4465" o:spid="_x0000_s1026" style="width:3pt;height:3pt;mso-position-horizontal-relative:char;mso-position-vertical-relative:line" coordsize="38100,38099" o:gfxdata="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">
+                <v:shape id="Shape 1240" o:spid="_x0000_s1027" style="position:absolute;width:38100;height:38099;visibility:visible;mso-wrap-style:square;v-text-anchor:top" coordsize="38100,38099" o:gfxdata="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" path="m19046,r8,l26340,1450v2334,966,4394,2343,6180,4129c34307,7365,35683,9425,36650,11759v967,2334,1450,4764,1450,7290c38100,21575,37617,24006,36650,26339v-967,2334,-2343,4394,-4130,6181c30734,34306,28674,35682,26340,36649v-2334,967,-4764,1450,-7290,1450c16524,38099,14094,37616,11760,36649,9426,35682,7366,34306,5580,32520,3793,30733,2417,28673,1450,26339l,19050r,-2l1450,11759c2417,9425,3793,7365,5580,5579,7366,3793,9426,2416,11760,1450l19046,xe" fillcolor="black" stroked="f" strokeweight="0">
+                  <v:stroke miterlimit="83231f" joinstyle="miter"/>
+                  <v:path arrowok="t" textboxrect="0,0,38100,38099"/>
                 </v:shape>
+                <w10:anchorlock/>
               </v:group>
             </w:pict>
           </mc:Fallback>
@@ -8311,163 +5782,100 @@
     <w:p>
       <w:pPr>
         <w:pStyle w:val="Heading1"/>
-        <w:ind w:left="-5"/>
+        <w:snapToGrid w:val="0"/>
+        <w:spacing w:after="60" w:line="240" w:lineRule="auto"/>
+        <w:ind w:left="0" w:firstLine="0"/>
       </w:pPr>
       <w:r>
-        <w:lastRenderedPageBreak/>
         <w:t>EDUCATION</w:t>
       </w:r>
     </w:p>
     <w:p>
       <w:pPr>
-        <w:spacing w:after="102" w:line="259" w:lineRule="auto"/>
-        <w:ind w:left="-2" w:right="-7" w:firstLine="0"/>
+        <w:keepLines/>
+        <w:adjustRightInd w:val="0"/>
+        <w:snapToGrid w:val="0"/>
+        <w:spacing w:before="0" w:line="360" w:lineRule="auto"/>
       </w:pPr>
       <w:r>
         <w:rPr>
-          <w:noProof/>
-          <w:sz w:val="22"/>
-        </w:rPr>
-        <mc:AlternateContent>
-          <mc:Choice Requires="wpg">
-            <w:drawing>
-              <wp:inline distT="0" distB="0" distL="0" distR="0">
-                <wp:extent cx="5981699" cy="19050"/>
-                <wp:effectExtent l="0" t="0" r="0" b="0"/>
-                <wp:docPr id="4454" name="Group 4454"/>
-                <wp:cNvGraphicFramePr/>
-                <a:graphic xmlns:a="http://schemas.openxmlformats.org/drawingml/2006/main">
-                  <a:graphicData uri="http://schemas.microsoft.com/office/word/2010/wordprocessingGroup">
-                    <wpg:wgp>
-                      <wpg:cNvGrpSpPr/>
-                      <wpg:grpSpPr>
-                        <a:xfrm>
-                          <a:off x="0" y="0"/>
-                          <a:ext cx="5981699" cy="19050"/>
-                          <a:chOff x="0" y="0"/>
-                          <a:chExt cx="5981699" cy="19050"/>
-                        </a:xfrm>
-                      </wpg:grpSpPr>
-                      <wps:wsp>
-                        <wps:cNvPr id="5042" name="Shape 5042"/>
-                        <wps:cNvSpPr/>
-                        <wps:spPr>
-                          <a:xfrm>
-                            <a:off x="0" y="0"/>
-                            <a:ext cx="5981699" cy="19050"/>
-                          </a:xfrm>
-                          <a:custGeom>
-                            <a:avLst/>
-                            <a:gdLst/>
-                            <a:ahLst/>
-                            <a:cxnLst/>
-                            <a:rect l="0" t="0" r="0" b="0"/>
-                            <a:pathLst>
-                              <a:path w="5981699" h="19050">
-                                <a:moveTo>
-                                  <a:pt x="0" y="0"/>
-                                </a:moveTo>
-                                <a:lnTo>
-                                  <a:pt x="5981699" y="0"/>
-                                </a:lnTo>
-                                <a:lnTo>
-                                  <a:pt x="5981699" y="19050"/>
-                                </a:lnTo>
-                                <a:lnTo>
-                                  <a:pt x="0" y="19050"/>
-                                </a:lnTo>
-                                <a:lnTo>
-                                  <a:pt x="0" y="0"/>
-                                </a:lnTo>
-                              </a:path>
-                            </a:pathLst>
-                          </a:custGeom>
-                          <a:ln w="0" cap="flat">
-                            <a:miter lim="127000"/>
-                          </a:ln>
-                        </wps:spPr>
-                        <wps:style>
-                          <a:lnRef idx="0">
-                            <a:srgbClr val="000000">
-                              <a:alpha val="0"/>
-                            </a:srgbClr>
-                          </a:lnRef>
-                          <a:fillRef idx="1">
-                            <a:srgbClr val="000000"/>
-                          </a:fillRef>
-                          <a:effectRef idx="0">
-                            <a:scrgbClr r="0" g="0" b="0"/>
-                          </a:effectRef>
-                          <a:fontRef idx="none"/>
-                        </wps:style>
-                        <wps:bodyPr/>
-                      </wps:wsp>
-                    </wpg:wgp>
-                  </a:graphicData>
-                </a:graphic>
-              </wp:inline>
-            </w:drawing>
-          </mc:Choice>
-          <mc:Fallback xmlns:a="http://schemas.openxmlformats.org/drawingml/2006/main">
-            <w:pict>
-              <v:group id="Group 4454" style="width:471pt;height:1.5pt;mso-position-horizontal-relative:char;mso-position-vertical-relative:line" coordsize="59816,190">
-                <v:shape id="Shape 5043" style="position:absolute;width:59816;height:190;left:0;top:0;" coordsize="5981699,19050" path="m0,0l5981699,0l5981699,19050l0,19050l0,0">
-                  <v:stroke weight="0pt" endcap="flat" joinstyle="miter" miterlimit="10" on="false" color="#000000" opacity="0"/>
-                  <v:fill on="true" color="#000000"/>
-                </v:shape>
-              </v:group>
-            </w:pict>
-          </mc:Fallback>
-        </mc:AlternateContent>
+          <w:b/>
+        </w:rPr>
+        <w:t>Bachelor of Science</w:t>
+      </w:r>
+      <w:r>
+        <w:rPr>
+          <w:b/>
+        </w:rPr>
+        <w:t xml:space="preserve"> </w:t>
+      </w:r>
+      <w:proofErr w:type="spellStart"/>
+      <w:r>
+        <w:t>Ilishan</w:t>
+      </w:r>
+      <w:proofErr w:type="spellEnd"/>
+      <w:r>
+        <w:t xml:space="preserve">-Remo, </w:t>
+      </w:r>
+      <w:r>
+        <w:rPr>
+          <w:i/>
+        </w:rPr>
+        <w:t>Babcock University</w:t>
+      </w:r>
+      <w:r>
+        <w:rPr>
+          <w:i/>
+        </w:rPr>
+        <w:t xml:space="preserve"> </w:t>
+      </w:r>
+      <w:r>
+        <w:t>Ogun</w:t>
+      </w:r>
+      <w:r>
+        <w:rPr>
+          <w:i/>
+        </w:rPr>
+        <w:t xml:space="preserve"> </w:t>
+      </w:r>
+      <w:r>
+        <w:t>State, Nigeria.</w:t>
       </w:r>
     </w:p>
     <w:p>
       <w:pPr>
-        <w:ind w:left="21"/>
+        <w:keepLines/>
+        <w:adjustRightInd w:val="0"/>
+        <w:snapToGrid w:val="0"/>
+        <w:spacing w:before="0" w:line="360" w:lineRule="auto"/>
       </w:pPr>
       <w:r>
-        <w:rPr>
-          <w:b/>
-        </w:rPr>
-        <w:t>Bachelor of Science</w:t>
-      </w:r>
-      <w:r>
-        <w:rPr>
-          <w:b/>
-        </w:rPr>
-        <w:t xml:space="preserve"> </w:t>
-      </w:r>
-      <w:proofErr w:type="spellStart"/>
-      <w:r>
-        <w:t>Ilishan</w:t>
-      </w:r>
-      <w:proofErr w:type="spellEnd"/>
-      <w:r>
-        <w:t xml:space="preserve">-Remo, </w:t>
-      </w:r>
-      <w:r>
-        <w:rPr>
-          <w:i/>
-        </w:rPr>
-        <w:t>Babcock University</w:t>
-      </w:r>
-      <w:r>
-        <w:rPr>
-          <w:i/>
-        </w:rPr>
-        <w:t xml:space="preserve"> </w:t>
-      </w:r>
-      <w:r>
-        <w:t>Ogun</w:t>
-      </w:r>
-      <w:r>
-        <w:rPr>
-          <w:i/>
-        </w:rPr>
-        <w:t xml:space="preserve"> </w:t>
-      </w:r>
-      <w:r>
-        <w:t>State, Nigeria.</w:t>
+        <w:t>Major: Computer Science</w:t>
+      </w:r>
+    </w:p>
+    <w:p>
+      <w:pPr>
+        <w:pStyle w:val="Heading1"/>
+        <w:snapToGrid w:val="0"/>
+        <w:spacing w:after="60" w:line="240" w:lineRule="auto"/>
+        <w:ind w:left="0" w:firstLine="0"/>
+      </w:pPr>
+      <w:r>
+        <w:t>PUBLICATIONS</w:t>
+      </w:r>
+    </w:p>
+    <w:p>
+      <w:pPr>
+        <w:keepLines/>
+        <w:adjustRightInd w:val="0"/>
+        <w:snapToGrid w:val="0"/>
+        <w:spacing w:before="0" w:line="360" w:lineRule="auto"/>
+      </w:pPr>
+      <w:r>
+        <w:rPr>
+          <w:b/>
+        </w:rPr>
+        <w:t>International Journal of Scientific Research and Engineering Development.</w:t>
       </w:r>
     </w:p>
     <w:p>
@@ -8475,142 +5883,6 @@
         <w:spacing w:after="30"/>
         <w:ind w:left="21"/>
       </w:pPr>
-      <w:r>
-        <w:t>Major: Computer Science</w:t>
-      </w:r>
-    </w:p>
-    <w:p>
-      <w:pPr>
-        <w:pStyle w:val="Heading1"/>
-        <w:ind w:left="-5"/>
-      </w:pPr>
-      <w:r>
-        <w:t>PUBLICATIONS</w:t>
-      </w:r>
-    </w:p>
-    <w:p>
-      <w:pPr>
-        <w:spacing w:after="102" w:line="259" w:lineRule="auto"/>
-        <w:ind w:left="-2" w:right="-7" w:firstLine="0"/>
-      </w:pPr>
-      <w:r>
-        <w:rPr>
-          <w:noProof/>
-          <w:sz w:val="22"/>
-        </w:rPr>
-        <mc:AlternateContent>
-          <mc:Choice Requires="wpg">
-            <w:drawing>
-              <wp:inline distT="0" distB="0" distL="0" distR="0">
-                <wp:extent cx="5981699" cy="19050"/>
-                <wp:effectExtent l="0" t="0" r="0" b="0"/>
-                <wp:docPr id="4165" name="Group 4165"/>
-                <wp:cNvGraphicFramePr/>
-                <a:graphic xmlns:a="http://schemas.openxmlformats.org/drawingml/2006/main">
-                  <a:graphicData uri="http://schemas.microsoft.com/office/word/2010/wordprocessingGroup">
-                    <wpg:wgp>
-                      <wpg:cNvGrpSpPr/>
-                      <wpg:grpSpPr>
-                        <a:xfrm>
-                          <a:off x="0" y="0"/>
-                          <a:ext cx="5981699" cy="19050"/>
-                          <a:chOff x="0" y="0"/>
-                          <a:chExt cx="5981699" cy="19050"/>
-                        </a:xfrm>
-                      </wpg:grpSpPr>
-                      <wps:wsp>
-                        <wps:cNvPr id="5044" name="Shape 5044"/>
-                        <wps:cNvSpPr/>
-                        <wps:spPr>
-                          <a:xfrm>
-                            <a:off x="0" y="0"/>
-                            <a:ext cx="5981699" cy="19050"/>
-                          </a:xfrm>
-                          <a:custGeom>
-                            <a:avLst/>
-                            <a:gdLst/>
-                            <a:ahLst/>
-                            <a:cxnLst/>
-                            <a:rect l="0" t="0" r="0" b="0"/>
-                            <a:pathLst>
-                              <a:path w="5981699" h="19050">
-                                <a:moveTo>
-                                  <a:pt x="0" y="0"/>
-                                </a:moveTo>
-                                <a:lnTo>
-                                  <a:pt x="5981699" y="0"/>
-                                </a:lnTo>
-                                <a:lnTo>
-                                  <a:pt x="5981699" y="19050"/>
-                                </a:lnTo>
-                                <a:lnTo>
-                                  <a:pt x="0" y="19050"/>
-                                </a:lnTo>
-                                <a:lnTo>
-                                  <a:pt x="0" y="0"/>
-                                </a:lnTo>
-                              </a:path>
-                            </a:pathLst>
-                          </a:custGeom>
-                          <a:ln w="0" cap="flat">
-                            <a:miter lim="127000"/>
-                          </a:ln>
-                        </wps:spPr>
-                        <wps:style>
-                          <a:lnRef idx="0">
-                            <a:srgbClr val="000000">
-                              <a:alpha val="0"/>
-                            </a:srgbClr>
-                          </a:lnRef>
-                          <a:fillRef idx="1">
-                            <a:srgbClr val="000000"/>
-                          </a:fillRef>
-                          <a:effectRef idx="0">
-                            <a:scrgbClr r="0" g="0" b="0"/>
-                          </a:effectRef>
-                          <a:fontRef idx="none"/>
-                        </wps:style>
-                        <wps:bodyPr/>
-                      </wps:wsp>
-                    </wpg:wgp>
-                  </a:graphicData>
-                </a:graphic>
-              </wp:inline>
-            </w:drawing>
-          </mc:Choice>
-          <mc:Fallback xmlns:a="http://schemas.openxmlformats.org/drawingml/2006/main">
-            <w:pict>
-              <v:group id="Group 4165" style="width:471pt;height:1.5pt;mso-position-horizontal-relative:char;mso-position-vertical-relative:line" coordsize="59816,190">
-                <v:shape id="Shape 5045" style="position:absolute;width:59816;height:190;left:0;top:0;" coordsize="5981699,19050" path="m0,0l5981699,0l5981699,19050l0,19050l0,0">
-                  <v:stroke weight="0pt" endcap="flat" joinstyle="miter" miterlimit="10" on="false" color="#000000" opacity="0"/>
-                  <v:fill on="true" color="#000000"/>
-                </v:shape>
-              </v:group>
-            </w:pict>
-          </mc:Fallback>
-        </mc:AlternateContent>
-      </w:r>
-    </w:p>
-    <w:p>
-      <w:pPr>
-        <w:spacing w:after="0" w:line="259" w:lineRule="auto"/>
-        <w:ind w:left="23" w:hanging="10"/>
-      </w:pPr>
-      <w:r>
-        <w:rPr>
-          <w:b/>
-        </w:rPr>
-        <w:t>International Journal of Scientific Research and Engineering Development.</w:t>
-      </w:r>
-    </w:p>
-    <w:p>
-      <w:pPr>
-        <w:spacing w:after="30"/>
-        <w:ind w:left="21"/>
-      </w:pPr>
-      <w:r>
-        <w:t>Link to view Published Article: Click Here</w:t>
-      </w:r>
     </w:p>
     <w:sectPr>
       <w:pgSz w:w="11899" w:h="16838"/>
@@ -8636,7 +5908,7 @@
     </w:rPrDefault>
     <w:pPrDefault>
       <w:pPr>
-        <w:spacing w:after="160" w:line="278" w:lineRule="auto"/>
+        <w:spacing w:before="120" w:after="60"/>
       </w:pPr>
     </w:pPrDefault>
   </w:docDefaults>
@@ -9021,10 +6293,6 @@
   <w:style w:type="paragraph" w:default="1" w:styleId="Normal">
     <w:name w:val="Normal"/>
     <w:qFormat/>
-    <w:pPr>
-      <w:spacing w:after="3" w:line="225" w:lineRule="auto"/>
-      <w:ind w:left="336" w:hanging="8"/>
-    </w:pPr>
     <w:rPr>
       <w:rFonts w:ascii="Calibri" w:eastAsia="Calibri" w:hAnsi="Calibri" w:cs="Calibri"/>
       <w:color w:val="000000"/>
